--- a/KyNghePhanMem_Nhom.docx
+++ b/KyNghePhanMem_Nhom.docx
@@ -50,6 +50,7 @@
         <w:rPr>
           <w:b/>
           <w:bCs/>
+          <w:noProof/>
         </w:rPr>
         <w:drawing>
           <wp:inline distT="0" distB="0" distL="0" distR="0" wp14:anchorId="67B5F827" wp14:editId="3B4CE213">
@@ -1801,15 +1802,7 @@
       </w:r>
       <w:proofErr w:type="spellEnd"/>
       <w:r>
-        <w:t xml:space="preserve"> … </w:t>
-      </w:r>
-      <w:proofErr w:type="spellStart"/>
-      <w:r>
-        <w:t>năm</w:t>
-      </w:r>
-      <w:proofErr w:type="spellEnd"/>
-      <w:r>
-        <w:t xml:space="preserve"> 2026</w:t>
+        <w:t xml:space="preserve"> … năm 2026</w:t>
       </w:r>
     </w:p>
     <w:p>
@@ -4727,15 +4720,7 @@
       </w:r>
       <w:proofErr w:type="spellEnd"/>
       <w:r>
-        <w:t xml:space="preserve"> </w:t>
-      </w:r>
-      <w:proofErr w:type="spellStart"/>
-      <w:r>
-        <w:t>tài</w:t>
-      </w:r>
-      <w:proofErr w:type="spellEnd"/>
-      <w:r>
-        <w:t xml:space="preserve"> </w:t>
+        <w:t xml:space="preserve"> tài </w:t>
       </w:r>
       <w:proofErr w:type="spellStart"/>
       <w:r>
@@ -15800,7 +15785,7 @@
     <w:p>
       <w:r>
         <w:pict w14:anchorId="4AFDEB20">
-          <v:rect id="_x0000_i1049" style="width:468pt;height:1.5pt" o:hralign="center" o:hrstd="t" o:hr="t" fillcolor="#a0a0a0" stroked="f"/>
+          <v:rect id="_x0000_i1025" style="width:468pt;height:1.5pt" o:hralign="center" o:hrstd="t" o:hr="t" fillcolor="#a0a0a0" stroked="f"/>
         </w:pict>
       </w:r>
     </w:p>
@@ -18398,7 +18383,7 @@
     <w:p>
       <w:r>
         <w:pict w14:anchorId="0A32073D">
-          <v:rect id="_x0000_i1050" style="width:468pt;height:1.5pt" o:hralign="center" o:hrstd="t" o:hr="t" fillcolor="#a0a0a0" stroked="f"/>
+          <v:rect id="_x0000_i1026" style="width:468pt;height:1.5pt" o:hralign="center" o:hrstd="t" o:hr="t" fillcolor="#a0a0a0" stroked="f"/>
         </w:pict>
       </w:r>
     </w:p>
@@ -20969,7 +20954,7 @@
     <w:p>
       <w:r>
         <w:pict w14:anchorId="3C4C761E">
-          <v:rect id="_x0000_i1051" style="width:468pt;height:1.5pt" o:hralign="center" o:hrstd="t" o:hr="t" fillcolor="#a0a0a0" stroked="f"/>
+          <v:rect id="_x0000_i1027" style="width:468pt;height:1.5pt" o:hralign="center" o:hrstd="t" o:hr="t" fillcolor="#a0a0a0" stroked="f"/>
         </w:pict>
       </w:r>
     </w:p>
@@ -24001,15 +23986,15 @@
           <w:rFonts w:ascii="Arial" w:hAnsi="Arial" w:cs="Arial"/>
           <w:noProof/>
           <w:color w:val="000000"/>
-          <w:sz w:val="22"/>
-          <w:szCs w:val="22"/>
+          <w:sz w:val="26"/>
+          <w:szCs w:val="26"/>
           <w:bdr w:val="none" w:sz="0" w:space="0" w:color="auto" w:frame="1"/>
         </w:rPr>
         <w:drawing>
-          <wp:inline distT="0" distB="0" distL="0" distR="0" wp14:anchorId="3729D98B" wp14:editId="5E2A069E">
-            <wp:extent cx="5943600" cy="5128260"/>
-            <wp:effectExtent l="0" t="0" r="0" b="0"/>
-            <wp:docPr id="867499466" name="Picture 3"/>
+          <wp:inline distT="0" distB="0" distL="0" distR="0" wp14:anchorId="722A23EA" wp14:editId="54257396">
+            <wp:extent cx="5732780" cy="4309745"/>
+            <wp:effectExtent l="0" t="0" r="1270" b="0"/>
+            <wp:docPr id="614114709" name="Picture 1"/>
             <wp:cNvGraphicFramePr>
               <a:graphicFrameLocks xmlns:a="http://schemas.openxmlformats.org/drawingml/2006/main" noChangeAspect="1"/>
             </wp:cNvGraphicFramePr>
@@ -24017,7 +24002,7 @@
               <a:graphicData uri="http://schemas.openxmlformats.org/drawingml/2006/picture">
                 <pic:pic xmlns:pic="http://schemas.openxmlformats.org/drawingml/2006/picture">
                   <pic:nvPicPr>
-                    <pic:cNvPr id="0" name="Picture 32"/>
+                    <pic:cNvPr id="0" name="Picture 4"/>
                     <pic:cNvPicPr>
                       <a:picLocks noChangeAspect="1" noChangeArrowheads="1"/>
                     </pic:cNvPicPr>
@@ -24038,7 +24023,7 @@
                   <pic:spPr bwMode="auto">
                     <a:xfrm>
                       <a:off x="0" y="0"/>
-                      <a:ext cx="5943600" cy="5128260"/>
+                      <a:ext cx="5732780" cy="4309745"/>
                     </a:xfrm>
                     <a:prstGeom prst="rect">
                       <a:avLst/>
@@ -24056,6 +24041,11 @@
       </w:r>
     </w:p>
     <w:p>
+      <w:pPr>
+        <w:rPr>
+          <w:lang w:val="vi-VN"/>
+        </w:rPr>
+      </w:pPr>
       <w:r>
         <w:t xml:space="preserve"> </w:t>
       </w:r>
@@ -24063,29 +24053,119 @@
     <w:p>
       <w:pPr>
         <w:rPr>
-          <w:b/>
-          <w:bCs/>
+          <w:lang w:val="vi-VN"/>
         </w:rPr>
       </w:pPr>
-      <w:r>
-        <w:rPr>
-          <w:b/>
-          <w:bCs/>
-        </w:rPr>
-        <w:lastRenderedPageBreak/>
-        <w:t xml:space="preserve"> </w:t>
-      </w:r>
-      <w:r>
-        <w:rPr>
-          <w:b/>
-          <w:bCs/>
-        </w:rPr>
-        <w:t>Class Diagram</w:t>
-      </w:r>
     </w:p>
     <w:p>
       <w:pPr>
         <w:rPr>
+          <w:lang w:val="vi-VN"/>
+        </w:rPr>
+      </w:pPr>
+    </w:p>
+    <w:p>
+      <w:pPr>
+        <w:rPr>
+          <w:lang w:val="vi-VN"/>
+        </w:rPr>
+      </w:pPr>
+    </w:p>
+    <w:p>
+      <w:proofErr w:type="spellStart"/>
+      <w:r>
+        <w:rPr>
+          <w:b/>
+          <w:bCs/>
+        </w:rPr>
+        <w:lastRenderedPageBreak/>
+        <w:t>Phân</w:t>
+      </w:r>
+      <w:proofErr w:type="spellEnd"/>
+      <w:r>
+        <w:rPr>
+          <w:b/>
+          <w:bCs/>
+        </w:rPr>
+        <w:t xml:space="preserve"> rã Use Case: </w:t>
+      </w:r>
+      <w:proofErr w:type="spellStart"/>
+      <w:r>
+        <w:rPr>
+          <w:b/>
+          <w:bCs/>
+        </w:rPr>
+        <w:t>Chức</w:t>
+      </w:r>
+      <w:proofErr w:type="spellEnd"/>
+      <w:r>
+        <w:rPr>
+          <w:b/>
+          <w:bCs/>
+        </w:rPr>
+        <w:t xml:space="preserve"> </w:t>
+      </w:r>
+      <w:proofErr w:type="spellStart"/>
+      <w:r>
+        <w:rPr>
+          <w:b/>
+          <w:bCs/>
+        </w:rPr>
+        <w:t>năng</w:t>
+      </w:r>
+      <w:proofErr w:type="spellEnd"/>
+      <w:r>
+        <w:rPr>
+          <w:b/>
+          <w:bCs/>
+        </w:rPr>
+        <w:t xml:space="preserve"> Quản </w:t>
+      </w:r>
+      <w:proofErr w:type="spellStart"/>
+      <w:r>
+        <w:rPr>
+          <w:b/>
+          <w:bCs/>
+        </w:rPr>
+        <w:t>trị</w:t>
+      </w:r>
+      <w:proofErr w:type="spellEnd"/>
+      <w:r>
+        <w:rPr>
+          <w:b/>
+          <w:bCs/>
+        </w:rPr>
+        <w:t xml:space="preserve"> </w:t>
+      </w:r>
+      <w:proofErr w:type="spellStart"/>
+      <w:r>
+        <w:rPr>
+          <w:b/>
+          <w:bCs/>
+        </w:rPr>
+        <w:t>hệ</w:t>
+      </w:r>
+      <w:proofErr w:type="spellEnd"/>
+      <w:r>
+        <w:rPr>
+          <w:b/>
+          <w:bCs/>
+        </w:rPr>
+        <w:t xml:space="preserve"> </w:t>
+      </w:r>
+      <w:proofErr w:type="spellStart"/>
+      <w:r>
+        <w:rPr>
+          <w:b/>
+          <w:bCs/>
+        </w:rPr>
+        <w:t>thống</w:t>
+      </w:r>
+      <w:proofErr w:type="spellEnd"/>
+    </w:p>
+    <w:p>
+      <w:pPr>
+        <w:rPr>
           <w:b/>
           <w:bCs/>
         </w:rPr>
@@ -24094,16 +24174,16 @@
         <w:rPr>
           <w:rFonts w:ascii="Arial" w:hAnsi="Arial" w:cs="Arial"/>
           <w:noProof/>
-          <w:color w:val="000000"/>
-          <w:sz w:val="22"/>
-          <w:szCs w:val="22"/>
+          <w:color w:val="434343"/>
+          <w:sz w:val="28"/>
+          <w:szCs w:val="28"/>
           <w:bdr w:val="none" w:sz="0" w:space="0" w:color="auto" w:frame="1"/>
         </w:rPr>
         <w:drawing>
-          <wp:inline distT="0" distB="0" distL="0" distR="0" wp14:anchorId="1C340B85" wp14:editId="6887ABBE">
-            <wp:extent cx="6520070" cy="4738370"/>
-            <wp:effectExtent l="0" t="0" r="0" b="5080"/>
-            <wp:docPr id="57519557" name="Picture 4"/>
+          <wp:inline distT="0" distB="0" distL="0" distR="0" wp14:anchorId="78132410" wp14:editId="13345A05">
+            <wp:extent cx="5732780" cy="4921885"/>
+            <wp:effectExtent l="0" t="0" r="1270" b="0"/>
+            <wp:docPr id="1198295837" name="Picture 2"/>
             <wp:cNvGraphicFramePr>
               <a:graphicFrameLocks xmlns:a="http://schemas.openxmlformats.org/drawingml/2006/main" noChangeAspect="1"/>
             </wp:cNvGraphicFramePr>
@@ -24111,7 +24191,7 @@
               <a:graphicData uri="http://schemas.openxmlformats.org/drawingml/2006/picture">
                 <pic:pic xmlns:pic="http://schemas.openxmlformats.org/drawingml/2006/picture">
                   <pic:nvPicPr>
-                    <pic:cNvPr id="0" name="Picture 34"/>
+                    <pic:cNvPr id="0" name="Picture 6"/>
                     <pic:cNvPicPr>
                       <a:picLocks noChangeAspect="1" noChangeArrowheads="1"/>
                     </pic:cNvPicPr>
@@ -24132,7 +24212,7 @@
                   <pic:spPr bwMode="auto">
                     <a:xfrm>
                       <a:off x="0" y="0"/>
-                      <a:ext cx="6532416" cy="4747342"/>
+                      <a:ext cx="5732780" cy="4921885"/>
                     </a:xfrm>
                     <a:prstGeom prst="rect">
                       <a:avLst/>
@@ -24150,16 +24230,7033 @@
       </w:r>
     </w:p>
     <w:p>
+      <w:pPr>
+        <w:rPr>
+          <w:lang w:val="vi-VN"/>
+        </w:rPr>
+      </w:pPr>
       <w:r>
         <w:t xml:space="preserve"> </w:t>
       </w:r>
     </w:p>
     <w:p>
-      <w:r>
-        <w:t xml:space="preserve"> </w:t>
-      </w:r>
+      <w:pPr>
+        <w:rPr>
+          <w:lang w:val="vi-VN"/>
+        </w:rPr>
+      </w:pPr>
+      <w:proofErr w:type="spellStart"/>
+      <w:r>
+        <w:rPr>
+          <w:b/>
+          <w:bCs/>
+        </w:rPr>
+        <w:lastRenderedPageBreak/>
+        <w:t>Phân</w:t>
+      </w:r>
+      <w:proofErr w:type="spellEnd"/>
+      <w:r>
+        <w:rPr>
+          <w:b/>
+          <w:bCs/>
+        </w:rPr>
+        <w:t xml:space="preserve"> </w:t>
+      </w:r>
+      <w:proofErr w:type="spellStart"/>
+      <w:r>
+        <w:rPr>
+          <w:b/>
+          <w:bCs/>
+        </w:rPr>
+        <w:t>rã</w:t>
+      </w:r>
+      <w:proofErr w:type="spellEnd"/>
+      <w:r>
+        <w:rPr>
+          <w:b/>
+          <w:bCs/>
+        </w:rPr>
+        <w:t xml:space="preserve"> Use Case: </w:t>
+      </w:r>
+      <w:proofErr w:type="spellStart"/>
+      <w:r>
+        <w:rPr>
+          <w:b/>
+          <w:bCs/>
+        </w:rPr>
+        <w:t>Đặt</w:t>
+      </w:r>
+      <w:proofErr w:type="spellEnd"/>
+      <w:r>
+        <w:rPr>
+          <w:b/>
+          <w:bCs/>
+        </w:rPr>
+        <w:t xml:space="preserve"> </w:t>
+      </w:r>
+      <w:proofErr w:type="spellStart"/>
+      <w:r>
+        <w:rPr>
+          <w:b/>
+          <w:bCs/>
+        </w:rPr>
+        <w:t>phòng</w:t>
+      </w:r>
+      <w:proofErr w:type="spellEnd"/>
+      <w:r>
+        <w:rPr>
+          <w:rFonts w:ascii="Arial" w:hAnsi="Arial" w:cs="Arial"/>
+          <w:noProof/>
+          <w:color w:val="000000"/>
+          <w:sz w:val="22"/>
+          <w:szCs w:val="22"/>
+          <w:bdr w:val="none" w:sz="0" w:space="0" w:color="auto" w:frame="1"/>
+        </w:rPr>
+        <w:drawing>
+          <wp:inline distT="0" distB="0" distL="0" distR="0" wp14:anchorId="2841C6BC" wp14:editId="6E13DEAF">
+            <wp:extent cx="5741035" cy="4277995"/>
+            <wp:effectExtent l="0" t="0" r="0" b="8255"/>
+            <wp:docPr id="48191766" name="Picture 3"/>
+            <wp:cNvGraphicFramePr>
+              <a:graphicFrameLocks xmlns:a="http://schemas.openxmlformats.org/drawingml/2006/main" noChangeAspect="1"/>
+            </wp:cNvGraphicFramePr>
+            <a:graphic xmlns:a="http://schemas.openxmlformats.org/drawingml/2006/main">
+              <a:graphicData uri="http://schemas.openxmlformats.org/drawingml/2006/picture">
+                <pic:pic xmlns:pic="http://schemas.openxmlformats.org/drawingml/2006/picture">
+                  <pic:nvPicPr>
+                    <pic:cNvPr id="0" name="Picture 8"/>
+                    <pic:cNvPicPr>
+                      <a:picLocks noChangeAspect="1" noChangeArrowheads="1"/>
+                    </pic:cNvPicPr>
+                  </pic:nvPicPr>
+                  <pic:blipFill>
+                    <a:blip r:embed="rId8">
+                      <a:extLst>
+                        <a:ext uri="{28A0092B-C50C-407E-A947-70E740481C1C}">
+                          <a14:useLocalDpi xmlns:a14="http://schemas.microsoft.com/office/drawing/2010/main" val="0"/>
+                        </a:ext>
+                      </a:extLst>
+                    </a:blip>
+                    <a:srcRect/>
+                    <a:stretch>
+                      <a:fillRect/>
+                    </a:stretch>
+                  </pic:blipFill>
+                  <pic:spPr bwMode="auto">
+                    <a:xfrm>
+                      <a:off x="0" y="0"/>
+                      <a:ext cx="5741035" cy="4277995"/>
+                    </a:xfrm>
+                    <a:prstGeom prst="rect">
+                      <a:avLst/>
+                    </a:prstGeom>
+                    <a:noFill/>
+                    <a:ln>
+                      <a:noFill/>
+                    </a:ln>
+                  </pic:spPr>
+                </pic:pic>
+              </a:graphicData>
+            </a:graphic>
+          </wp:inline>
+        </w:drawing>
+      </w:r>
+    </w:p>
+    <w:p>
+      <w:r>
+        <w:t xml:space="preserve"> </w:t>
+      </w:r>
+    </w:p>
+    <w:p>
+      <w:pPr>
+        <w:rPr>
+          <w:b/>
+          <w:bCs/>
+          <w:lang w:val="vi-VN"/>
+        </w:rPr>
+      </w:pPr>
+    </w:p>
+    <w:p>
+      <w:pPr>
+        <w:rPr>
+          <w:b/>
+          <w:bCs/>
+          <w:lang w:val="vi-VN"/>
+        </w:rPr>
+      </w:pPr>
+    </w:p>
+    <w:p>
+      <w:pPr>
+        <w:rPr>
+          <w:b/>
+          <w:bCs/>
+          <w:lang w:val="vi-VN"/>
+        </w:rPr>
+      </w:pPr>
+    </w:p>
+    <w:p>
+      <w:pPr>
+        <w:rPr>
+          <w:b/>
+          <w:bCs/>
+          <w:lang w:val="vi-VN"/>
+        </w:rPr>
+      </w:pPr>
+    </w:p>
+    <w:p>
+      <w:pPr>
+        <w:rPr>
+          <w:b/>
+          <w:bCs/>
+          <w:lang w:val="vi-VN"/>
+        </w:rPr>
+      </w:pPr>
+    </w:p>
+    <w:p>
+      <w:pPr>
+        <w:rPr>
+          <w:b/>
+          <w:bCs/>
+          <w:lang w:val="vi-VN"/>
+        </w:rPr>
+      </w:pPr>
+    </w:p>
+    <w:p>
+      <w:pPr>
+        <w:rPr>
+          <w:b/>
+          <w:bCs/>
+          <w:lang w:val="vi-VN"/>
+        </w:rPr>
+      </w:pPr>
+    </w:p>
+    <w:p>
+      <w:pPr>
+        <w:rPr>
+          <w:b/>
+          <w:bCs/>
+          <w:lang w:val="vi-VN"/>
+        </w:rPr>
+      </w:pPr>
+    </w:p>
+    <w:p>
+      <w:pPr>
+        <w:rPr>
+          <w:b/>
+          <w:bCs/>
+          <w:lang w:val="vi-VN"/>
+        </w:rPr>
+      </w:pPr>
+    </w:p>
+    <w:p>
+      <w:pPr>
+        <w:rPr>
+          <w:b/>
+          <w:bCs/>
+          <w:lang w:val="vi-VN"/>
+        </w:rPr>
+      </w:pPr>
+    </w:p>
+    <w:p>
+      <w:pPr>
+        <w:rPr>
+          <w:b/>
+          <w:bCs/>
+          <w:lang w:val="vi-VN"/>
+        </w:rPr>
+      </w:pPr>
+    </w:p>
+    <w:p>
+      <w:pPr>
+        <w:rPr>
+          <w:b/>
+          <w:bCs/>
+        </w:rPr>
+      </w:pPr>
+      <w:proofErr w:type="spellStart"/>
+      <w:r>
+        <w:rPr>
+          <w:b/>
+          <w:bCs/>
+        </w:rPr>
+        <w:t>Phân</w:t>
+      </w:r>
+      <w:proofErr w:type="spellEnd"/>
+      <w:r>
+        <w:rPr>
+          <w:b/>
+          <w:bCs/>
+        </w:rPr>
+        <w:t xml:space="preserve"> rã Use Case: </w:t>
+      </w:r>
+      <w:proofErr w:type="spellStart"/>
+      <w:r>
+        <w:rPr>
+          <w:b/>
+          <w:bCs/>
+        </w:rPr>
+        <w:t>Trả</w:t>
+      </w:r>
+      <w:proofErr w:type="spellEnd"/>
+      <w:r>
+        <w:rPr>
+          <w:b/>
+          <w:bCs/>
+        </w:rPr>
+        <w:t xml:space="preserve"> </w:t>
+      </w:r>
+      <w:proofErr w:type="spellStart"/>
+      <w:r>
+        <w:rPr>
+          <w:b/>
+          <w:bCs/>
+        </w:rPr>
+        <w:t>phòng</w:t>
+      </w:r>
+      <w:proofErr w:type="spellEnd"/>
+    </w:p>
+    <w:p>
+      <w:pPr>
+        <w:rPr>
+          <w:lang w:val="vi-VN"/>
+        </w:rPr>
+      </w:pPr>
+      <w:r>
+        <w:rPr>
+          <w:rFonts w:ascii="Arial" w:hAnsi="Arial" w:cs="Arial"/>
+          <w:noProof/>
+          <w:color w:val="000000"/>
+          <w:sz w:val="22"/>
+          <w:szCs w:val="22"/>
+          <w:bdr w:val="none" w:sz="0" w:space="0" w:color="auto" w:frame="1"/>
+        </w:rPr>
+        <w:drawing>
+          <wp:inline distT="0" distB="0" distL="0" distR="0" wp14:anchorId="747C237D" wp14:editId="3BF66244">
+            <wp:extent cx="5741035" cy="5041265"/>
+            <wp:effectExtent l="0" t="0" r="0" b="6985"/>
+            <wp:docPr id="554212950" name="Picture 4"/>
+            <wp:cNvGraphicFramePr>
+              <a:graphicFrameLocks xmlns:a="http://schemas.openxmlformats.org/drawingml/2006/main" noChangeAspect="1"/>
+            </wp:cNvGraphicFramePr>
+            <a:graphic xmlns:a="http://schemas.openxmlformats.org/drawingml/2006/main">
+              <a:graphicData uri="http://schemas.openxmlformats.org/drawingml/2006/picture">
+                <pic:pic xmlns:pic="http://schemas.openxmlformats.org/drawingml/2006/picture">
+                  <pic:nvPicPr>
+                    <pic:cNvPr id="0" name="Picture 10"/>
+                    <pic:cNvPicPr>
+                      <a:picLocks noChangeAspect="1" noChangeArrowheads="1"/>
+                    </pic:cNvPicPr>
+                  </pic:nvPicPr>
+                  <pic:blipFill>
+                    <a:blip r:embed="rId9">
+                      <a:extLst>
+                        <a:ext uri="{28A0092B-C50C-407E-A947-70E740481C1C}">
+                          <a14:useLocalDpi xmlns:a14="http://schemas.microsoft.com/office/drawing/2010/main" val="0"/>
+                        </a:ext>
+                      </a:extLst>
+                    </a:blip>
+                    <a:srcRect/>
+                    <a:stretch>
+                      <a:fillRect/>
+                    </a:stretch>
+                  </pic:blipFill>
+                  <pic:spPr bwMode="auto">
+                    <a:xfrm>
+                      <a:off x="0" y="0"/>
+                      <a:ext cx="5741035" cy="5041265"/>
+                    </a:xfrm>
+                    <a:prstGeom prst="rect">
+                      <a:avLst/>
+                    </a:prstGeom>
+                    <a:noFill/>
+                    <a:ln>
+                      <a:noFill/>
+                    </a:ln>
+                  </pic:spPr>
+                </pic:pic>
+              </a:graphicData>
+            </a:graphic>
+          </wp:inline>
+        </w:drawing>
+      </w:r>
+    </w:p>
+    <w:p>
+      <w:pPr>
+        <w:rPr>
+          <w:b/>
+          <w:bCs/>
+        </w:rPr>
+      </w:pPr>
+      <w:proofErr w:type="spellStart"/>
+      <w:r>
+        <w:rPr>
+          <w:b/>
+          <w:bCs/>
+        </w:rPr>
+        <w:t>Phân</w:t>
+      </w:r>
+      <w:proofErr w:type="spellEnd"/>
+      <w:r>
+        <w:rPr>
+          <w:b/>
+          <w:bCs/>
+        </w:rPr>
+        <w:t xml:space="preserve"> </w:t>
+      </w:r>
+      <w:proofErr w:type="spellStart"/>
+      <w:r>
+        <w:rPr>
+          <w:b/>
+          <w:bCs/>
+        </w:rPr>
+        <w:t>rã</w:t>
+      </w:r>
+      <w:proofErr w:type="spellEnd"/>
+      <w:r>
+        <w:rPr>
+          <w:b/>
+          <w:bCs/>
+        </w:rPr>
+        <w:t xml:space="preserve"> Use Case: </w:t>
+      </w:r>
+      <w:proofErr w:type="spellStart"/>
+      <w:r>
+        <w:rPr>
+          <w:b/>
+          <w:bCs/>
+        </w:rPr>
+        <w:t>Chốt</w:t>
+      </w:r>
+      <w:proofErr w:type="spellEnd"/>
+      <w:r>
+        <w:rPr>
+          <w:b/>
+          <w:bCs/>
+        </w:rPr>
+        <w:t xml:space="preserve"> ca </w:t>
+      </w:r>
+      <w:proofErr w:type="spellStart"/>
+      <w:r>
+        <w:rPr>
+          <w:b/>
+          <w:bCs/>
+        </w:rPr>
+        <w:t>và</w:t>
+      </w:r>
+      <w:proofErr w:type="spellEnd"/>
+      <w:r>
+        <w:rPr>
+          <w:b/>
+          <w:bCs/>
+        </w:rPr>
+        <w:t xml:space="preserve"> </w:t>
+      </w:r>
+      <w:proofErr w:type="spellStart"/>
+      <w:r>
+        <w:rPr>
+          <w:b/>
+          <w:bCs/>
+        </w:rPr>
+        <w:t>đối</w:t>
+      </w:r>
+      <w:proofErr w:type="spellEnd"/>
+      <w:r>
+        <w:rPr>
+          <w:b/>
+          <w:bCs/>
+        </w:rPr>
+        <w:t xml:space="preserve"> </w:t>
+      </w:r>
+      <w:proofErr w:type="spellStart"/>
+      <w:r>
+        <w:rPr>
+          <w:b/>
+          <w:bCs/>
+        </w:rPr>
+        <w:t>soát</w:t>
+      </w:r>
+      <w:proofErr w:type="spellEnd"/>
+      <w:r>
+        <w:rPr>
+          <w:b/>
+          <w:bCs/>
+        </w:rPr>
+        <w:t xml:space="preserve"> </w:t>
+      </w:r>
+      <w:proofErr w:type="spellStart"/>
+      <w:r>
+        <w:rPr>
+          <w:b/>
+          <w:bCs/>
+        </w:rPr>
+        <w:t>phòng</w:t>
+      </w:r>
+      <w:proofErr w:type="spellEnd"/>
+    </w:p>
+    <w:p>
+      <w:pPr>
+        <w:rPr>
+          <w:lang w:val="vi-VN"/>
+        </w:rPr>
+      </w:pPr>
+      <w:r>
+        <w:rPr>
+          <w:rFonts w:ascii="Arial" w:hAnsi="Arial" w:cs="Arial"/>
+          <w:noProof/>
+          <w:color w:val="000000"/>
+          <w:sz w:val="22"/>
+          <w:szCs w:val="22"/>
+          <w:bdr w:val="none" w:sz="0" w:space="0" w:color="auto" w:frame="1"/>
+        </w:rPr>
+        <w:lastRenderedPageBreak/>
+        <w:drawing>
+          <wp:inline distT="0" distB="0" distL="0" distR="0" wp14:anchorId="677359CA" wp14:editId="61118D47">
+            <wp:extent cx="5732780" cy="4906010"/>
+            <wp:effectExtent l="0" t="0" r="1270" b="8890"/>
+            <wp:docPr id="2051267686" name="Picture 5"/>
+            <wp:cNvGraphicFramePr>
+              <a:graphicFrameLocks xmlns:a="http://schemas.openxmlformats.org/drawingml/2006/main" noChangeAspect="1"/>
+            </wp:cNvGraphicFramePr>
+            <a:graphic xmlns:a="http://schemas.openxmlformats.org/drawingml/2006/main">
+              <a:graphicData uri="http://schemas.openxmlformats.org/drawingml/2006/picture">
+                <pic:pic xmlns:pic="http://schemas.openxmlformats.org/drawingml/2006/picture">
+                  <pic:nvPicPr>
+                    <pic:cNvPr id="0" name="Picture 12"/>
+                    <pic:cNvPicPr>
+                      <a:picLocks noChangeAspect="1" noChangeArrowheads="1"/>
+                    </pic:cNvPicPr>
+                  </pic:nvPicPr>
+                  <pic:blipFill>
+                    <a:blip r:embed="rId10">
+                      <a:extLst>
+                        <a:ext uri="{28A0092B-C50C-407E-A947-70E740481C1C}">
+                          <a14:useLocalDpi xmlns:a14="http://schemas.microsoft.com/office/drawing/2010/main" val="0"/>
+                        </a:ext>
+                      </a:extLst>
+                    </a:blip>
+                    <a:srcRect/>
+                    <a:stretch>
+                      <a:fillRect/>
+                    </a:stretch>
+                  </pic:blipFill>
+                  <pic:spPr bwMode="auto">
+                    <a:xfrm>
+                      <a:off x="0" y="0"/>
+                      <a:ext cx="5732780" cy="4906010"/>
+                    </a:xfrm>
+                    <a:prstGeom prst="rect">
+                      <a:avLst/>
+                    </a:prstGeom>
+                    <a:noFill/>
+                    <a:ln>
+                      <a:noFill/>
+                    </a:ln>
+                  </pic:spPr>
+                </pic:pic>
+              </a:graphicData>
+            </a:graphic>
+          </wp:inline>
+        </w:drawing>
+      </w:r>
+    </w:p>
+    <w:p>
+      <w:pPr>
+        <w:rPr>
+          <w:b/>
+          <w:bCs/>
+          <w:lang w:val="vi-VN"/>
+        </w:rPr>
+      </w:pPr>
+      <w:r>
+        <w:rPr>
+          <w:b/>
+          <w:bCs/>
+        </w:rPr>
+        <w:t>Class diagram</w:t>
+      </w:r>
+    </w:p>
+    <w:p>
+      <w:pPr>
+        <w:rPr>
+          <w:lang w:val="vi-VN"/>
+        </w:rPr>
+      </w:pPr>
+      <w:r>
+        <w:rPr>
+          <w:rFonts w:ascii="Arial" w:hAnsi="Arial" w:cs="Arial"/>
+          <w:noProof/>
+          <w:color w:val="000000"/>
+          <w:sz w:val="22"/>
+          <w:szCs w:val="22"/>
+          <w:bdr w:val="none" w:sz="0" w:space="0" w:color="auto" w:frame="1"/>
+        </w:rPr>
+        <w:lastRenderedPageBreak/>
+        <w:drawing>
+          <wp:inline distT="0" distB="0" distL="0" distR="0" wp14:anchorId="4901B251" wp14:editId="054834F2">
+            <wp:extent cx="5732780" cy="3609975"/>
+            <wp:effectExtent l="0" t="0" r="1270" b="9525"/>
+            <wp:docPr id="1755594461" name="Picture 6"/>
+            <wp:cNvGraphicFramePr>
+              <a:graphicFrameLocks xmlns:a="http://schemas.openxmlformats.org/drawingml/2006/main" noChangeAspect="1"/>
+            </wp:cNvGraphicFramePr>
+            <a:graphic xmlns:a="http://schemas.openxmlformats.org/drawingml/2006/main">
+              <a:graphicData uri="http://schemas.openxmlformats.org/drawingml/2006/picture">
+                <pic:pic xmlns:pic="http://schemas.openxmlformats.org/drawingml/2006/picture">
+                  <pic:nvPicPr>
+                    <pic:cNvPr id="0" name="Picture 14"/>
+                    <pic:cNvPicPr>
+                      <a:picLocks noChangeAspect="1" noChangeArrowheads="1"/>
+                    </pic:cNvPicPr>
+                  </pic:nvPicPr>
+                  <pic:blipFill>
+                    <a:blip r:embed="rId11">
+                      <a:extLst>
+                        <a:ext uri="{28A0092B-C50C-407E-A947-70E740481C1C}">
+                          <a14:useLocalDpi xmlns:a14="http://schemas.microsoft.com/office/drawing/2010/main" val="0"/>
+                        </a:ext>
+                      </a:extLst>
+                    </a:blip>
+                    <a:srcRect/>
+                    <a:stretch>
+                      <a:fillRect/>
+                    </a:stretch>
+                  </pic:blipFill>
+                  <pic:spPr bwMode="auto">
+                    <a:xfrm>
+                      <a:off x="0" y="0"/>
+                      <a:ext cx="5732780" cy="3609975"/>
+                    </a:xfrm>
+                    <a:prstGeom prst="rect">
+                      <a:avLst/>
+                    </a:prstGeom>
+                    <a:noFill/>
+                    <a:ln>
+                      <a:noFill/>
+                    </a:ln>
+                  </pic:spPr>
+                </pic:pic>
+              </a:graphicData>
+            </a:graphic>
+          </wp:inline>
+        </w:drawing>
+      </w:r>
+    </w:p>
+    <w:p>
+      <w:pPr>
+        <w:rPr>
+          <w:b/>
+          <w:bCs/>
+        </w:rPr>
+      </w:pPr>
+      <w:proofErr w:type="spellStart"/>
+      <w:r>
+        <w:rPr>
+          <w:b/>
+          <w:bCs/>
+        </w:rPr>
+        <w:t>Mô</w:t>
+      </w:r>
+      <w:proofErr w:type="spellEnd"/>
+      <w:r>
+        <w:rPr>
+          <w:b/>
+          <w:bCs/>
+        </w:rPr>
+        <w:t xml:space="preserve"> </w:t>
+      </w:r>
+      <w:proofErr w:type="spellStart"/>
+      <w:r>
+        <w:rPr>
+          <w:b/>
+          <w:bCs/>
+        </w:rPr>
+        <w:t>tả</w:t>
+      </w:r>
+      <w:proofErr w:type="spellEnd"/>
+      <w:r>
+        <w:rPr>
+          <w:b/>
+          <w:bCs/>
+        </w:rPr>
+        <w:t xml:space="preserve"> Use Case</w:t>
+      </w:r>
+    </w:p>
+    <w:p>
+      <w:pPr>
+        <w:rPr>
+          <w:b/>
+          <w:bCs/>
+        </w:rPr>
+      </w:pPr>
+      <w:r>
+        <w:rPr>
+          <w:b/>
+          <w:bCs/>
+        </w:rPr>
+        <w:t xml:space="preserve">Use Case: </w:t>
+      </w:r>
+      <w:proofErr w:type="spellStart"/>
+      <w:r>
+        <w:rPr>
+          <w:b/>
+          <w:bCs/>
+        </w:rPr>
+        <w:t>Đặt</w:t>
+      </w:r>
+      <w:proofErr w:type="spellEnd"/>
+      <w:r>
+        <w:rPr>
+          <w:b/>
+          <w:bCs/>
+        </w:rPr>
+        <w:t xml:space="preserve"> </w:t>
+      </w:r>
+      <w:proofErr w:type="spellStart"/>
+      <w:r>
+        <w:rPr>
+          <w:b/>
+          <w:bCs/>
+        </w:rPr>
+        <w:t>phòng</w:t>
+      </w:r>
+      <w:proofErr w:type="spellEnd"/>
     </w:p>
     <w:p/>
+    <w:tbl>
+      <w:tblPr>
+        <w:tblW w:w="0" w:type="auto"/>
+        <w:tblCellMar>
+          <w:top w:w="15" w:type="dxa"/>
+          <w:left w:w="15" w:type="dxa"/>
+          <w:bottom w:w="15" w:type="dxa"/>
+          <w:right w:w="15" w:type="dxa"/>
+        </w:tblCellMar>
+        <w:tblLook w:val="04A0" w:firstRow="1" w:lastRow="0" w:firstColumn="1" w:lastColumn="0" w:noHBand="0" w:noVBand="1"/>
+      </w:tblPr>
+      <w:tblGrid>
+        <w:gridCol w:w="1071"/>
+        <w:gridCol w:w="8269"/>
+      </w:tblGrid>
+      <w:tr>
+        <w:trPr>
+          <w:trHeight w:val="1470"/>
+        </w:trPr>
+        <w:tc>
+          <w:tcPr>
+            <w:tcW w:w="0" w:type="auto"/>
+            <w:tcBorders>
+              <w:top w:val="single" w:sz="8" w:space="0" w:color="000000"/>
+              <w:left w:val="single" w:sz="8" w:space="0" w:color="000000"/>
+              <w:bottom w:val="single" w:sz="8" w:space="0" w:color="000000"/>
+              <w:right w:val="single" w:sz="8" w:space="0" w:color="000000"/>
+            </w:tcBorders>
+            <w:tcMar>
+              <w:top w:w="100" w:type="dxa"/>
+              <w:left w:w="100" w:type="dxa"/>
+              <w:bottom w:w="100" w:type="dxa"/>
+              <w:right w:w="100" w:type="dxa"/>
+            </w:tcMar>
+            <w:hideMark/>
+          </w:tcPr>
+          <w:p>
+            <w:proofErr w:type="spellStart"/>
+            <w:r>
+              <w:rPr>
+                <w:b/>
+                <w:bCs/>
+              </w:rPr>
+              <w:t>Mô</w:t>
+            </w:r>
+            <w:proofErr w:type="spellEnd"/>
+            <w:r>
+              <w:rPr>
+                <w:b/>
+                <w:bCs/>
+              </w:rPr>
+              <w:t xml:space="preserve"> </w:t>
+            </w:r>
+            <w:proofErr w:type="spellStart"/>
+            <w:r>
+              <w:rPr>
+                <w:b/>
+                <w:bCs/>
+              </w:rPr>
+              <w:t>tả</w:t>
+            </w:r>
+            <w:proofErr w:type="spellEnd"/>
+          </w:p>
+        </w:tc>
+        <w:tc>
+          <w:tcPr>
+            <w:tcW w:w="0" w:type="auto"/>
+            <w:tcBorders>
+              <w:top w:val="single" w:sz="8" w:space="0" w:color="000000"/>
+              <w:left w:val="single" w:sz="8" w:space="0" w:color="000000"/>
+              <w:bottom w:val="single" w:sz="8" w:space="0" w:color="000000"/>
+              <w:right w:val="single" w:sz="8" w:space="0" w:color="000000"/>
+            </w:tcBorders>
+            <w:tcMar>
+              <w:top w:w="100" w:type="dxa"/>
+              <w:left w:w="100" w:type="dxa"/>
+              <w:bottom w:w="100" w:type="dxa"/>
+              <w:right w:w="100" w:type="dxa"/>
+            </w:tcMar>
+            <w:hideMark/>
+          </w:tcPr>
+          <w:p>
+            <w:r>
+              <w:t xml:space="preserve">Use case </w:t>
+            </w:r>
+            <w:proofErr w:type="spellStart"/>
+            <w:r>
+              <w:t>này</w:t>
+            </w:r>
+            <w:proofErr w:type="spellEnd"/>
+            <w:r>
+              <w:t xml:space="preserve"> </w:t>
+            </w:r>
+            <w:proofErr w:type="spellStart"/>
+            <w:r>
+              <w:t>cho</w:t>
+            </w:r>
+            <w:proofErr w:type="spellEnd"/>
+            <w:r>
+              <w:t xml:space="preserve"> </w:t>
+            </w:r>
+            <w:proofErr w:type="spellStart"/>
+            <w:r>
+              <w:t>phép</w:t>
+            </w:r>
+            <w:proofErr w:type="spellEnd"/>
+            <w:r>
+              <w:t xml:space="preserve"> </w:t>
+            </w:r>
+            <w:proofErr w:type="spellStart"/>
+            <w:r>
+              <w:t>tác</w:t>
+            </w:r>
+            <w:proofErr w:type="spellEnd"/>
+            <w:r>
+              <w:t xml:space="preserve"> </w:t>
+            </w:r>
+            <w:proofErr w:type="spellStart"/>
+            <w:r>
+              <w:t>nhân</w:t>
+            </w:r>
+            <w:proofErr w:type="spellEnd"/>
+            <w:r>
+              <w:t xml:space="preserve"> </w:t>
+            </w:r>
+            <w:proofErr w:type="spellStart"/>
+            <w:r>
+              <w:t>thực</w:t>
+            </w:r>
+            <w:proofErr w:type="spellEnd"/>
+            <w:r>
+              <w:t xml:space="preserve"> </w:t>
+            </w:r>
+            <w:proofErr w:type="spellStart"/>
+            <w:r>
+              <w:t>hiện</w:t>
+            </w:r>
+            <w:proofErr w:type="spellEnd"/>
+            <w:r>
+              <w:t xml:space="preserve"> </w:t>
+            </w:r>
+            <w:proofErr w:type="spellStart"/>
+            <w:r>
+              <w:t>thao</w:t>
+            </w:r>
+            <w:proofErr w:type="spellEnd"/>
+            <w:r>
+              <w:t xml:space="preserve"> </w:t>
+            </w:r>
+            <w:proofErr w:type="spellStart"/>
+            <w:r>
+              <w:t>tác</w:t>
+            </w:r>
+            <w:proofErr w:type="spellEnd"/>
+            <w:r>
+              <w:t xml:space="preserve"> </w:t>
+            </w:r>
+            <w:proofErr w:type="spellStart"/>
+            <w:r>
+              <w:t>đặt</w:t>
+            </w:r>
+            <w:proofErr w:type="spellEnd"/>
+            <w:r>
+              <w:t xml:space="preserve"> </w:t>
+            </w:r>
+            <w:proofErr w:type="spellStart"/>
+            <w:r>
+              <w:t>trước</w:t>
+            </w:r>
+            <w:proofErr w:type="spellEnd"/>
+            <w:r>
+              <w:t xml:space="preserve"> </w:t>
+            </w:r>
+            <w:proofErr w:type="spellStart"/>
+            <w:r>
+              <w:t>phòng</w:t>
+            </w:r>
+            <w:proofErr w:type="spellEnd"/>
+            <w:r>
+              <w:t xml:space="preserve"> </w:t>
+            </w:r>
+            <w:proofErr w:type="spellStart"/>
+            <w:r>
+              <w:t>khách</w:t>
+            </w:r>
+            <w:proofErr w:type="spellEnd"/>
+            <w:r>
+              <w:t xml:space="preserve"> </w:t>
+            </w:r>
+            <w:proofErr w:type="spellStart"/>
+            <w:r>
+              <w:t>sạn</w:t>
+            </w:r>
+            <w:proofErr w:type="spellEnd"/>
+            <w:r>
+              <w:t xml:space="preserve"> </w:t>
+            </w:r>
+            <w:proofErr w:type="spellStart"/>
+            <w:r>
+              <w:t>cho</w:t>
+            </w:r>
+            <w:proofErr w:type="spellEnd"/>
+            <w:r>
+              <w:t xml:space="preserve"> </w:t>
+            </w:r>
+            <w:proofErr w:type="spellStart"/>
+            <w:r>
+              <w:t>khách</w:t>
+            </w:r>
+            <w:proofErr w:type="spellEnd"/>
+            <w:r>
+              <w:t xml:space="preserve"> </w:t>
+            </w:r>
+            <w:proofErr w:type="spellStart"/>
+            <w:r>
+              <w:t>hàng</w:t>
+            </w:r>
+            <w:proofErr w:type="spellEnd"/>
+            <w:r>
+              <w:t xml:space="preserve">. </w:t>
+            </w:r>
+            <w:proofErr w:type="spellStart"/>
+            <w:r>
+              <w:t>Hệ</w:t>
+            </w:r>
+            <w:proofErr w:type="spellEnd"/>
+            <w:r>
+              <w:t xml:space="preserve"> </w:t>
+            </w:r>
+            <w:proofErr w:type="spellStart"/>
+            <w:r>
+              <w:t>thống</w:t>
+            </w:r>
+            <w:proofErr w:type="spellEnd"/>
+            <w:r>
+              <w:t xml:space="preserve"> </w:t>
+            </w:r>
+            <w:proofErr w:type="spellStart"/>
+            <w:r>
+              <w:t>sẽ</w:t>
+            </w:r>
+            <w:proofErr w:type="spellEnd"/>
+            <w:r>
+              <w:t xml:space="preserve"> </w:t>
+            </w:r>
+            <w:proofErr w:type="spellStart"/>
+            <w:r>
+              <w:t>ghi</w:t>
+            </w:r>
+            <w:proofErr w:type="spellEnd"/>
+            <w:r>
+              <w:t xml:space="preserve"> </w:t>
+            </w:r>
+            <w:proofErr w:type="spellStart"/>
+            <w:r>
+              <w:t>nhận</w:t>
+            </w:r>
+            <w:proofErr w:type="spellEnd"/>
+            <w:r>
+              <w:t xml:space="preserve"> </w:t>
+            </w:r>
+            <w:proofErr w:type="spellStart"/>
+            <w:r>
+              <w:t>thông</w:t>
+            </w:r>
+            <w:proofErr w:type="spellEnd"/>
+            <w:r>
+              <w:t xml:space="preserve"> tin </w:t>
+            </w:r>
+            <w:proofErr w:type="spellStart"/>
+            <w:r>
+              <w:t>khách</w:t>
+            </w:r>
+            <w:proofErr w:type="spellEnd"/>
+            <w:r>
+              <w:t xml:space="preserve"> </w:t>
+            </w:r>
+            <w:proofErr w:type="spellStart"/>
+            <w:r>
+              <w:t>hàng</w:t>
+            </w:r>
+            <w:proofErr w:type="spellEnd"/>
+            <w:r>
+              <w:t xml:space="preserve">, </w:t>
+            </w:r>
+            <w:proofErr w:type="spellStart"/>
+            <w:r>
+              <w:t>thời</w:t>
+            </w:r>
+            <w:proofErr w:type="spellEnd"/>
+            <w:r>
+              <w:t xml:space="preserve"> </w:t>
+            </w:r>
+            <w:proofErr w:type="spellStart"/>
+            <w:r>
+              <w:t>gian</w:t>
+            </w:r>
+            <w:proofErr w:type="spellEnd"/>
+            <w:r>
+              <w:t xml:space="preserve"> </w:t>
+            </w:r>
+            <w:proofErr w:type="spellStart"/>
+            <w:r>
+              <w:t>lưu</w:t>
+            </w:r>
+            <w:proofErr w:type="spellEnd"/>
+            <w:r>
+              <w:t xml:space="preserve"> </w:t>
+            </w:r>
+            <w:proofErr w:type="spellStart"/>
+            <w:r>
+              <w:t>trú</w:t>
+            </w:r>
+            <w:proofErr w:type="spellEnd"/>
+            <w:r>
+              <w:t xml:space="preserve">, </w:t>
+            </w:r>
+            <w:proofErr w:type="spellStart"/>
+            <w:r>
+              <w:t>phòng</w:t>
+            </w:r>
+            <w:proofErr w:type="spellEnd"/>
+            <w:r>
+              <w:t xml:space="preserve"> </w:t>
+            </w:r>
+            <w:proofErr w:type="spellStart"/>
+            <w:r>
+              <w:t>được</w:t>
+            </w:r>
+            <w:proofErr w:type="spellEnd"/>
+            <w:r>
+              <w:t xml:space="preserve"> </w:t>
+            </w:r>
+            <w:proofErr w:type="spellStart"/>
+            <w:r>
+              <w:t>chọn</w:t>
+            </w:r>
+            <w:proofErr w:type="spellEnd"/>
+            <w:r>
+              <w:t xml:space="preserve"> </w:t>
+            </w:r>
+            <w:proofErr w:type="spellStart"/>
+            <w:r>
+              <w:t>và</w:t>
+            </w:r>
+            <w:proofErr w:type="spellEnd"/>
+            <w:r>
+              <w:t xml:space="preserve"> </w:t>
+            </w:r>
+            <w:proofErr w:type="spellStart"/>
+            <w:r>
+              <w:t>số</w:t>
+            </w:r>
+            <w:proofErr w:type="spellEnd"/>
+            <w:r>
+              <w:t xml:space="preserve"> </w:t>
+            </w:r>
+            <w:proofErr w:type="spellStart"/>
+            <w:r>
+              <w:t>tiền</w:t>
+            </w:r>
+            <w:proofErr w:type="spellEnd"/>
+            <w:r>
+              <w:t xml:space="preserve"> </w:t>
+            </w:r>
+            <w:proofErr w:type="spellStart"/>
+            <w:r>
+              <w:t>cọc</w:t>
+            </w:r>
+            <w:proofErr w:type="spellEnd"/>
+            <w:r>
+              <w:t xml:space="preserve"> (</w:t>
+            </w:r>
+            <w:proofErr w:type="spellStart"/>
+            <w:r>
+              <w:t>nếu</w:t>
+            </w:r>
+            <w:proofErr w:type="spellEnd"/>
+            <w:r>
+              <w:t xml:space="preserve"> </w:t>
+            </w:r>
+            <w:proofErr w:type="spellStart"/>
+            <w:r>
+              <w:t>có</w:t>
+            </w:r>
+            <w:proofErr w:type="spellEnd"/>
+            <w:r>
+              <w:t xml:space="preserve">) </w:t>
+            </w:r>
+            <w:proofErr w:type="spellStart"/>
+            <w:r>
+              <w:t>để</w:t>
+            </w:r>
+            <w:proofErr w:type="spellEnd"/>
+            <w:r>
+              <w:t xml:space="preserve"> </w:t>
+            </w:r>
+            <w:proofErr w:type="spellStart"/>
+            <w:r>
+              <w:t>tạo</w:t>
+            </w:r>
+            <w:proofErr w:type="spellEnd"/>
+            <w:r>
+              <w:t xml:space="preserve"> </w:t>
+            </w:r>
+            <w:proofErr w:type="spellStart"/>
+            <w:r>
+              <w:t>ra</w:t>
+            </w:r>
+            <w:proofErr w:type="spellEnd"/>
+            <w:r>
+              <w:t xml:space="preserve"> </w:t>
+            </w:r>
+            <w:proofErr w:type="spellStart"/>
+            <w:r>
+              <w:t>Phiếu</w:t>
+            </w:r>
+            <w:proofErr w:type="spellEnd"/>
+            <w:r>
+              <w:t xml:space="preserve"> </w:t>
+            </w:r>
+            <w:proofErr w:type="spellStart"/>
+            <w:r>
+              <w:t>đặt</w:t>
+            </w:r>
+            <w:proofErr w:type="spellEnd"/>
+            <w:r>
+              <w:t xml:space="preserve"> </w:t>
+            </w:r>
+            <w:proofErr w:type="spellStart"/>
+            <w:r>
+              <w:t>phòng</w:t>
+            </w:r>
+            <w:proofErr w:type="spellEnd"/>
+            <w:r>
+              <w:t>.</w:t>
+            </w:r>
+          </w:p>
+        </w:tc>
+      </w:tr>
+      <w:tr>
+        <w:trPr>
+          <w:trHeight w:val="749"/>
+        </w:trPr>
+        <w:tc>
+          <w:tcPr>
+            <w:tcW w:w="0" w:type="auto"/>
+            <w:tcBorders>
+              <w:top w:val="single" w:sz="8" w:space="0" w:color="000000"/>
+              <w:left w:val="single" w:sz="8" w:space="0" w:color="000000"/>
+              <w:bottom w:val="single" w:sz="8" w:space="0" w:color="000000"/>
+              <w:right w:val="single" w:sz="8" w:space="0" w:color="000000"/>
+            </w:tcBorders>
+            <w:tcMar>
+              <w:top w:w="100" w:type="dxa"/>
+              <w:left w:w="100" w:type="dxa"/>
+              <w:bottom w:w="100" w:type="dxa"/>
+              <w:right w:w="100" w:type="dxa"/>
+            </w:tcMar>
+            <w:hideMark/>
+          </w:tcPr>
+          <w:p>
+            <w:proofErr w:type="spellStart"/>
+            <w:r>
+              <w:rPr>
+                <w:b/>
+                <w:bCs/>
+              </w:rPr>
+              <w:t>Tác</w:t>
+            </w:r>
+            <w:proofErr w:type="spellEnd"/>
+            <w:r>
+              <w:rPr>
+                <w:b/>
+                <w:bCs/>
+              </w:rPr>
+              <w:t xml:space="preserve"> </w:t>
+            </w:r>
+            <w:proofErr w:type="spellStart"/>
+            <w:r>
+              <w:rPr>
+                <w:b/>
+                <w:bCs/>
+              </w:rPr>
+              <w:t>nhân</w:t>
+            </w:r>
+            <w:proofErr w:type="spellEnd"/>
+          </w:p>
+        </w:tc>
+        <w:tc>
+          <w:tcPr>
+            <w:tcW w:w="0" w:type="auto"/>
+            <w:tcBorders>
+              <w:top w:val="single" w:sz="8" w:space="0" w:color="000000"/>
+              <w:left w:val="single" w:sz="8" w:space="0" w:color="000000"/>
+              <w:bottom w:val="single" w:sz="8" w:space="0" w:color="000000"/>
+              <w:right w:val="single" w:sz="8" w:space="0" w:color="000000"/>
+            </w:tcBorders>
+            <w:tcMar>
+              <w:top w:w="100" w:type="dxa"/>
+              <w:left w:w="100" w:type="dxa"/>
+              <w:bottom w:w="100" w:type="dxa"/>
+              <w:right w:w="100" w:type="dxa"/>
+            </w:tcMar>
+            <w:hideMark/>
+          </w:tcPr>
+          <w:p/>
+          <w:p>
+            <w:proofErr w:type="spellStart"/>
+            <w:r>
+              <w:t>Lễ</w:t>
+            </w:r>
+            <w:proofErr w:type="spellEnd"/>
+            <w:r>
+              <w:t xml:space="preserve"> </w:t>
+            </w:r>
+            <w:proofErr w:type="spellStart"/>
+            <w:r>
+              <w:t>tân</w:t>
+            </w:r>
+            <w:proofErr w:type="spellEnd"/>
+          </w:p>
+        </w:tc>
+      </w:tr>
+      <w:tr>
+        <w:tc>
+          <w:tcPr>
+            <w:tcW w:w="0" w:type="auto"/>
+            <w:tcBorders>
+              <w:top w:val="single" w:sz="8" w:space="0" w:color="000000"/>
+              <w:left w:val="single" w:sz="8" w:space="0" w:color="000000"/>
+              <w:bottom w:val="single" w:sz="8" w:space="0" w:color="000000"/>
+              <w:right w:val="single" w:sz="8" w:space="0" w:color="000000"/>
+            </w:tcBorders>
+            <w:tcMar>
+              <w:top w:w="100" w:type="dxa"/>
+              <w:left w:w="100" w:type="dxa"/>
+              <w:bottom w:w="100" w:type="dxa"/>
+              <w:right w:w="100" w:type="dxa"/>
+            </w:tcMar>
+            <w:hideMark/>
+          </w:tcPr>
+          <w:p>
+            <w:proofErr w:type="spellStart"/>
+            <w:r>
+              <w:rPr>
+                <w:b/>
+                <w:bCs/>
+              </w:rPr>
+              <w:t>Tiền</w:t>
+            </w:r>
+            <w:proofErr w:type="spellEnd"/>
+            <w:r>
+              <w:rPr>
+                <w:b/>
+                <w:bCs/>
+              </w:rPr>
+              <w:t xml:space="preserve"> </w:t>
+            </w:r>
+            <w:proofErr w:type="spellStart"/>
+            <w:r>
+              <w:rPr>
+                <w:b/>
+                <w:bCs/>
+              </w:rPr>
+              <w:t>điều</w:t>
+            </w:r>
+            <w:proofErr w:type="spellEnd"/>
+            <w:r>
+              <w:rPr>
+                <w:b/>
+                <w:bCs/>
+              </w:rPr>
+              <w:t xml:space="preserve"> </w:t>
+            </w:r>
+            <w:proofErr w:type="spellStart"/>
+            <w:r>
+              <w:rPr>
+                <w:b/>
+                <w:bCs/>
+              </w:rPr>
+              <w:t>kiện</w:t>
+            </w:r>
+            <w:proofErr w:type="spellEnd"/>
+          </w:p>
+        </w:tc>
+        <w:tc>
+          <w:tcPr>
+            <w:tcW w:w="0" w:type="auto"/>
+            <w:tcBorders>
+              <w:top w:val="single" w:sz="8" w:space="0" w:color="000000"/>
+              <w:left w:val="single" w:sz="8" w:space="0" w:color="000000"/>
+              <w:bottom w:val="single" w:sz="8" w:space="0" w:color="000000"/>
+              <w:right w:val="single" w:sz="8" w:space="0" w:color="000000"/>
+            </w:tcBorders>
+            <w:tcMar>
+              <w:top w:w="100" w:type="dxa"/>
+              <w:left w:w="100" w:type="dxa"/>
+              <w:bottom w:w="100" w:type="dxa"/>
+              <w:right w:w="100" w:type="dxa"/>
+            </w:tcMar>
+            <w:hideMark/>
+          </w:tcPr>
+          <w:p>
+            <w:pPr>
+              <w:numPr>
+                <w:ilvl w:val="0"/>
+                <w:numId w:val="4"/>
+              </w:numPr>
+            </w:pPr>
+            <w:proofErr w:type="spellStart"/>
+            <w:r>
+              <w:t>Tác</w:t>
+            </w:r>
+            <w:proofErr w:type="spellEnd"/>
+            <w:r>
+              <w:t xml:space="preserve"> </w:t>
+            </w:r>
+            <w:proofErr w:type="spellStart"/>
+            <w:r>
+              <w:t>nhân</w:t>
+            </w:r>
+            <w:proofErr w:type="spellEnd"/>
+            <w:r>
+              <w:t xml:space="preserve"> </w:t>
+            </w:r>
+            <w:proofErr w:type="spellStart"/>
+            <w:r>
+              <w:t>đã</w:t>
+            </w:r>
+            <w:proofErr w:type="spellEnd"/>
+            <w:r>
+              <w:t xml:space="preserve"> </w:t>
+            </w:r>
+            <w:proofErr w:type="spellStart"/>
+            <w:r>
+              <w:t>đăng</w:t>
+            </w:r>
+            <w:proofErr w:type="spellEnd"/>
+            <w:r>
+              <w:t xml:space="preserve"> </w:t>
+            </w:r>
+            <w:proofErr w:type="spellStart"/>
+            <w:r>
+              <w:t>nhập</w:t>
+            </w:r>
+            <w:proofErr w:type="spellEnd"/>
+            <w:r>
+              <w:t xml:space="preserve"> </w:t>
+            </w:r>
+            <w:proofErr w:type="spellStart"/>
+            <w:r>
+              <w:t>vào</w:t>
+            </w:r>
+            <w:proofErr w:type="spellEnd"/>
+            <w:r>
+              <w:t xml:space="preserve"> </w:t>
+            </w:r>
+            <w:proofErr w:type="spellStart"/>
+            <w:r>
+              <w:t>hệ</w:t>
+            </w:r>
+            <w:proofErr w:type="spellEnd"/>
+            <w:r>
+              <w:t xml:space="preserve"> </w:t>
+            </w:r>
+            <w:proofErr w:type="spellStart"/>
+            <w:r>
+              <w:t>thống</w:t>
+            </w:r>
+            <w:proofErr w:type="spellEnd"/>
+            <w:r>
+              <w:t xml:space="preserve"> (</w:t>
+            </w:r>
+            <w:proofErr w:type="spellStart"/>
+            <w:r>
+              <w:t>đối</w:t>
+            </w:r>
+            <w:proofErr w:type="spellEnd"/>
+            <w:r>
+              <w:t xml:space="preserve"> </w:t>
+            </w:r>
+            <w:proofErr w:type="spellStart"/>
+            <w:r>
+              <w:t>với</w:t>
+            </w:r>
+            <w:proofErr w:type="spellEnd"/>
+            <w:r>
+              <w:t xml:space="preserve"> </w:t>
+            </w:r>
+            <w:proofErr w:type="spellStart"/>
+            <w:r>
+              <w:t>Lễ</w:t>
+            </w:r>
+            <w:proofErr w:type="spellEnd"/>
+            <w:r>
+              <w:t xml:space="preserve"> </w:t>
+            </w:r>
+            <w:proofErr w:type="spellStart"/>
+            <w:r>
+              <w:t>tân</w:t>
+            </w:r>
+            <w:proofErr w:type="spellEnd"/>
+            <w:r>
+              <w:t>).</w:t>
+            </w:r>
+          </w:p>
+          <w:p>
+            <w:pPr>
+              <w:numPr>
+                <w:ilvl w:val="0"/>
+                <w:numId w:val="4"/>
+              </w:numPr>
+            </w:pPr>
+            <w:proofErr w:type="spellStart"/>
+            <w:r>
+              <w:t>Hệ</w:t>
+            </w:r>
+            <w:proofErr w:type="spellEnd"/>
+            <w:r>
+              <w:t xml:space="preserve"> </w:t>
+            </w:r>
+            <w:proofErr w:type="spellStart"/>
+            <w:r>
+              <w:t>thống</w:t>
+            </w:r>
+            <w:proofErr w:type="spellEnd"/>
+            <w:r>
+              <w:t xml:space="preserve"> </w:t>
+            </w:r>
+            <w:proofErr w:type="spellStart"/>
+            <w:r>
+              <w:t>đang</w:t>
+            </w:r>
+            <w:proofErr w:type="spellEnd"/>
+            <w:r>
+              <w:t xml:space="preserve"> </w:t>
+            </w:r>
+            <w:proofErr w:type="spellStart"/>
+            <w:r>
+              <w:t>hoạt</w:t>
+            </w:r>
+            <w:proofErr w:type="spellEnd"/>
+            <w:r>
+              <w:t xml:space="preserve"> </w:t>
+            </w:r>
+            <w:proofErr w:type="spellStart"/>
+            <w:r>
+              <w:t>động</w:t>
+            </w:r>
+            <w:proofErr w:type="spellEnd"/>
+            <w:r>
+              <w:t xml:space="preserve"> </w:t>
+            </w:r>
+            <w:proofErr w:type="spellStart"/>
+            <w:r>
+              <w:t>bình</w:t>
+            </w:r>
+            <w:proofErr w:type="spellEnd"/>
+            <w:r>
+              <w:t xml:space="preserve"> </w:t>
+            </w:r>
+            <w:proofErr w:type="spellStart"/>
+            <w:r>
+              <w:t>thường</w:t>
+            </w:r>
+            <w:proofErr w:type="spellEnd"/>
+            <w:r>
+              <w:t xml:space="preserve"> </w:t>
+            </w:r>
+            <w:proofErr w:type="spellStart"/>
+            <w:r>
+              <w:t>và</w:t>
+            </w:r>
+            <w:proofErr w:type="spellEnd"/>
+            <w:r>
+              <w:t xml:space="preserve"> </w:t>
+            </w:r>
+            <w:proofErr w:type="spellStart"/>
+            <w:r>
+              <w:t>kết</w:t>
+            </w:r>
+            <w:proofErr w:type="spellEnd"/>
+            <w:r>
+              <w:t xml:space="preserve"> </w:t>
+            </w:r>
+            <w:proofErr w:type="spellStart"/>
+            <w:r>
+              <w:t>nối</w:t>
+            </w:r>
+            <w:proofErr w:type="spellEnd"/>
+            <w:r>
+              <w:t xml:space="preserve"> </w:t>
+            </w:r>
+            <w:proofErr w:type="spellStart"/>
+            <w:r>
+              <w:t>được</w:t>
+            </w:r>
+            <w:proofErr w:type="spellEnd"/>
+            <w:r>
+              <w:t xml:space="preserve"> </w:t>
+            </w:r>
+            <w:proofErr w:type="spellStart"/>
+            <w:r>
+              <w:t>với</w:t>
+            </w:r>
+            <w:proofErr w:type="spellEnd"/>
+            <w:r>
+              <w:t xml:space="preserve"> </w:t>
+            </w:r>
+            <w:proofErr w:type="spellStart"/>
+            <w:r>
+              <w:t>cơ</w:t>
+            </w:r>
+            <w:proofErr w:type="spellEnd"/>
+            <w:r>
+              <w:t xml:space="preserve"> </w:t>
+            </w:r>
+            <w:proofErr w:type="spellStart"/>
+            <w:r>
+              <w:t>sở</w:t>
+            </w:r>
+            <w:proofErr w:type="spellEnd"/>
+            <w:r>
+              <w:t xml:space="preserve"> </w:t>
+            </w:r>
+            <w:proofErr w:type="spellStart"/>
+            <w:r>
+              <w:t>dữ</w:t>
+            </w:r>
+            <w:proofErr w:type="spellEnd"/>
+            <w:r>
+              <w:t xml:space="preserve"> </w:t>
+            </w:r>
+            <w:proofErr w:type="spellStart"/>
+            <w:r>
+              <w:t>liệu</w:t>
+            </w:r>
+            <w:proofErr w:type="spellEnd"/>
+            <w:r>
+              <w:t>.</w:t>
+            </w:r>
+          </w:p>
+          <w:p>
+            <w:pPr>
+              <w:numPr>
+                <w:ilvl w:val="0"/>
+                <w:numId w:val="4"/>
+              </w:numPr>
+            </w:pPr>
+            <w:proofErr w:type="spellStart"/>
+            <w:r>
+              <w:t>Hệ</w:t>
+            </w:r>
+            <w:proofErr w:type="spellEnd"/>
+            <w:r>
+              <w:t xml:space="preserve"> </w:t>
+            </w:r>
+            <w:proofErr w:type="spellStart"/>
+            <w:r>
+              <w:t>thống</w:t>
+            </w:r>
+            <w:proofErr w:type="spellEnd"/>
+            <w:r>
+              <w:t xml:space="preserve"> </w:t>
+            </w:r>
+            <w:proofErr w:type="spellStart"/>
+            <w:r>
+              <w:t>đã</w:t>
+            </w:r>
+            <w:proofErr w:type="spellEnd"/>
+            <w:r>
+              <w:t xml:space="preserve"> </w:t>
+            </w:r>
+            <w:proofErr w:type="spellStart"/>
+            <w:r>
+              <w:t>có</w:t>
+            </w:r>
+            <w:proofErr w:type="spellEnd"/>
+            <w:r>
+              <w:t xml:space="preserve"> </w:t>
+            </w:r>
+            <w:proofErr w:type="spellStart"/>
+            <w:r>
+              <w:t>sẵn</w:t>
+            </w:r>
+            <w:proofErr w:type="spellEnd"/>
+            <w:r>
+              <w:t xml:space="preserve"> </w:t>
+            </w:r>
+            <w:proofErr w:type="spellStart"/>
+            <w:r>
+              <w:t>dữ</w:t>
+            </w:r>
+            <w:proofErr w:type="spellEnd"/>
+            <w:r>
+              <w:t xml:space="preserve"> </w:t>
+            </w:r>
+            <w:proofErr w:type="spellStart"/>
+            <w:r>
+              <w:t>liệu</w:t>
+            </w:r>
+            <w:proofErr w:type="spellEnd"/>
+            <w:r>
+              <w:t xml:space="preserve"> </w:t>
+            </w:r>
+            <w:proofErr w:type="spellStart"/>
+            <w:r>
+              <w:t>về</w:t>
+            </w:r>
+            <w:proofErr w:type="spellEnd"/>
+            <w:r>
+              <w:t xml:space="preserve"> </w:t>
+            </w:r>
+            <w:proofErr w:type="spellStart"/>
+            <w:r>
+              <w:t>các</w:t>
+            </w:r>
+            <w:proofErr w:type="spellEnd"/>
+            <w:r>
+              <w:t xml:space="preserve"> </w:t>
+            </w:r>
+            <w:proofErr w:type="spellStart"/>
+            <w:r>
+              <w:t>phòng</w:t>
+            </w:r>
+            <w:proofErr w:type="spellEnd"/>
+            <w:r>
+              <w:t xml:space="preserve"> </w:t>
+            </w:r>
+            <w:proofErr w:type="spellStart"/>
+            <w:r>
+              <w:t>và</w:t>
+            </w:r>
+            <w:proofErr w:type="spellEnd"/>
+            <w:r>
+              <w:t xml:space="preserve"> </w:t>
+            </w:r>
+            <w:proofErr w:type="spellStart"/>
+            <w:r>
+              <w:t>loại</w:t>
+            </w:r>
+            <w:proofErr w:type="spellEnd"/>
+            <w:r>
+              <w:t xml:space="preserve"> </w:t>
+            </w:r>
+            <w:proofErr w:type="spellStart"/>
+            <w:r>
+              <w:t>phòng</w:t>
+            </w:r>
+            <w:proofErr w:type="spellEnd"/>
+            <w:r>
+              <w:t>.</w:t>
+            </w:r>
+          </w:p>
+          <w:p/>
+        </w:tc>
+      </w:tr>
+      <w:tr>
+        <w:tc>
+          <w:tcPr>
+            <w:tcW w:w="0" w:type="auto"/>
+            <w:tcBorders>
+              <w:top w:val="single" w:sz="8" w:space="0" w:color="000000"/>
+              <w:left w:val="single" w:sz="8" w:space="0" w:color="000000"/>
+              <w:bottom w:val="single" w:sz="8" w:space="0" w:color="000000"/>
+              <w:right w:val="single" w:sz="8" w:space="0" w:color="000000"/>
+            </w:tcBorders>
+            <w:tcMar>
+              <w:top w:w="100" w:type="dxa"/>
+              <w:left w:w="100" w:type="dxa"/>
+              <w:bottom w:w="100" w:type="dxa"/>
+              <w:right w:w="100" w:type="dxa"/>
+            </w:tcMar>
+            <w:hideMark/>
+          </w:tcPr>
+          <w:p>
+            <w:proofErr w:type="spellStart"/>
+            <w:r>
+              <w:rPr>
+                <w:b/>
+                <w:bCs/>
+              </w:rPr>
+              <w:lastRenderedPageBreak/>
+              <w:t>Luồng</w:t>
+            </w:r>
+            <w:proofErr w:type="spellEnd"/>
+            <w:r>
+              <w:rPr>
+                <w:b/>
+                <w:bCs/>
+              </w:rPr>
+              <w:t xml:space="preserve"> </w:t>
+            </w:r>
+            <w:proofErr w:type="spellStart"/>
+            <w:r>
+              <w:rPr>
+                <w:b/>
+                <w:bCs/>
+              </w:rPr>
+              <w:t>sự</w:t>
+            </w:r>
+            <w:proofErr w:type="spellEnd"/>
+            <w:r>
+              <w:rPr>
+                <w:b/>
+                <w:bCs/>
+              </w:rPr>
+              <w:t xml:space="preserve"> </w:t>
+            </w:r>
+            <w:proofErr w:type="spellStart"/>
+            <w:r>
+              <w:rPr>
+                <w:b/>
+                <w:bCs/>
+              </w:rPr>
+              <w:t>kiện</w:t>
+            </w:r>
+            <w:proofErr w:type="spellEnd"/>
+          </w:p>
+        </w:tc>
+        <w:tc>
+          <w:tcPr>
+            <w:tcW w:w="0" w:type="auto"/>
+            <w:tcBorders>
+              <w:top w:val="single" w:sz="8" w:space="0" w:color="000000"/>
+              <w:left w:val="single" w:sz="8" w:space="0" w:color="000000"/>
+              <w:bottom w:val="single" w:sz="8" w:space="0" w:color="000000"/>
+              <w:right w:val="single" w:sz="8" w:space="0" w:color="000000"/>
+            </w:tcBorders>
+            <w:tcMar>
+              <w:top w:w="100" w:type="dxa"/>
+              <w:left w:w="100" w:type="dxa"/>
+              <w:bottom w:w="100" w:type="dxa"/>
+              <w:right w:w="100" w:type="dxa"/>
+            </w:tcMar>
+            <w:hideMark/>
+          </w:tcPr>
+          <w:p>
+            <w:proofErr w:type="spellStart"/>
+            <w:r>
+              <w:rPr>
+                <w:b/>
+                <w:bCs/>
+              </w:rPr>
+              <w:t>Luồng</w:t>
+            </w:r>
+            <w:proofErr w:type="spellEnd"/>
+            <w:r>
+              <w:rPr>
+                <w:b/>
+                <w:bCs/>
+              </w:rPr>
+              <w:t xml:space="preserve"> </w:t>
+            </w:r>
+            <w:proofErr w:type="spellStart"/>
+            <w:r>
+              <w:rPr>
+                <w:b/>
+                <w:bCs/>
+              </w:rPr>
+              <w:t>sự</w:t>
+            </w:r>
+            <w:proofErr w:type="spellEnd"/>
+            <w:r>
+              <w:rPr>
+                <w:b/>
+                <w:bCs/>
+              </w:rPr>
+              <w:t xml:space="preserve"> </w:t>
+            </w:r>
+            <w:proofErr w:type="spellStart"/>
+            <w:r>
+              <w:rPr>
+                <w:b/>
+                <w:bCs/>
+              </w:rPr>
+              <w:t>kiện</w:t>
+            </w:r>
+            <w:proofErr w:type="spellEnd"/>
+            <w:r>
+              <w:rPr>
+                <w:b/>
+                <w:bCs/>
+              </w:rPr>
+              <w:t xml:space="preserve"> </w:t>
+            </w:r>
+            <w:proofErr w:type="spellStart"/>
+            <w:r>
+              <w:rPr>
+                <w:b/>
+                <w:bCs/>
+              </w:rPr>
+              <w:t>chính</w:t>
+            </w:r>
+            <w:proofErr w:type="spellEnd"/>
+            <w:r>
+              <w:rPr>
+                <w:b/>
+                <w:bCs/>
+              </w:rPr>
+              <w:t>:</w:t>
+            </w:r>
+            <w:r>
+              <w:t> </w:t>
+            </w:r>
+          </w:p>
+          <w:p>
+            <w:r>
+              <w:t xml:space="preserve">1. </w:t>
+            </w:r>
+            <w:proofErr w:type="spellStart"/>
+            <w:r>
+              <w:t>Tác</w:t>
+            </w:r>
+            <w:proofErr w:type="spellEnd"/>
+            <w:r>
+              <w:t xml:space="preserve"> </w:t>
+            </w:r>
+            <w:proofErr w:type="spellStart"/>
+            <w:r>
+              <w:t>nhân</w:t>
+            </w:r>
+            <w:proofErr w:type="spellEnd"/>
+            <w:r>
+              <w:t xml:space="preserve"> </w:t>
+            </w:r>
+            <w:proofErr w:type="spellStart"/>
+            <w:r>
+              <w:t>chọn</w:t>
+            </w:r>
+            <w:proofErr w:type="spellEnd"/>
+            <w:r>
+              <w:t xml:space="preserve"> </w:t>
+            </w:r>
+            <w:proofErr w:type="spellStart"/>
+            <w:r>
+              <w:t>chức</w:t>
+            </w:r>
+            <w:proofErr w:type="spellEnd"/>
+            <w:r>
+              <w:t xml:space="preserve"> </w:t>
+            </w:r>
+            <w:proofErr w:type="spellStart"/>
+            <w:r>
+              <w:t>năng</w:t>
+            </w:r>
+            <w:proofErr w:type="spellEnd"/>
+            <w:r>
+              <w:t xml:space="preserve"> “</w:t>
+            </w:r>
+            <w:proofErr w:type="spellStart"/>
+            <w:r>
+              <w:t>Đặt</w:t>
+            </w:r>
+            <w:proofErr w:type="spellEnd"/>
+            <w:r>
+              <w:t xml:space="preserve"> </w:t>
+            </w:r>
+            <w:proofErr w:type="spellStart"/>
+            <w:r>
+              <w:t>phòng</w:t>
+            </w:r>
+            <w:proofErr w:type="spellEnd"/>
+            <w:r>
+              <w:t xml:space="preserve">” </w:t>
+            </w:r>
+            <w:proofErr w:type="spellStart"/>
+            <w:r>
+              <w:t>trên</w:t>
+            </w:r>
+            <w:proofErr w:type="spellEnd"/>
+            <w:r>
+              <w:t xml:space="preserve"> </w:t>
+            </w:r>
+            <w:proofErr w:type="spellStart"/>
+            <w:r>
+              <w:t>màn</w:t>
+            </w:r>
+            <w:proofErr w:type="spellEnd"/>
+            <w:r>
+              <w:t xml:space="preserve"> </w:t>
+            </w:r>
+            <w:proofErr w:type="spellStart"/>
+            <w:r>
+              <w:t>hình</w:t>
+            </w:r>
+            <w:proofErr w:type="spellEnd"/>
+            <w:r>
+              <w:t xml:space="preserve"> </w:t>
+            </w:r>
+            <w:proofErr w:type="spellStart"/>
+            <w:r>
+              <w:t>hệ</w:t>
+            </w:r>
+            <w:proofErr w:type="spellEnd"/>
+            <w:r>
+              <w:t xml:space="preserve"> </w:t>
+            </w:r>
+            <w:proofErr w:type="spellStart"/>
+            <w:r>
+              <w:t>thống</w:t>
+            </w:r>
+            <w:proofErr w:type="spellEnd"/>
+            <w:r>
+              <w:t>.</w:t>
+            </w:r>
+          </w:p>
+          <w:p>
+            <w:r>
+              <w:t xml:space="preserve"> 2. </w:t>
+            </w:r>
+            <w:proofErr w:type="spellStart"/>
+            <w:r>
+              <w:t>Tác</w:t>
+            </w:r>
+            <w:proofErr w:type="spellEnd"/>
+            <w:r>
+              <w:t xml:space="preserve"> </w:t>
+            </w:r>
+            <w:proofErr w:type="spellStart"/>
+            <w:r>
+              <w:t>nhân</w:t>
+            </w:r>
+            <w:proofErr w:type="spellEnd"/>
+            <w:r>
+              <w:t xml:space="preserve"> </w:t>
+            </w:r>
+            <w:proofErr w:type="spellStart"/>
+            <w:r>
+              <w:t>nhập</w:t>
+            </w:r>
+            <w:proofErr w:type="spellEnd"/>
+            <w:r>
+              <w:t xml:space="preserve"> </w:t>
+            </w:r>
+            <w:proofErr w:type="spellStart"/>
+            <w:r>
+              <w:t>các</w:t>
+            </w:r>
+            <w:proofErr w:type="spellEnd"/>
+            <w:r>
+              <w:t xml:space="preserve"> </w:t>
+            </w:r>
+            <w:proofErr w:type="spellStart"/>
+            <w:r>
+              <w:t>thông</w:t>
+            </w:r>
+            <w:proofErr w:type="spellEnd"/>
+            <w:r>
+              <w:t xml:space="preserve"> tin </w:t>
+            </w:r>
+            <w:proofErr w:type="spellStart"/>
+            <w:r>
+              <w:t>yêu</w:t>
+            </w:r>
+            <w:proofErr w:type="spellEnd"/>
+            <w:r>
+              <w:t xml:space="preserve"> </w:t>
+            </w:r>
+            <w:proofErr w:type="spellStart"/>
+            <w:r>
+              <w:t>cầu</w:t>
+            </w:r>
+            <w:proofErr w:type="spellEnd"/>
+            <w:r>
+              <w:t xml:space="preserve">: </w:t>
+            </w:r>
+            <w:proofErr w:type="spellStart"/>
+            <w:r>
+              <w:t>Ngày</w:t>
+            </w:r>
+            <w:proofErr w:type="spellEnd"/>
+            <w:r>
+              <w:t xml:space="preserve"> </w:t>
+            </w:r>
+            <w:proofErr w:type="spellStart"/>
+            <w:r>
+              <w:t>dự</w:t>
+            </w:r>
+            <w:proofErr w:type="spellEnd"/>
+            <w:r>
+              <w:t xml:space="preserve"> </w:t>
+            </w:r>
+            <w:proofErr w:type="spellStart"/>
+            <w:r>
+              <w:t>kiến</w:t>
+            </w:r>
+            <w:proofErr w:type="spellEnd"/>
+            <w:r>
+              <w:t xml:space="preserve"> Check-in, </w:t>
+            </w:r>
+            <w:proofErr w:type="spellStart"/>
+            <w:r>
+              <w:t>Ngày</w:t>
+            </w:r>
+            <w:proofErr w:type="spellEnd"/>
+            <w:r>
+              <w:t xml:space="preserve"> </w:t>
+            </w:r>
+            <w:proofErr w:type="spellStart"/>
+            <w:r>
+              <w:t>dự</w:t>
+            </w:r>
+            <w:proofErr w:type="spellEnd"/>
+            <w:r>
+              <w:t xml:space="preserve"> </w:t>
+            </w:r>
+            <w:proofErr w:type="spellStart"/>
+            <w:r>
+              <w:t>kiến</w:t>
+            </w:r>
+            <w:proofErr w:type="spellEnd"/>
+            <w:r>
+              <w:t xml:space="preserve"> Check-out, </w:t>
+            </w:r>
+            <w:proofErr w:type="spellStart"/>
+            <w:r>
+              <w:t>và</w:t>
+            </w:r>
+            <w:proofErr w:type="spellEnd"/>
+            <w:r>
+              <w:t xml:space="preserve"> </w:t>
+            </w:r>
+            <w:proofErr w:type="spellStart"/>
+            <w:r>
+              <w:t>Loại</w:t>
+            </w:r>
+            <w:proofErr w:type="spellEnd"/>
+            <w:r>
+              <w:t xml:space="preserve"> </w:t>
+            </w:r>
+            <w:proofErr w:type="spellStart"/>
+            <w:r>
+              <w:t>phòng</w:t>
+            </w:r>
+            <w:proofErr w:type="spellEnd"/>
+            <w:r>
+              <w:t xml:space="preserve"> </w:t>
+            </w:r>
+            <w:proofErr w:type="spellStart"/>
+            <w:r>
+              <w:t>mong</w:t>
+            </w:r>
+            <w:proofErr w:type="spellEnd"/>
+            <w:r>
+              <w:t xml:space="preserve"> </w:t>
+            </w:r>
+            <w:proofErr w:type="spellStart"/>
+            <w:r>
+              <w:t>muốn</w:t>
+            </w:r>
+            <w:proofErr w:type="spellEnd"/>
+            <w:r>
+              <w:t>. </w:t>
+            </w:r>
+          </w:p>
+          <w:p>
+            <w:r>
+              <w:t xml:space="preserve">3. </w:t>
+            </w:r>
+            <w:proofErr w:type="spellStart"/>
+            <w:r>
+              <w:t>Hệ</w:t>
+            </w:r>
+            <w:proofErr w:type="spellEnd"/>
+            <w:r>
+              <w:t xml:space="preserve"> </w:t>
+            </w:r>
+            <w:proofErr w:type="spellStart"/>
+            <w:r>
+              <w:t>thống</w:t>
+            </w:r>
+            <w:proofErr w:type="spellEnd"/>
+            <w:r>
+              <w:t xml:space="preserve"> </w:t>
+            </w:r>
+            <w:proofErr w:type="spellStart"/>
+            <w:r>
+              <w:t>kiểm</w:t>
+            </w:r>
+            <w:proofErr w:type="spellEnd"/>
+            <w:r>
+              <w:t xml:space="preserve"> </w:t>
+            </w:r>
+            <w:proofErr w:type="spellStart"/>
+            <w:r>
+              <w:t>tra</w:t>
+            </w:r>
+            <w:proofErr w:type="spellEnd"/>
+            <w:r>
+              <w:t xml:space="preserve"> </w:t>
+            </w:r>
+            <w:proofErr w:type="spellStart"/>
+            <w:r>
+              <w:t>và</w:t>
+            </w:r>
+            <w:proofErr w:type="spellEnd"/>
+            <w:r>
+              <w:t xml:space="preserve"> </w:t>
+            </w:r>
+            <w:proofErr w:type="spellStart"/>
+            <w:r>
+              <w:t>hiển</w:t>
+            </w:r>
+            <w:proofErr w:type="spellEnd"/>
+            <w:r>
+              <w:t xml:space="preserve"> </w:t>
+            </w:r>
+            <w:proofErr w:type="spellStart"/>
+            <w:r>
+              <w:t>thị</w:t>
+            </w:r>
+            <w:proofErr w:type="spellEnd"/>
+            <w:r>
+              <w:t xml:space="preserve"> </w:t>
+            </w:r>
+            <w:proofErr w:type="spellStart"/>
+            <w:r>
+              <w:t>danh</w:t>
+            </w:r>
+            <w:proofErr w:type="spellEnd"/>
+            <w:r>
+              <w:t xml:space="preserve"> </w:t>
+            </w:r>
+            <w:proofErr w:type="spellStart"/>
+            <w:r>
+              <w:t>sách</w:t>
+            </w:r>
+            <w:proofErr w:type="spellEnd"/>
+            <w:r>
+              <w:t xml:space="preserve"> </w:t>
+            </w:r>
+            <w:proofErr w:type="spellStart"/>
+            <w:r>
+              <w:t>các</w:t>
+            </w:r>
+            <w:proofErr w:type="spellEnd"/>
+            <w:r>
+              <w:t xml:space="preserve"> </w:t>
+            </w:r>
+            <w:proofErr w:type="spellStart"/>
+            <w:r>
+              <w:t>phòng</w:t>
+            </w:r>
+            <w:proofErr w:type="spellEnd"/>
+            <w:r>
+              <w:t xml:space="preserve"> </w:t>
+            </w:r>
+            <w:proofErr w:type="spellStart"/>
+            <w:r>
+              <w:t>đang</w:t>
+            </w:r>
+            <w:proofErr w:type="spellEnd"/>
+            <w:r>
+              <w:t xml:space="preserve"> "</w:t>
+            </w:r>
+            <w:proofErr w:type="spellStart"/>
+            <w:r>
+              <w:t>Trống</w:t>
+            </w:r>
+            <w:proofErr w:type="spellEnd"/>
+            <w:r>
+              <w:t xml:space="preserve">" </w:t>
+            </w:r>
+            <w:proofErr w:type="spellStart"/>
+            <w:r>
+              <w:t>hoặc</w:t>
+            </w:r>
+            <w:proofErr w:type="spellEnd"/>
+            <w:r>
+              <w:t xml:space="preserve"> "</w:t>
+            </w:r>
+            <w:proofErr w:type="spellStart"/>
+            <w:r>
+              <w:t>Sẵn</w:t>
+            </w:r>
+            <w:proofErr w:type="spellEnd"/>
+            <w:r>
+              <w:t xml:space="preserve"> </w:t>
+            </w:r>
+            <w:proofErr w:type="spellStart"/>
+            <w:r>
+              <w:t>sàng</w:t>
+            </w:r>
+            <w:proofErr w:type="spellEnd"/>
+            <w:r>
+              <w:t xml:space="preserve">" </w:t>
+            </w:r>
+            <w:proofErr w:type="spellStart"/>
+            <w:r>
+              <w:t>trong</w:t>
+            </w:r>
+            <w:proofErr w:type="spellEnd"/>
+            <w:r>
+              <w:t xml:space="preserve"> </w:t>
+            </w:r>
+            <w:proofErr w:type="spellStart"/>
+            <w:r>
+              <w:t>khoảng</w:t>
+            </w:r>
+            <w:proofErr w:type="spellEnd"/>
+            <w:r>
+              <w:t xml:space="preserve"> </w:t>
+            </w:r>
+            <w:proofErr w:type="spellStart"/>
+            <w:r>
+              <w:t>thời</w:t>
+            </w:r>
+            <w:proofErr w:type="spellEnd"/>
+            <w:r>
+              <w:t xml:space="preserve"> </w:t>
+            </w:r>
+            <w:proofErr w:type="spellStart"/>
+            <w:r>
+              <w:t>gian</w:t>
+            </w:r>
+            <w:proofErr w:type="spellEnd"/>
+            <w:r>
+              <w:t xml:space="preserve"> </w:t>
+            </w:r>
+            <w:proofErr w:type="spellStart"/>
+            <w:r>
+              <w:t>đó</w:t>
+            </w:r>
+            <w:proofErr w:type="spellEnd"/>
+            <w:r>
+              <w:t>. </w:t>
+            </w:r>
+          </w:p>
+          <w:p>
+            <w:r>
+              <w:t xml:space="preserve">4. </w:t>
+            </w:r>
+            <w:proofErr w:type="spellStart"/>
+            <w:r>
+              <w:t>Tác</w:t>
+            </w:r>
+            <w:proofErr w:type="spellEnd"/>
+            <w:r>
+              <w:t xml:space="preserve"> </w:t>
+            </w:r>
+            <w:proofErr w:type="spellStart"/>
+            <w:r>
+              <w:t>nhân</w:t>
+            </w:r>
+            <w:proofErr w:type="spellEnd"/>
+            <w:r>
+              <w:t xml:space="preserve"> </w:t>
+            </w:r>
+            <w:proofErr w:type="spellStart"/>
+            <w:r>
+              <w:t>chọn</w:t>
+            </w:r>
+            <w:proofErr w:type="spellEnd"/>
+            <w:r>
+              <w:t xml:space="preserve"> </w:t>
+            </w:r>
+            <w:proofErr w:type="spellStart"/>
+            <w:r>
+              <w:t>phòng</w:t>
+            </w:r>
+            <w:proofErr w:type="spellEnd"/>
+            <w:r>
+              <w:t xml:space="preserve"> </w:t>
+            </w:r>
+            <w:proofErr w:type="spellStart"/>
+            <w:r>
+              <w:t>phù</w:t>
+            </w:r>
+            <w:proofErr w:type="spellEnd"/>
+            <w:r>
+              <w:t xml:space="preserve"> </w:t>
+            </w:r>
+            <w:proofErr w:type="spellStart"/>
+            <w:r>
+              <w:t>hợp</w:t>
+            </w:r>
+            <w:proofErr w:type="spellEnd"/>
+            <w:r>
+              <w:t xml:space="preserve"> </w:t>
+            </w:r>
+            <w:proofErr w:type="spellStart"/>
+            <w:r>
+              <w:t>và</w:t>
+            </w:r>
+            <w:proofErr w:type="spellEnd"/>
+            <w:r>
+              <w:t xml:space="preserve"> </w:t>
+            </w:r>
+            <w:proofErr w:type="spellStart"/>
+            <w:r>
+              <w:t>nhập</w:t>
+            </w:r>
+            <w:proofErr w:type="spellEnd"/>
+            <w:r>
+              <w:t xml:space="preserve"> </w:t>
+            </w:r>
+            <w:proofErr w:type="spellStart"/>
+            <w:r>
+              <w:t>thông</w:t>
+            </w:r>
+            <w:proofErr w:type="spellEnd"/>
+            <w:r>
+              <w:t xml:space="preserve"> tin </w:t>
+            </w:r>
+            <w:proofErr w:type="spellStart"/>
+            <w:r>
+              <w:t>Khách</w:t>
+            </w:r>
+            <w:proofErr w:type="spellEnd"/>
+            <w:r>
+              <w:t xml:space="preserve"> </w:t>
+            </w:r>
+            <w:proofErr w:type="spellStart"/>
+            <w:r>
+              <w:t>hàng</w:t>
+            </w:r>
+            <w:proofErr w:type="spellEnd"/>
+            <w:r>
+              <w:t xml:space="preserve"> (</w:t>
+            </w:r>
+            <w:proofErr w:type="spellStart"/>
+            <w:r>
+              <w:t>Họ</w:t>
+            </w:r>
+            <w:proofErr w:type="spellEnd"/>
+            <w:r>
+              <w:t xml:space="preserve"> </w:t>
+            </w:r>
+            <w:proofErr w:type="spellStart"/>
+            <w:r>
+              <w:t>tên</w:t>
+            </w:r>
+            <w:proofErr w:type="spellEnd"/>
+            <w:r>
+              <w:t xml:space="preserve">, CCCD/CMND, </w:t>
+            </w:r>
+            <w:proofErr w:type="spellStart"/>
+            <w:r>
+              <w:t>Số</w:t>
+            </w:r>
+            <w:proofErr w:type="spellEnd"/>
+            <w:r>
+              <w:t xml:space="preserve"> </w:t>
+            </w:r>
+            <w:proofErr w:type="spellStart"/>
+            <w:r>
+              <w:t>điện</w:t>
+            </w:r>
+            <w:proofErr w:type="spellEnd"/>
+            <w:r>
+              <w:t xml:space="preserve"> </w:t>
+            </w:r>
+            <w:proofErr w:type="spellStart"/>
+            <w:r>
+              <w:t>thoại</w:t>
+            </w:r>
+            <w:proofErr w:type="spellEnd"/>
+            <w:r>
+              <w:t>).</w:t>
+            </w:r>
+          </w:p>
+          <w:p>
+            <w:r>
+              <w:t xml:space="preserve"> 5. </w:t>
+            </w:r>
+            <w:proofErr w:type="spellStart"/>
+            <w:r>
+              <w:t>Tác</w:t>
+            </w:r>
+            <w:proofErr w:type="spellEnd"/>
+            <w:r>
+              <w:t xml:space="preserve"> </w:t>
+            </w:r>
+            <w:proofErr w:type="spellStart"/>
+            <w:r>
+              <w:t>nhân</w:t>
+            </w:r>
+            <w:proofErr w:type="spellEnd"/>
+            <w:r>
+              <w:t xml:space="preserve"> </w:t>
+            </w:r>
+            <w:proofErr w:type="spellStart"/>
+            <w:r>
+              <w:t>nhập</w:t>
+            </w:r>
+            <w:proofErr w:type="spellEnd"/>
+            <w:r>
+              <w:t xml:space="preserve"> </w:t>
+            </w:r>
+            <w:proofErr w:type="spellStart"/>
+            <w:r>
+              <w:t>số</w:t>
+            </w:r>
+            <w:proofErr w:type="spellEnd"/>
+            <w:r>
+              <w:t xml:space="preserve"> </w:t>
+            </w:r>
+            <w:proofErr w:type="spellStart"/>
+            <w:r>
+              <w:t>tiền</w:t>
+            </w:r>
+            <w:proofErr w:type="spellEnd"/>
+            <w:r>
+              <w:t xml:space="preserve"> </w:t>
+            </w:r>
+            <w:proofErr w:type="spellStart"/>
+            <w:r>
+              <w:t>đặt</w:t>
+            </w:r>
+            <w:proofErr w:type="spellEnd"/>
+            <w:r>
+              <w:t xml:space="preserve"> </w:t>
+            </w:r>
+            <w:proofErr w:type="spellStart"/>
+            <w:r>
+              <w:t>cọc</w:t>
+            </w:r>
+            <w:proofErr w:type="spellEnd"/>
+            <w:r>
+              <w:t xml:space="preserve"> (</w:t>
+            </w:r>
+            <w:proofErr w:type="spellStart"/>
+            <w:r>
+              <w:t>nếu</w:t>
+            </w:r>
+            <w:proofErr w:type="spellEnd"/>
+            <w:r>
+              <w:t xml:space="preserve"> </w:t>
+            </w:r>
+            <w:proofErr w:type="spellStart"/>
+            <w:r>
+              <w:t>có</w:t>
+            </w:r>
+            <w:proofErr w:type="spellEnd"/>
+            <w:r>
+              <w:t xml:space="preserve">) </w:t>
+            </w:r>
+            <w:proofErr w:type="spellStart"/>
+            <w:r>
+              <w:t>và</w:t>
+            </w:r>
+            <w:proofErr w:type="spellEnd"/>
+            <w:r>
+              <w:t xml:space="preserve"> </w:t>
+            </w:r>
+            <w:proofErr w:type="spellStart"/>
+            <w:r>
+              <w:t>nhấn</w:t>
+            </w:r>
+            <w:proofErr w:type="spellEnd"/>
+            <w:r>
+              <w:t xml:space="preserve"> </w:t>
+            </w:r>
+            <w:proofErr w:type="spellStart"/>
+            <w:r>
+              <w:t>nút</w:t>
+            </w:r>
+            <w:proofErr w:type="spellEnd"/>
+            <w:r>
+              <w:t xml:space="preserve"> "</w:t>
+            </w:r>
+            <w:proofErr w:type="spellStart"/>
+            <w:r>
+              <w:t>Xác</w:t>
+            </w:r>
+            <w:proofErr w:type="spellEnd"/>
+            <w:r>
+              <w:t xml:space="preserve"> </w:t>
+            </w:r>
+            <w:proofErr w:type="spellStart"/>
+            <w:r>
+              <w:t>nhận</w:t>
+            </w:r>
+            <w:proofErr w:type="spellEnd"/>
+            <w:r>
+              <w:t xml:space="preserve"> </w:t>
+            </w:r>
+            <w:proofErr w:type="spellStart"/>
+            <w:r>
+              <w:t>đặt</w:t>
+            </w:r>
+            <w:proofErr w:type="spellEnd"/>
+            <w:r>
+              <w:t xml:space="preserve"> </w:t>
+            </w:r>
+            <w:proofErr w:type="spellStart"/>
+            <w:r>
+              <w:t>phòng</w:t>
+            </w:r>
+            <w:proofErr w:type="spellEnd"/>
+            <w:r>
+              <w:t>". </w:t>
+            </w:r>
+          </w:p>
+          <w:p>
+            <w:r>
+              <w:t xml:space="preserve">6. </w:t>
+            </w:r>
+            <w:proofErr w:type="spellStart"/>
+            <w:r>
+              <w:t>Hệ</w:t>
+            </w:r>
+            <w:proofErr w:type="spellEnd"/>
+            <w:r>
+              <w:t xml:space="preserve"> </w:t>
+            </w:r>
+            <w:proofErr w:type="spellStart"/>
+            <w:r>
+              <w:t>thống</w:t>
+            </w:r>
+            <w:proofErr w:type="spellEnd"/>
+            <w:r>
+              <w:t xml:space="preserve"> </w:t>
+            </w:r>
+            <w:proofErr w:type="spellStart"/>
+            <w:r>
+              <w:t>lưu</w:t>
+            </w:r>
+            <w:proofErr w:type="spellEnd"/>
+            <w:r>
+              <w:t xml:space="preserve"> </w:t>
+            </w:r>
+            <w:proofErr w:type="spellStart"/>
+            <w:r>
+              <w:t>thông</w:t>
+            </w:r>
+            <w:proofErr w:type="spellEnd"/>
+            <w:r>
+              <w:t xml:space="preserve"> tin </w:t>
+            </w:r>
+            <w:proofErr w:type="spellStart"/>
+            <w:r>
+              <w:t>tạo</w:t>
+            </w:r>
+            <w:proofErr w:type="spellEnd"/>
+            <w:r>
+              <w:t xml:space="preserve"> </w:t>
+            </w:r>
+            <w:proofErr w:type="spellStart"/>
+            <w:r>
+              <w:t>thành</w:t>
+            </w:r>
+            <w:proofErr w:type="spellEnd"/>
+            <w:r>
+              <w:t xml:space="preserve"> </w:t>
+            </w:r>
+            <w:proofErr w:type="spellStart"/>
+            <w:r>
+              <w:rPr>
+                <w:b/>
+                <w:bCs/>
+              </w:rPr>
+              <w:t>PhieuDatPhong</w:t>
+            </w:r>
+            <w:proofErr w:type="spellEnd"/>
+            <w:r>
+              <w:rPr>
+                <w:b/>
+                <w:bCs/>
+              </w:rPr>
+              <w:t xml:space="preserve"> </w:t>
+            </w:r>
+            <w:proofErr w:type="spellStart"/>
+            <w:r>
+              <w:t>mới</w:t>
+            </w:r>
+            <w:proofErr w:type="spellEnd"/>
+            <w:r>
+              <w:t xml:space="preserve">, </w:t>
+            </w:r>
+            <w:proofErr w:type="spellStart"/>
+            <w:r>
+              <w:t>cập</w:t>
+            </w:r>
+            <w:proofErr w:type="spellEnd"/>
+            <w:r>
+              <w:t xml:space="preserve"> </w:t>
+            </w:r>
+            <w:proofErr w:type="spellStart"/>
+            <w:r>
+              <w:t>nhật</w:t>
+            </w:r>
+            <w:proofErr w:type="spellEnd"/>
+            <w:r>
+              <w:t xml:space="preserve"> </w:t>
+            </w:r>
+            <w:proofErr w:type="spellStart"/>
+            <w:r>
+              <w:t>trạng</w:t>
+            </w:r>
+            <w:proofErr w:type="spellEnd"/>
+            <w:r>
+              <w:t xml:space="preserve"> </w:t>
+            </w:r>
+            <w:proofErr w:type="spellStart"/>
+            <w:r>
+              <w:t>thái</w:t>
+            </w:r>
+            <w:proofErr w:type="spellEnd"/>
+            <w:r>
+              <w:t xml:space="preserve"> </w:t>
+            </w:r>
+            <w:proofErr w:type="spellStart"/>
+            <w:r>
+              <w:t>phòng</w:t>
+            </w:r>
+            <w:proofErr w:type="spellEnd"/>
+            <w:r>
+              <w:t xml:space="preserve"> </w:t>
+            </w:r>
+            <w:proofErr w:type="spellStart"/>
+            <w:r>
+              <w:t>thành</w:t>
+            </w:r>
+            <w:proofErr w:type="spellEnd"/>
+            <w:r>
+              <w:t xml:space="preserve"> "</w:t>
+            </w:r>
+            <w:proofErr w:type="spellStart"/>
+            <w:r>
+              <w:t>Đã</w:t>
+            </w:r>
+            <w:proofErr w:type="spellEnd"/>
+            <w:r>
+              <w:t xml:space="preserve"> </w:t>
+            </w:r>
+            <w:proofErr w:type="spellStart"/>
+            <w:r>
+              <w:t>đặt</w:t>
+            </w:r>
+            <w:proofErr w:type="spellEnd"/>
+            <w:r>
+              <w:t xml:space="preserve">", </w:t>
+            </w:r>
+            <w:proofErr w:type="spellStart"/>
+            <w:r>
+              <w:t>và</w:t>
+            </w:r>
+            <w:proofErr w:type="spellEnd"/>
+            <w:r>
+              <w:t xml:space="preserve"> </w:t>
+            </w:r>
+            <w:proofErr w:type="spellStart"/>
+            <w:r>
+              <w:t>thông</w:t>
+            </w:r>
+            <w:proofErr w:type="spellEnd"/>
+            <w:r>
+              <w:t xml:space="preserve"> </w:t>
+            </w:r>
+            <w:proofErr w:type="spellStart"/>
+            <w:r>
+              <w:t>báo</w:t>
+            </w:r>
+            <w:proofErr w:type="spellEnd"/>
+            <w:r>
+              <w:t xml:space="preserve"> “</w:t>
+            </w:r>
+            <w:proofErr w:type="spellStart"/>
+            <w:r>
+              <w:t>Đặt</w:t>
+            </w:r>
+            <w:proofErr w:type="spellEnd"/>
+            <w:r>
+              <w:t xml:space="preserve"> </w:t>
+            </w:r>
+            <w:proofErr w:type="spellStart"/>
+            <w:r>
+              <w:t>phòng</w:t>
+            </w:r>
+            <w:proofErr w:type="spellEnd"/>
+            <w:r>
+              <w:t xml:space="preserve"> </w:t>
+            </w:r>
+            <w:proofErr w:type="spellStart"/>
+            <w:r>
+              <w:t>thành</w:t>
+            </w:r>
+            <w:proofErr w:type="spellEnd"/>
+            <w:r>
+              <w:t xml:space="preserve"> </w:t>
+            </w:r>
+            <w:proofErr w:type="spellStart"/>
+            <w:r>
+              <w:t>công</w:t>
+            </w:r>
+            <w:proofErr w:type="spellEnd"/>
+            <w:r>
+              <w:t>”.</w:t>
+            </w:r>
+          </w:p>
+          <w:p>
+            <w:proofErr w:type="spellStart"/>
+            <w:r>
+              <w:rPr>
+                <w:b/>
+                <w:bCs/>
+              </w:rPr>
+              <w:t>Luồng</w:t>
+            </w:r>
+            <w:proofErr w:type="spellEnd"/>
+            <w:r>
+              <w:rPr>
+                <w:b/>
+                <w:bCs/>
+              </w:rPr>
+              <w:t xml:space="preserve"> </w:t>
+            </w:r>
+            <w:proofErr w:type="spellStart"/>
+            <w:r>
+              <w:rPr>
+                <w:b/>
+                <w:bCs/>
+              </w:rPr>
+              <w:t>sự</w:t>
+            </w:r>
+            <w:proofErr w:type="spellEnd"/>
+            <w:r>
+              <w:rPr>
+                <w:b/>
+                <w:bCs/>
+              </w:rPr>
+              <w:t xml:space="preserve"> </w:t>
+            </w:r>
+            <w:proofErr w:type="spellStart"/>
+            <w:r>
+              <w:rPr>
+                <w:b/>
+                <w:bCs/>
+              </w:rPr>
+              <w:t>kiện</w:t>
+            </w:r>
+            <w:proofErr w:type="spellEnd"/>
+            <w:r>
+              <w:rPr>
+                <w:b/>
+                <w:bCs/>
+              </w:rPr>
+              <w:t xml:space="preserve"> </w:t>
+            </w:r>
+            <w:proofErr w:type="spellStart"/>
+            <w:r>
+              <w:rPr>
+                <w:b/>
+                <w:bCs/>
+              </w:rPr>
+              <w:t>phụ</w:t>
+            </w:r>
+            <w:proofErr w:type="spellEnd"/>
+            <w:r>
+              <w:rPr>
+                <w:b/>
+                <w:bCs/>
+              </w:rPr>
+              <w:t>:</w:t>
+            </w:r>
+          </w:p>
+          <w:p>
+            <w:pPr>
+              <w:numPr>
+                <w:ilvl w:val="0"/>
+                <w:numId w:val="5"/>
+              </w:numPr>
+            </w:pPr>
+            <w:proofErr w:type="spellStart"/>
+            <w:r>
+              <w:rPr>
+                <w:i/>
+                <w:iCs/>
+              </w:rPr>
+              <w:t>Kịch</w:t>
+            </w:r>
+            <w:proofErr w:type="spellEnd"/>
+            <w:r>
+              <w:rPr>
+                <w:i/>
+                <w:iCs/>
+              </w:rPr>
+              <w:t xml:space="preserve"> </w:t>
+            </w:r>
+            <w:proofErr w:type="spellStart"/>
+            <w:r>
+              <w:rPr>
+                <w:i/>
+                <w:iCs/>
+              </w:rPr>
+              <w:t>bản</w:t>
+            </w:r>
+            <w:proofErr w:type="spellEnd"/>
+            <w:r>
+              <w:rPr>
+                <w:i/>
+                <w:iCs/>
+              </w:rPr>
+              <w:t xml:space="preserve"> 1: </w:t>
+            </w:r>
+            <w:proofErr w:type="spellStart"/>
+            <w:r>
+              <w:rPr>
+                <w:i/>
+                <w:iCs/>
+              </w:rPr>
+              <w:t>Không</w:t>
+            </w:r>
+            <w:proofErr w:type="spellEnd"/>
+            <w:r>
+              <w:rPr>
+                <w:i/>
+                <w:iCs/>
+              </w:rPr>
+              <w:t xml:space="preserve"> </w:t>
+            </w:r>
+            <w:proofErr w:type="spellStart"/>
+            <w:r>
+              <w:rPr>
+                <w:i/>
+                <w:iCs/>
+              </w:rPr>
+              <w:t>có</w:t>
+            </w:r>
+            <w:proofErr w:type="spellEnd"/>
+            <w:r>
+              <w:rPr>
+                <w:i/>
+                <w:iCs/>
+              </w:rPr>
+              <w:t xml:space="preserve"> </w:t>
+            </w:r>
+            <w:proofErr w:type="spellStart"/>
+            <w:r>
+              <w:rPr>
+                <w:i/>
+                <w:iCs/>
+              </w:rPr>
+              <w:t>phòng</w:t>
+            </w:r>
+            <w:proofErr w:type="spellEnd"/>
+            <w:r>
+              <w:rPr>
+                <w:i/>
+                <w:iCs/>
+              </w:rPr>
+              <w:t xml:space="preserve"> </w:t>
+            </w:r>
+            <w:proofErr w:type="spellStart"/>
+            <w:r>
+              <w:rPr>
+                <w:i/>
+                <w:iCs/>
+              </w:rPr>
+              <w:t>trống</w:t>
+            </w:r>
+            <w:proofErr w:type="spellEnd"/>
+            <w:r>
+              <w:rPr>
+                <w:i/>
+                <w:iCs/>
+              </w:rPr>
+              <w:t>.</w:t>
+            </w:r>
+          </w:p>
+          <w:p>
+            <w:pPr>
+              <w:numPr>
+                <w:ilvl w:val="1"/>
+                <w:numId w:val="5"/>
+              </w:numPr>
+            </w:pPr>
+            <w:proofErr w:type="spellStart"/>
+            <w:r>
+              <w:t>Tại</w:t>
+            </w:r>
+            <w:proofErr w:type="spellEnd"/>
+            <w:r>
+              <w:t xml:space="preserve"> </w:t>
+            </w:r>
+            <w:proofErr w:type="spellStart"/>
+            <w:r>
+              <w:t>bước</w:t>
+            </w:r>
+            <w:proofErr w:type="spellEnd"/>
+            <w:r>
+              <w:t xml:space="preserve"> 3, </w:t>
+            </w:r>
+            <w:proofErr w:type="spellStart"/>
+            <w:r>
+              <w:t>nếu</w:t>
+            </w:r>
+            <w:proofErr w:type="spellEnd"/>
+            <w:r>
+              <w:t xml:space="preserve"> </w:t>
+            </w:r>
+            <w:proofErr w:type="spellStart"/>
+            <w:r>
+              <w:t>khoảng</w:t>
+            </w:r>
+            <w:proofErr w:type="spellEnd"/>
+            <w:r>
+              <w:t xml:space="preserve"> </w:t>
+            </w:r>
+            <w:proofErr w:type="spellStart"/>
+            <w:r>
+              <w:t>thời</w:t>
+            </w:r>
+            <w:proofErr w:type="spellEnd"/>
+            <w:r>
+              <w:t xml:space="preserve"> </w:t>
+            </w:r>
+            <w:proofErr w:type="spellStart"/>
+            <w:r>
+              <w:t>gian</w:t>
+            </w:r>
+            <w:proofErr w:type="spellEnd"/>
+            <w:r>
+              <w:t xml:space="preserve"> </w:t>
+            </w:r>
+            <w:proofErr w:type="spellStart"/>
+            <w:r>
+              <w:t>khách</w:t>
+            </w:r>
+            <w:proofErr w:type="spellEnd"/>
+            <w:r>
+              <w:t xml:space="preserve"> </w:t>
+            </w:r>
+            <w:proofErr w:type="spellStart"/>
+            <w:r>
+              <w:t>chọn</w:t>
+            </w:r>
+            <w:proofErr w:type="spellEnd"/>
+            <w:r>
+              <w:t xml:space="preserve"> </w:t>
+            </w:r>
+            <w:proofErr w:type="spellStart"/>
+            <w:r>
+              <w:t>không</w:t>
+            </w:r>
+            <w:proofErr w:type="spellEnd"/>
+            <w:r>
+              <w:t xml:space="preserve"> </w:t>
+            </w:r>
+            <w:proofErr w:type="spellStart"/>
+            <w:r>
+              <w:t>còn</w:t>
+            </w:r>
+            <w:proofErr w:type="spellEnd"/>
+            <w:r>
+              <w:t xml:space="preserve"> </w:t>
+            </w:r>
+            <w:proofErr w:type="spellStart"/>
+            <w:r>
+              <w:t>phòng</w:t>
+            </w:r>
+            <w:proofErr w:type="spellEnd"/>
+            <w:r>
+              <w:t xml:space="preserve"> </w:t>
+            </w:r>
+            <w:proofErr w:type="spellStart"/>
+            <w:r>
+              <w:t>nào</w:t>
+            </w:r>
+            <w:proofErr w:type="spellEnd"/>
+            <w:r>
+              <w:t xml:space="preserve"> </w:t>
+            </w:r>
+            <w:proofErr w:type="spellStart"/>
+            <w:r>
+              <w:t>thỏa</w:t>
+            </w:r>
+            <w:proofErr w:type="spellEnd"/>
+            <w:r>
+              <w:t xml:space="preserve"> </w:t>
+            </w:r>
+            <w:proofErr w:type="spellStart"/>
+            <w:r>
+              <w:t>mãn</w:t>
+            </w:r>
+            <w:proofErr w:type="spellEnd"/>
+            <w:r>
+              <w:t>.</w:t>
+            </w:r>
+          </w:p>
+          <w:p>
+            <w:pPr>
+              <w:numPr>
+                <w:ilvl w:val="1"/>
+                <w:numId w:val="5"/>
+              </w:numPr>
+            </w:pPr>
+            <w:proofErr w:type="spellStart"/>
+            <w:r>
+              <w:t>Hệ</w:t>
+            </w:r>
+            <w:proofErr w:type="spellEnd"/>
+            <w:r>
+              <w:t xml:space="preserve"> </w:t>
+            </w:r>
+            <w:proofErr w:type="spellStart"/>
+            <w:r>
+              <w:t>thống</w:t>
+            </w:r>
+            <w:proofErr w:type="spellEnd"/>
+            <w:r>
+              <w:t xml:space="preserve"> </w:t>
+            </w:r>
+            <w:proofErr w:type="spellStart"/>
+            <w:r>
+              <w:t>thông</w:t>
+            </w:r>
+            <w:proofErr w:type="spellEnd"/>
+            <w:r>
+              <w:t xml:space="preserve"> </w:t>
+            </w:r>
+            <w:proofErr w:type="spellStart"/>
+            <w:r>
+              <w:t>báo</w:t>
+            </w:r>
+            <w:proofErr w:type="spellEnd"/>
+            <w:r>
+              <w:t>: “</w:t>
+            </w:r>
+            <w:proofErr w:type="spellStart"/>
+            <w:r>
+              <w:t>Không</w:t>
+            </w:r>
+            <w:proofErr w:type="spellEnd"/>
+            <w:r>
+              <w:t xml:space="preserve"> </w:t>
+            </w:r>
+            <w:proofErr w:type="spellStart"/>
+            <w:r>
+              <w:t>tìm</w:t>
+            </w:r>
+            <w:proofErr w:type="spellEnd"/>
+            <w:r>
+              <w:t xml:space="preserve"> </w:t>
+            </w:r>
+            <w:proofErr w:type="spellStart"/>
+            <w:r>
+              <w:t>thấy</w:t>
+            </w:r>
+            <w:proofErr w:type="spellEnd"/>
+            <w:r>
+              <w:t xml:space="preserve"> </w:t>
+            </w:r>
+            <w:proofErr w:type="spellStart"/>
+            <w:r>
+              <w:t>phòng</w:t>
+            </w:r>
+            <w:proofErr w:type="spellEnd"/>
+            <w:r>
+              <w:t xml:space="preserve"> </w:t>
+            </w:r>
+            <w:proofErr w:type="spellStart"/>
+            <w:r>
+              <w:t>trống</w:t>
+            </w:r>
+            <w:proofErr w:type="spellEnd"/>
+            <w:r>
+              <w:t xml:space="preserve"> </w:t>
+            </w:r>
+            <w:proofErr w:type="spellStart"/>
+            <w:r>
+              <w:t>phù</w:t>
+            </w:r>
+            <w:proofErr w:type="spellEnd"/>
+            <w:r>
+              <w:t xml:space="preserve"> </w:t>
+            </w:r>
+            <w:proofErr w:type="spellStart"/>
+            <w:r>
+              <w:t>hợp</w:t>
+            </w:r>
+            <w:proofErr w:type="spellEnd"/>
+            <w:r>
+              <w:t xml:space="preserve"> </w:t>
+            </w:r>
+            <w:proofErr w:type="spellStart"/>
+            <w:r>
+              <w:t>với</w:t>
+            </w:r>
+            <w:proofErr w:type="spellEnd"/>
+            <w:r>
+              <w:t xml:space="preserve"> </w:t>
+            </w:r>
+            <w:proofErr w:type="spellStart"/>
+            <w:r>
+              <w:t>yêu</w:t>
+            </w:r>
+            <w:proofErr w:type="spellEnd"/>
+            <w:r>
+              <w:t xml:space="preserve"> </w:t>
+            </w:r>
+            <w:proofErr w:type="spellStart"/>
+            <w:r>
+              <w:t>cầu</w:t>
+            </w:r>
+            <w:proofErr w:type="spellEnd"/>
+            <w:r>
+              <w:t>.”</w:t>
+            </w:r>
+          </w:p>
+          <w:p>
+            <w:pPr>
+              <w:numPr>
+                <w:ilvl w:val="1"/>
+                <w:numId w:val="5"/>
+              </w:numPr>
+            </w:pPr>
+            <w:proofErr w:type="spellStart"/>
+            <w:r>
+              <w:t>Hệ</w:t>
+            </w:r>
+            <w:proofErr w:type="spellEnd"/>
+            <w:r>
+              <w:t xml:space="preserve"> </w:t>
+            </w:r>
+            <w:proofErr w:type="spellStart"/>
+            <w:r>
+              <w:t>thống</w:t>
+            </w:r>
+            <w:proofErr w:type="spellEnd"/>
+            <w:r>
+              <w:t xml:space="preserve"> </w:t>
+            </w:r>
+            <w:proofErr w:type="spellStart"/>
+            <w:r>
+              <w:t>yêu</w:t>
+            </w:r>
+            <w:proofErr w:type="spellEnd"/>
+            <w:r>
+              <w:t xml:space="preserve"> </w:t>
+            </w:r>
+            <w:proofErr w:type="spellStart"/>
+            <w:r>
+              <w:t>cầu</w:t>
+            </w:r>
+            <w:proofErr w:type="spellEnd"/>
+            <w:r>
+              <w:t xml:space="preserve"> </w:t>
+            </w:r>
+            <w:proofErr w:type="spellStart"/>
+            <w:r>
+              <w:t>tác</w:t>
+            </w:r>
+            <w:proofErr w:type="spellEnd"/>
+            <w:r>
+              <w:t xml:space="preserve"> </w:t>
+            </w:r>
+            <w:proofErr w:type="spellStart"/>
+            <w:r>
+              <w:t>nhân</w:t>
+            </w:r>
+            <w:proofErr w:type="spellEnd"/>
+            <w:r>
+              <w:t xml:space="preserve"> </w:t>
+            </w:r>
+            <w:proofErr w:type="spellStart"/>
+            <w:r>
+              <w:t>chọn</w:t>
+            </w:r>
+            <w:proofErr w:type="spellEnd"/>
+            <w:r>
+              <w:t xml:space="preserve"> </w:t>
+            </w:r>
+            <w:proofErr w:type="spellStart"/>
+            <w:r>
+              <w:t>lại</w:t>
+            </w:r>
+            <w:proofErr w:type="spellEnd"/>
+            <w:r>
+              <w:t xml:space="preserve"> </w:t>
+            </w:r>
+            <w:proofErr w:type="spellStart"/>
+            <w:r>
+              <w:t>ngày</w:t>
+            </w:r>
+            <w:proofErr w:type="spellEnd"/>
+            <w:r>
+              <w:t xml:space="preserve"> </w:t>
+            </w:r>
+            <w:proofErr w:type="spellStart"/>
+            <w:r>
+              <w:t>hoặc</w:t>
+            </w:r>
+            <w:proofErr w:type="spellEnd"/>
+            <w:r>
+              <w:t xml:space="preserve"> </w:t>
+            </w:r>
+            <w:proofErr w:type="spellStart"/>
+            <w:r>
+              <w:t>loại</w:t>
+            </w:r>
+            <w:proofErr w:type="spellEnd"/>
+            <w:r>
+              <w:t xml:space="preserve"> </w:t>
+            </w:r>
+            <w:proofErr w:type="spellStart"/>
+            <w:r>
+              <w:t>phòng</w:t>
+            </w:r>
+            <w:proofErr w:type="spellEnd"/>
+            <w:r>
+              <w:t xml:space="preserve"> </w:t>
+            </w:r>
+            <w:proofErr w:type="spellStart"/>
+            <w:r>
+              <w:t>khác</w:t>
+            </w:r>
+            <w:proofErr w:type="spellEnd"/>
+            <w:r>
+              <w:t>.</w:t>
+            </w:r>
+          </w:p>
+          <w:p>
+            <w:pPr>
+              <w:numPr>
+                <w:ilvl w:val="0"/>
+                <w:numId w:val="5"/>
+              </w:numPr>
+            </w:pPr>
+            <w:proofErr w:type="spellStart"/>
+            <w:r>
+              <w:rPr>
+                <w:i/>
+                <w:iCs/>
+              </w:rPr>
+              <w:t>Kịch</w:t>
+            </w:r>
+            <w:proofErr w:type="spellEnd"/>
+            <w:r>
+              <w:rPr>
+                <w:i/>
+                <w:iCs/>
+              </w:rPr>
+              <w:t xml:space="preserve"> </w:t>
+            </w:r>
+            <w:proofErr w:type="spellStart"/>
+            <w:r>
+              <w:rPr>
+                <w:i/>
+                <w:iCs/>
+              </w:rPr>
+              <w:t>bản</w:t>
+            </w:r>
+            <w:proofErr w:type="spellEnd"/>
+            <w:r>
+              <w:rPr>
+                <w:i/>
+                <w:iCs/>
+              </w:rPr>
+              <w:t xml:space="preserve"> 2: </w:t>
+            </w:r>
+            <w:proofErr w:type="spellStart"/>
+            <w:r>
+              <w:rPr>
+                <w:i/>
+                <w:iCs/>
+              </w:rPr>
+              <w:t>Thiếu</w:t>
+            </w:r>
+            <w:proofErr w:type="spellEnd"/>
+            <w:r>
+              <w:rPr>
+                <w:i/>
+                <w:iCs/>
+              </w:rPr>
+              <w:t xml:space="preserve"> </w:t>
+            </w:r>
+            <w:proofErr w:type="spellStart"/>
+            <w:r>
+              <w:rPr>
+                <w:i/>
+                <w:iCs/>
+              </w:rPr>
+              <w:t>thông</w:t>
+            </w:r>
+            <w:proofErr w:type="spellEnd"/>
+            <w:r>
+              <w:rPr>
+                <w:i/>
+                <w:iCs/>
+              </w:rPr>
+              <w:t xml:space="preserve"> tin </w:t>
+            </w:r>
+            <w:proofErr w:type="spellStart"/>
+            <w:r>
+              <w:rPr>
+                <w:i/>
+                <w:iCs/>
+              </w:rPr>
+              <w:t>bắt</w:t>
+            </w:r>
+            <w:proofErr w:type="spellEnd"/>
+            <w:r>
+              <w:rPr>
+                <w:i/>
+                <w:iCs/>
+              </w:rPr>
+              <w:t xml:space="preserve"> </w:t>
+            </w:r>
+            <w:proofErr w:type="spellStart"/>
+            <w:r>
+              <w:rPr>
+                <w:i/>
+                <w:iCs/>
+              </w:rPr>
+              <w:t>buộc</w:t>
+            </w:r>
+            <w:proofErr w:type="spellEnd"/>
+            <w:r>
+              <w:rPr>
+                <w:i/>
+                <w:iCs/>
+              </w:rPr>
+              <w:t>.</w:t>
+            </w:r>
+          </w:p>
+          <w:p>
+            <w:pPr>
+              <w:numPr>
+                <w:ilvl w:val="1"/>
+                <w:numId w:val="5"/>
+              </w:numPr>
+            </w:pPr>
+            <w:proofErr w:type="spellStart"/>
+            <w:r>
+              <w:t>Tại</w:t>
+            </w:r>
+            <w:proofErr w:type="spellEnd"/>
+            <w:r>
+              <w:t xml:space="preserve"> </w:t>
+            </w:r>
+            <w:proofErr w:type="spellStart"/>
+            <w:r>
+              <w:t>bước</w:t>
+            </w:r>
+            <w:proofErr w:type="spellEnd"/>
+            <w:r>
+              <w:t xml:space="preserve"> 5, </w:t>
+            </w:r>
+            <w:proofErr w:type="spellStart"/>
+            <w:r>
+              <w:t>nếu</w:t>
+            </w:r>
+            <w:proofErr w:type="spellEnd"/>
+            <w:r>
+              <w:t xml:space="preserve"> </w:t>
+            </w:r>
+            <w:proofErr w:type="spellStart"/>
+            <w:r>
+              <w:t>tác</w:t>
+            </w:r>
+            <w:proofErr w:type="spellEnd"/>
+            <w:r>
+              <w:t xml:space="preserve"> </w:t>
+            </w:r>
+            <w:proofErr w:type="spellStart"/>
+            <w:r>
+              <w:t>nhân</w:t>
+            </w:r>
+            <w:proofErr w:type="spellEnd"/>
+            <w:r>
+              <w:t xml:space="preserve"> </w:t>
+            </w:r>
+            <w:proofErr w:type="spellStart"/>
+            <w:r>
+              <w:t>để</w:t>
+            </w:r>
+            <w:proofErr w:type="spellEnd"/>
+            <w:r>
+              <w:t xml:space="preserve"> </w:t>
+            </w:r>
+            <w:proofErr w:type="spellStart"/>
+            <w:r>
+              <w:t>trống</w:t>
+            </w:r>
+            <w:proofErr w:type="spellEnd"/>
+            <w:r>
+              <w:t xml:space="preserve"> </w:t>
+            </w:r>
+            <w:proofErr w:type="spellStart"/>
+            <w:r>
+              <w:t>thông</w:t>
+            </w:r>
+            <w:proofErr w:type="spellEnd"/>
+            <w:r>
+              <w:t xml:space="preserve"> tin CCCD </w:t>
+            </w:r>
+            <w:proofErr w:type="spellStart"/>
+            <w:r>
+              <w:t>hoặc</w:t>
+            </w:r>
+            <w:proofErr w:type="spellEnd"/>
+            <w:r>
+              <w:t xml:space="preserve"> </w:t>
+            </w:r>
+            <w:proofErr w:type="spellStart"/>
+            <w:r>
+              <w:t>Số</w:t>
+            </w:r>
+            <w:proofErr w:type="spellEnd"/>
+            <w:r>
+              <w:t xml:space="preserve"> </w:t>
+            </w:r>
+            <w:proofErr w:type="spellStart"/>
+            <w:r>
+              <w:t>điện</w:t>
+            </w:r>
+            <w:proofErr w:type="spellEnd"/>
+            <w:r>
+              <w:t xml:space="preserve"> </w:t>
+            </w:r>
+            <w:proofErr w:type="spellStart"/>
+            <w:r>
+              <w:t>thoại</w:t>
+            </w:r>
+            <w:proofErr w:type="spellEnd"/>
+            <w:r>
+              <w:t xml:space="preserve"> </w:t>
+            </w:r>
+            <w:proofErr w:type="spellStart"/>
+            <w:r>
+              <w:t>của</w:t>
+            </w:r>
+            <w:proofErr w:type="spellEnd"/>
+            <w:r>
+              <w:t xml:space="preserve"> </w:t>
+            </w:r>
+            <w:proofErr w:type="spellStart"/>
+            <w:r>
+              <w:t>khách</w:t>
+            </w:r>
+            <w:proofErr w:type="spellEnd"/>
+            <w:r>
+              <w:t xml:space="preserve"> </w:t>
+            </w:r>
+            <w:proofErr w:type="spellStart"/>
+            <w:r>
+              <w:t>hàng</w:t>
+            </w:r>
+            <w:proofErr w:type="spellEnd"/>
+            <w:r>
+              <w:t>.</w:t>
+            </w:r>
+          </w:p>
+          <w:p>
+            <w:pPr>
+              <w:numPr>
+                <w:ilvl w:val="1"/>
+                <w:numId w:val="5"/>
+              </w:numPr>
+            </w:pPr>
+            <w:proofErr w:type="spellStart"/>
+            <w:r>
+              <w:t>Hệ</w:t>
+            </w:r>
+            <w:proofErr w:type="spellEnd"/>
+            <w:r>
+              <w:t xml:space="preserve"> </w:t>
+            </w:r>
+            <w:proofErr w:type="spellStart"/>
+            <w:r>
+              <w:t>thống</w:t>
+            </w:r>
+            <w:proofErr w:type="spellEnd"/>
+            <w:r>
+              <w:t xml:space="preserve"> </w:t>
+            </w:r>
+            <w:proofErr w:type="spellStart"/>
+            <w:r>
+              <w:t>báo</w:t>
+            </w:r>
+            <w:proofErr w:type="spellEnd"/>
+            <w:r>
+              <w:t xml:space="preserve"> </w:t>
+            </w:r>
+            <w:proofErr w:type="spellStart"/>
+            <w:r>
+              <w:t>lỗi</w:t>
+            </w:r>
+            <w:proofErr w:type="spellEnd"/>
+            <w:r>
+              <w:t xml:space="preserve"> </w:t>
+            </w:r>
+            <w:proofErr w:type="spellStart"/>
+            <w:r>
+              <w:t>màu</w:t>
+            </w:r>
+            <w:proofErr w:type="spellEnd"/>
+            <w:r>
+              <w:t xml:space="preserve"> </w:t>
+            </w:r>
+            <w:proofErr w:type="spellStart"/>
+            <w:r>
+              <w:t>đỏ</w:t>
+            </w:r>
+            <w:proofErr w:type="spellEnd"/>
+            <w:r>
+              <w:t xml:space="preserve"> </w:t>
+            </w:r>
+            <w:proofErr w:type="spellStart"/>
+            <w:r>
+              <w:t>tại</w:t>
+            </w:r>
+            <w:proofErr w:type="spellEnd"/>
+            <w:r>
+              <w:t xml:space="preserve"> </w:t>
+            </w:r>
+            <w:proofErr w:type="spellStart"/>
+            <w:r>
+              <w:t>trường</w:t>
+            </w:r>
+            <w:proofErr w:type="spellEnd"/>
+            <w:r>
+              <w:t xml:space="preserve"> </w:t>
+            </w:r>
+            <w:proofErr w:type="spellStart"/>
+            <w:r>
+              <w:t>bị</w:t>
+            </w:r>
+            <w:proofErr w:type="spellEnd"/>
+            <w:r>
+              <w:t xml:space="preserve"> </w:t>
+            </w:r>
+            <w:proofErr w:type="spellStart"/>
+            <w:r>
+              <w:t>thiếu</w:t>
+            </w:r>
+            <w:proofErr w:type="spellEnd"/>
+            <w:r>
+              <w:t xml:space="preserve">: "Vui </w:t>
+            </w:r>
+            <w:proofErr w:type="spellStart"/>
+            <w:r>
+              <w:t>lòng</w:t>
+            </w:r>
+            <w:proofErr w:type="spellEnd"/>
+            <w:r>
+              <w:t xml:space="preserve"> </w:t>
+            </w:r>
+            <w:proofErr w:type="spellStart"/>
+            <w:r>
+              <w:t>nhập</w:t>
+            </w:r>
+            <w:proofErr w:type="spellEnd"/>
+            <w:r>
+              <w:t xml:space="preserve"> </w:t>
+            </w:r>
+            <w:proofErr w:type="spellStart"/>
+            <w:r>
+              <w:t>đầy</w:t>
+            </w:r>
+            <w:proofErr w:type="spellEnd"/>
+            <w:r>
+              <w:t xml:space="preserve"> </w:t>
+            </w:r>
+            <w:proofErr w:type="spellStart"/>
+            <w:r>
+              <w:t>đủ</w:t>
+            </w:r>
+            <w:proofErr w:type="spellEnd"/>
+            <w:r>
+              <w:t xml:space="preserve"> </w:t>
+            </w:r>
+            <w:proofErr w:type="spellStart"/>
+            <w:r>
+              <w:t>thông</w:t>
+            </w:r>
+            <w:proofErr w:type="spellEnd"/>
+            <w:r>
+              <w:t xml:space="preserve"> tin </w:t>
+            </w:r>
+            <w:proofErr w:type="spellStart"/>
+            <w:r>
+              <w:t>bắt</w:t>
+            </w:r>
+            <w:proofErr w:type="spellEnd"/>
+            <w:r>
+              <w:t xml:space="preserve"> </w:t>
+            </w:r>
+            <w:proofErr w:type="spellStart"/>
+            <w:r>
+              <w:t>buộc</w:t>
+            </w:r>
+            <w:proofErr w:type="spellEnd"/>
+            <w:r>
+              <w:t>".</w:t>
+            </w:r>
+          </w:p>
+          <w:p>
+            <w:pPr>
+              <w:numPr>
+                <w:ilvl w:val="1"/>
+                <w:numId w:val="5"/>
+              </w:numPr>
+            </w:pPr>
+            <w:proofErr w:type="spellStart"/>
+            <w:r>
+              <w:t>Hệ</w:t>
+            </w:r>
+            <w:proofErr w:type="spellEnd"/>
+            <w:r>
+              <w:t xml:space="preserve"> </w:t>
+            </w:r>
+            <w:proofErr w:type="spellStart"/>
+            <w:r>
+              <w:t>thống</w:t>
+            </w:r>
+            <w:proofErr w:type="spellEnd"/>
+            <w:r>
+              <w:t xml:space="preserve"> </w:t>
+            </w:r>
+            <w:proofErr w:type="spellStart"/>
+            <w:r>
+              <w:t>chặn</w:t>
+            </w:r>
+            <w:proofErr w:type="spellEnd"/>
+            <w:r>
+              <w:t xml:space="preserve"> </w:t>
+            </w:r>
+            <w:proofErr w:type="spellStart"/>
+            <w:r>
+              <w:t>việc</w:t>
+            </w:r>
+            <w:proofErr w:type="spellEnd"/>
+            <w:r>
+              <w:t xml:space="preserve"> </w:t>
+            </w:r>
+            <w:proofErr w:type="spellStart"/>
+            <w:r>
+              <w:t>lưu</w:t>
+            </w:r>
+            <w:proofErr w:type="spellEnd"/>
+            <w:r>
+              <w:t xml:space="preserve"> </w:t>
+            </w:r>
+            <w:proofErr w:type="spellStart"/>
+            <w:r>
+              <w:t>phiếu</w:t>
+            </w:r>
+            <w:proofErr w:type="spellEnd"/>
+            <w:r>
+              <w:t xml:space="preserve"> </w:t>
+            </w:r>
+            <w:proofErr w:type="spellStart"/>
+            <w:r>
+              <w:t>và</w:t>
+            </w:r>
+            <w:proofErr w:type="spellEnd"/>
+            <w:r>
+              <w:t xml:space="preserve"> </w:t>
+            </w:r>
+            <w:proofErr w:type="spellStart"/>
+            <w:r>
+              <w:t>chờ</w:t>
+            </w:r>
+            <w:proofErr w:type="spellEnd"/>
+            <w:r>
+              <w:t xml:space="preserve"> </w:t>
+            </w:r>
+            <w:proofErr w:type="spellStart"/>
+            <w:r>
+              <w:t>tác</w:t>
+            </w:r>
+            <w:proofErr w:type="spellEnd"/>
+            <w:r>
+              <w:t xml:space="preserve"> </w:t>
+            </w:r>
+            <w:proofErr w:type="spellStart"/>
+            <w:r>
+              <w:t>nhân</w:t>
+            </w:r>
+            <w:proofErr w:type="spellEnd"/>
+            <w:r>
+              <w:t xml:space="preserve"> </w:t>
+            </w:r>
+            <w:proofErr w:type="spellStart"/>
+            <w:r>
+              <w:t>bổ</w:t>
+            </w:r>
+            <w:proofErr w:type="spellEnd"/>
+            <w:r>
+              <w:t xml:space="preserve"> sung </w:t>
+            </w:r>
+            <w:proofErr w:type="spellStart"/>
+            <w:r>
+              <w:t>thông</w:t>
+            </w:r>
+            <w:proofErr w:type="spellEnd"/>
+            <w:r>
+              <w:t xml:space="preserve"> tin.</w:t>
+            </w:r>
+          </w:p>
+          <w:p/>
+        </w:tc>
+      </w:tr>
+      <w:tr>
+        <w:tc>
+          <w:tcPr>
+            <w:tcW w:w="0" w:type="auto"/>
+            <w:tcBorders>
+              <w:top w:val="single" w:sz="8" w:space="0" w:color="000000"/>
+              <w:left w:val="single" w:sz="8" w:space="0" w:color="000000"/>
+              <w:bottom w:val="single" w:sz="8" w:space="0" w:color="000000"/>
+              <w:right w:val="single" w:sz="8" w:space="0" w:color="000000"/>
+            </w:tcBorders>
+            <w:tcMar>
+              <w:top w:w="100" w:type="dxa"/>
+              <w:left w:w="100" w:type="dxa"/>
+              <w:bottom w:w="100" w:type="dxa"/>
+              <w:right w:w="100" w:type="dxa"/>
+            </w:tcMar>
+            <w:hideMark/>
+          </w:tcPr>
+          <w:p>
+            <w:r>
+              <w:rPr>
+                <w:b/>
+                <w:bCs/>
+              </w:rPr>
+              <w:t xml:space="preserve">Tham </w:t>
+            </w:r>
+            <w:proofErr w:type="spellStart"/>
+            <w:r>
+              <w:rPr>
+                <w:b/>
+                <w:bCs/>
+              </w:rPr>
+              <w:t>chiếu</w:t>
+            </w:r>
+            <w:proofErr w:type="spellEnd"/>
+            <w:r>
+              <w:rPr>
+                <w:b/>
+                <w:bCs/>
+              </w:rPr>
+              <w:t xml:space="preserve"> </w:t>
+            </w:r>
+            <w:proofErr w:type="spellStart"/>
+            <w:r>
+              <w:rPr>
+                <w:b/>
+                <w:bCs/>
+              </w:rPr>
+              <w:t>tới</w:t>
+            </w:r>
+            <w:proofErr w:type="spellEnd"/>
+          </w:p>
+        </w:tc>
+        <w:tc>
+          <w:tcPr>
+            <w:tcW w:w="0" w:type="auto"/>
+            <w:tcBorders>
+              <w:top w:val="single" w:sz="8" w:space="0" w:color="000000"/>
+              <w:left w:val="single" w:sz="8" w:space="0" w:color="000000"/>
+              <w:bottom w:val="single" w:sz="8" w:space="0" w:color="000000"/>
+              <w:right w:val="single" w:sz="8" w:space="0" w:color="000000"/>
+            </w:tcBorders>
+            <w:tcMar>
+              <w:top w:w="100" w:type="dxa"/>
+              <w:left w:w="100" w:type="dxa"/>
+              <w:bottom w:w="100" w:type="dxa"/>
+              <w:right w:w="100" w:type="dxa"/>
+            </w:tcMar>
+            <w:hideMark/>
+          </w:tcPr>
+          <w:p>
+            <w:r>
+              <w:br/>
+            </w:r>
+          </w:p>
+          <w:p>
+            <w:pPr>
+              <w:numPr>
+                <w:ilvl w:val="0"/>
+                <w:numId w:val="6"/>
+              </w:numPr>
+              <w:rPr>
+                <w:b/>
+                <w:bCs/>
+              </w:rPr>
+            </w:pPr>
+            <w:r>
+              <w:rPr>
+                <w:b/>
+                <w:bCs/>
+              </w:rPr>
+              <w:t xml:space="preserve">&lt;&lt;include&gt;&gt; Use Case: </w:t>
+            </w:r>
+            <w:proofErr w:type="spellStart"/>
+            <w:r>
+              <w:t>Tìm</w:t>
+            </w:r>
+            <w:proofErr w:type="spellEnd"/>
+            <w:r>
+              <w:t xml:space="preserve"> </w:t>
+            </w:r>
+            <w:proofErr w:type="spellStart"/>
+            <w:r>
+              <w:t>kiếm</w:t>
+            </w:r>
+            <w:proofErr w:type="spellEnd"/>
+            <w:r>
+              <w:t xml:space="preserve"> </w:t>
+            </w:r>
+            <w:proofErr w:type="spellStart"/>
+            <w:r>
+              <w:t>phòng</w:t>
+            </w:r>
+            <w:proofErr w:type="spellEnd"/>
+          </w:p>
+          <w:p>
+            <w:pPr>
+              <w:numPr>
+                <w:ilvl w:val="0"/>
+                <w:numId w:val="6"/>
+              </w:numPr>
+              <w:rPr>
+                <w:b/>
+                <w:bCs/>
+              </w:rPr>
+            </w:pPr>
+            <w:r>
+              <w:rPr>
+                <w:b/>
+                <w:bCs/>
+              </w:rPr>
+              <w:lastRenderedPageBreak/>
+              <w:t xml:space="preserve">&lt;&lt;include&gt;&gt; Use Case: </w:t>
+            </w:r>
+            <w:r>
+              <w:t xml:space="preserve">Quản </w:t>
+            </w:r>
+            <w:proofErr w:type="spellStart"/>
+            <w:r>
+              <w:t>lý</w:t>
+            </w:r>
+            <w:proofErr w:type="spellEnd"/>
+            <w:r>
+              <w:t xml:space="preserve"> </w:t>
+            </w:r>
+            <w:proofErr w:type="spellStart"/>
+            <w:r>
+              <w:t>khách</w:t>
+            </w:r>
+            <w:proofErr w:type="spellEnd"/>
+            <w:r>
+              <w:t xml:space="preserve"> </w:t>
+            </w:r>
+            <w:proofErr w:type="spellStart"/>
+            <w:r>
+              <w:t>hàng</w:t>
+            </w:r>
+            <w:proofErr w:type="spellEnd"/>
+            <w:r>
+              <w:t> </w:t>
+            </w:r>
+          </w:p>
+          <w:p/>
+        </w:tc>
+      </w:tr>
+    </w:tbl>
+    <w:p>
+      <w:r>
+        <w:lastRenderedPageBreak/>
+        <w:br/>
+      </w:r>
+      <w:r>
+        <w:br/>
+      </w:r>
+      <w:r>
+        <w:br/>
+      </w:r>
+      <w:r>
+        <w:br/>
+      </w:r>
+    </w:p>
+    <w:p>
+      <w:r>
+        <w:t xml:space="preserve">Use case </w:t>
+      </w:r>
+      <w:proofErr w:type="spellStart"/>
+      <w:r>
+        <w:t>Nhận</w:t>
+      </w:r>
+      <w:proofErr w:type="spellEnd"/>
+      <w:r>
+        <w:t xml:space="preserve"> </w:t>
+      </w:r>
+      <w:proofErr w:type="spellStart"/>
+      <w:r>
+        <w:t>phòng</w:t>
+      </w:r>
+      <w:proofErr w:type="spellEnd"/>
+    </w:p>
+    <w:tbl>
+      <w:tblPr>
+        <w:tblW w:w="0" w:type="auto"/>
+        <w:tblCellMar>
+          <w:top w:w="15" w:type="dxa"/>
+          <w:left w:w="15" w:type="dxa"/>
+          <w:bottom w:w="15" w:type="dxa"/>
+          <w:right w:w="15" w:type="dxa"/>
+        </w:tblCellMar>
+        <w:tblLook w:val="04A0" w:firstRow="1" w:lastRow="0" w:firstColumn="1" w:lastColumn="0" w:noHBand="0" w:noVBand="1"/>
+      </w:tblPr>
+      <w:tblGrid>
+        <w:gridCol w:w="1060"/>
+        <w:gridCol w:w="8280"/>
+      </w:tblGrid>
+      <w:tr>
+        <w:trPr>
+          <w:trHeight w:val="1660"/>
+        </w:trPr>
+        <w:tc>
+          <w:tcPr>
+            <w:tcW w:w="0" w:type="auto"/>
+            <w:tcBorders>
+              <w:top w:val="single" w:sz="8" w:space="0" w:color="000000"/>
+              <w:left w:val="single" w:sz="8" w:space="0" w:color="000000"/>
+              <w:bottom w:val="single" w:sz="8" w:space="0" w:color="000000"/>
+              <w:right w:val="single" w:sz="8" w:space="0" w:color="000000"/>
+            </w:tcBorders>
+            <w:tcMar>
+              <w:top w:w="100" w:type="dxa"/>
+              <w:left w:w="100" w:type="dxa"/>
+              <w:bottom w:w="100" w:type="dxa"/>
+              <w:right w:w="100" w:type="dxa"/>
+            </w:tcMar>
+            <w:hideMark/>
+          </w:tcPr>
+          <w:p>
+            <w:proofErr w:type="spellStart"/>
+            <w:r>
+              <w:rPr>
+                <w:b/>
+                <w:bCs/>
+              </w:rPr>
+              <w:t>Mô</w:t>
+            </w:r>
+            <w:proofErr w:type="spellEnd"/>
+            <w:r>
+              <w:rPr>
+                <w:b/>
+                <w:bCs/>
+              </w:rPr>
+              <w:t xml:space="preserve"> </w:t>
+            </w:r>
+            <w:proofErr w:type="spellStart"/>
+            <w:r>
+              <w:rPr>
+                <w:b/>
+                <w:bCs/>
+              </w:rPr>
+              <w:t>tả</w:t>
+            </w:r>
+            <w:proofErr w:type="spellEnd"/>
+          </w:p>
+        </w:tc>
+        <w:tc>
+          <w:tcPr>
+            <w:tcW w:w="0" w:type="auto"/>
+            <w:tcBorders>
+              <w:top w:val="single" w:sz="8" w:space="0" w:color="000000"/>
+              <w:left w:val="single" w:sz="8" w:space="0" w:color="000000"/>
+              <w:bottom w:val="single" w:sz="8" w:space="0" w:color="000000"/>
+              <w:right w:val="single" w:sz="8" w:space="0" w:color="000000"/>
+            </w:tcBorders>
+            <w:tcMar>
+              <w:top w:w="100" w:type="dxa"/>
+              <w:left w:w="100" w:type="dxa"/>
+              <w:bottom w:w="100" w:type="dxa"/>
+              <w:right w:w="100" w:type="dxa"/>
+            </w:tcMar>
+            <w:hideMark/>
+          </w:tcPr>
+          <w:p>
+            <w:r>
+              <w:t xml:space="preserve">Use case </w:t>
+            </w:r>
+            <w:proofErr w:type="spellStart"/>
+            <w:r>
+              <w:t>này</w:t>
+            </w:r>
+            <w:proofErr w:type="spellEnd"/>
+            <w:r>
+              <w:t xml:space="preserve"> </w:t>
+            </w:r>
+            <w:proofErr w:type="spellStart"/>
+            <w:r>
+              <w:t>cho</w:t>
+            </w:r>
+            <w:proofErr w:type="spellEnd"/>
+            <w:r>
+              <w:t xml:space="preserve"> </w:t>
+            </w:r>
+            <w:proofErr w:type="spellStart"/>
+            <w:r>
+              <w:t>phép</w:t>
+            </w:r>
+            <w:proofErr w:type="spellEnd"/>
+            <w:r>
+              <w:t xml:space="preserve"> </w:t>
+            </w:r>
+            <w:proofErr w:type="spellStart"/>
+            <w:r>
+              <w:t>lễ</w:t>
+            </w:r>
+            <w:proofErr w:type="spellEnd"/>
+            <w:r>
+              <w:t xml:space="preserve"> </w:t>
+            </w:r>
+            <w:proofErr w:type="spellStart"/>
+            <w:r>
+              <w:t>tân</w:t>
+            </w:r>
+            <w:proofErr w:type="spellEnd"/>
+            <w:r>
+              <w:t xml:space="preserve"> </w:t>
+            </w:r>
+            <w:proofErr w:type="spellStart"/>
+            <w:r>
+              <w:t>thực</w:t>
+            </w:r>
+            <w:proofErr w:type="spellEnd"/>
+            <w:r>
+              <w:t xml:space="preserve"> </w:t>
+            </w:r>
+            <w:proofErr w:type="spellStart"/>
+            <w:r>
+              <w:t>hiện</w:t>
+            </w:r>
+            <w:proofErr w:type="spellEnd"/>
+            <w:r>
+              <w:t xml:space="preserve"> </w:t>
+            </w:r>
+            <w:proofErr w:type="spellStart"/>
+            <w:r>
+              <w:t>thủ</w:t>
+            </w:r>
+            <w:proofErr w:type="spellEnd"/>
+            <w:r>
+              <w:t xml:space="preserve"> </w:t>
+            </w:r>
+            <w:proofErr w:type="spellStart"/>
+            <w:r>
+              <w:t>tục</w:t>
+            </w:r>
+            <w:proofErr w:type="spellEnd"/>
+            <w:r>
+              <w:t xml:space="preserve"> </w:t>
+            </w:r>
+            <w:proofErr w:type="spellStart"/>
+            <w:r>
+              <w:t>nhận</w:t>
+            </w:r>
+            <w:proofErr w:type="spellEnd"/>
+            <w:r>
+              <w:t xml:space="preserve"> </w:t>
+            </w:r>
+            <w:proofErr w:type="spellStart"/>
+            <w:r>
+              <w:t>phòng</w:t>
+            </w:r>
+            <w:proofErr w:type="spellEnd"/>
+            <w:r>
+              <w:t xml:space="preserve"> </w:t>
+            </w:r>
+            <w:proofErr w:type="spellStart"/>
+            <w:r>
+              <w:t>cho</w:t>
+            </w:r>
+            <w:proofErr w:type="spellEnd"/>
+            <w:r>
+              <w:t xml:space="preserve"> </w:t>
+            </w:r>
+            <w:proofErr w:type="spellStart"/>
+            <w:r>
+              <w:t>khách</w:t>
+            </w:r>
+            <w:proofErr w:type="spellEnd"/>
+            <w:r>
+              <w:t xml:space="preserve"> </w:t>
+            </w:r>
+            <w:proofErr w:type="spellStart"/>
+            <w:r>
+              <w:t>hàng</w:t>
+            </w:r>
+            <w:proofErr w:type="spellEnd"/>
+            <w:r>
+              <w:t xml:space="preserve"> </w:t>
+            </w:r>
+            <w:proofErr w:type="spellStart"/>
+            <w:r>
+              <w:t>đã</w:t>
+            </w:r>
+            <w:proofErr w:type="spellEnd"/>
+            <w:r>
+              <w:t xml:space="preserve"> </w:t>
+            </w:r>
+            <w:proofErr w:type="spellStart"/>
+            <w:r>
+              <w:t>đặt</w:t>
+            </w:r>
+            <w:proofErr w:type="spellEnd"/>
+            <w:r>
+              <w:t xml:space="preserve"> </w:t>
+            </w:r>
+            <w:proofErr w:type="spellStart"/>
+            <w:r>
+              <w:t>trước</w:t>
+            </w:r>
+            <w:proofErr w:type="spellEnd"/>
+            <w:r>
+              <w:t xml:space="preserve"> </w:t>
+            </w:r>
+            <w:proofErr w:type="spellStart"/>
+            <w:r>
+              <w:t>hoặc</w:t>
+            </w:r>
+            <w:proofErr w:type="spellEnd"/>
+            <w:r>
+              <w:t xml:space="preserve"> </w:t>
+            </w:r>
+            <w:proofErr w:type="spellStart"/>
+            <w:r>
+              <w:t>khách</w:t>
+            </w:r>
+            <w:proofErr w:type="spellEnd"/>
+            <w:r>
+              <w:t xml:space="preserve"> </w:t>
+            </w:r>
+            <w:proofErr w:type="spellStart"/>
+            <w:r>
+              <w:t>vãng</w:t>
+            </w:r>
+            <w:proofErr w:type="spellEnd"/>
+            <w:r>
+              <w:t xml:space="preserve"> lai. </w:t>
+            </w:r>
+            <w:proofErr w:type="spellStart"/>
+            <w:r>
+              <w:t>Hệ</w:t>
+            </w:r>
+            <w:proofErr w:type="spellEnd"/>
+            <w:r>
+              <w:t xml:space="preserve"> </w:t>
+            </w:r>
+            <w:proofErr w:type="spellStart"/>
+            <w:r>
+              <w:t>thống</w:t>
+            </w:r>
+            <w:proofErr w:type="spellEnd"/>
+            <w:r>
+              <w:t xml:space="preserve"> </w:t>
+            </w:r>
+            <w:proofErr w:type="spellStart"/>
+            <w:r>
+              <w:t>sẽ</w:t>
+            </w:r>
+            <w:proofErr w:type="spellEnd"/>
+            <w:r>
+              <w:t xml:space="preserve"> </w:t>
+            </w:r>
+            <w:proofErr w:type="spellStart"/>
+            <w:r>
+              <w:t>xác</w:t>
+            </w:r>
+            <w:proofErr w:type="spellEnd"/>
+            <w:r>
+              <w:t xml:space="preserve"> </w:t>
+            </w:r>
+            <w:proofErr w:type="spellStart"/>
+            <w:r>
+              <w:t>nhận</w:t>
+            </w:r>
+            <w:proofErr w:type="spellEnd"/>
+            <w:r>
+              <w:t xml:space="preserve"> </w:t>
+            </w:r>
+            <w:proofErr w:type="spellStart"/>
+            <w:r>
+              <w:t>thông</w:t>
+            </w:r>
+            <w:proofErr w:type="spellEnd"/>
+            <w:r>
+              <w:t xml:space="preserve"> tin, </w:t>
+            </w:r>
+            <w:proofErr w:type="spellStart"/>
+            <w:r>
+              <w:t>cập</w:t>
+            </w:r>
+            <w:proofErr w:type="spellEnd"/>
+            <w:r>
+              <w:t xml:space="preserve"> </w:t>
+            </w:r>
+            <w:proofErr w:type="spellStart"/>
+            <w:r>
+              <w:t>nhật</w:t>
+            </w:r>
+            <w:proofErr w:type="spellEnd"/>
+            <w:r>
+              <w:t xml:space="preserve"> </w:t>
+            </w:r>
+            <w:proofErr w:type="spellStart"/>
+            <w:r>
+              <w:t>trạng</w:t>
+            </w:r>
+            <w:proofErr w:type="spellEnd"/>
+            <w:r>
+              <w:t xml:space="preserve"> </w:t>
+            </w:r>
+            <w:proofErr w:type="spellStart"/>
+            <w:r>
+              <w:t>thái</w:t>
+            </w:r>
+            <w:proofErr w:type="spellEnd"/>
+            <w:r>
+              <w:t xml:space="preserve"> </w:t>
+            </w:r>
+            <w:proofErr w:type="spellStart"/>
+            <w:r>
+              <w:t>phòng</w:t>
+            </w:r>
+            <w:proofErr w:type="spellEnd"/>
+            <w:r>
+              <w:t xml:space="preserve"> </w:t>
+            </w:r>
+            <w:proofErr w:type="spellStart"/>
+            <w:r>
+              <w:t>từ</w:t>
+            </w:r>
+            <w:proofErr w:type="spellEnd"/>
+            <w:r>
+              <w:t xml:space="preserve"> "</w:t>
+            </w:r>
+            <w:proofErr w:type="spellStart"/>
+            <w:r>
+              <w:t>Trống</w:t>
+            </w:r>
+            <w:proofErr w:type="spellEnd"/>
+            <w:r>
+              <w:t>/</w:t>
+            </w:r>
+            <w:proofErr w:type="spellStart"/>
+            <w:r>
+              <w:t>Sẵn</w:t>
+            </w:r>
+            <w:proofErr w:type="spellEnd"/>
+            <w:r>
+              <w:t xml:space="preserve"> </w:t>
+            </w:r>
+            <w:proofErr w:type="spellStart"/>
+            <w:r>
+              <w:t>sàng</w:t>
+            </w:r>
+            <w:proofErr w:type="spellEnd"/>
+            <w:r>
+              <w:t>" sang "</w:t>
+            </w:r>
+            <w:proofErr w:type="spellStart"/>
+            <w:r>
+              <w:t>Đang</w:t>
+            </w:r>
+            <w:proofErr w:type="spellEnd"/>
+            <w:r>
+              <w:t xml:space="preserve"> </w:t>
+            </w:r>
+            <w:proofErr w:type="spellStart"/>
+            <w:r>
+              <w:t>có</w:t>
+            </w:r>
+            <w:proofErr w:type="spellEnd"/>
+            <w:r>
+              <w:t xml:space="preserve"> </w:t>
+            </w:r>
+            <w:proofErr w:type="spellStart"/>
+            <w:r>
+              <w:t>khách</w:t>
+            </w:r>
+            <w:proofErr w:type="spellEnd"/>
+            <w:r>
+              <w:t xml:space="preserve">" </w:t>
+            </w:r>
+            <w:proofErr w:type="spellStart"/>
+            <w:r>
+              <w:t>và</w:t>
+            </w:r>
+            <w:proofErr w:type="spellEnd"/>
+            <w:r>
+              <w:t xml:space="preserve"> </w:t>
+            </w:r>
+            <w:proofErr w:type="spellStart"/>
+            <w:r>
+              <w:t>ghi</w:t>
+            </w:r>
+            <w:proofErr w:type="spellEnd"/>
+            <w:r>
+              <w:t xml:space="preserve"> </w:t>
+            </w:r>
+            <w:proofErr w:type="spellStart"/>
+            <w:r>
+              <w:t>nhận</w:t>
+            </w:r>
+            <w:proofErr w:type="spellEnd"/>
+            <w:r>
+              <w:t xml:space="preserve"> </w:t>
+            </w:r>
+            <w:proofErr w:type="spellStart"/>
+            <w:r>
+              <w:t>thời</w:t>
+            </w:r>
+            <w:proofErr w:type="spellEnd"/>
+            <w:r>
+              <w:t xml:space="preserve"> </w:t>
+            </w:r>
+            <w:proofErr w:type="spellStart"/>
+            <w:r>
+              <w:t>gian</w:t>
+            </w:r>
+            <w:proofErr w:type="spellEnd"/>
+            <w:r>
+              <w:t xml:space="preserve"> </w:t>
+            </w:r>
+            <w:proofErr w:type="spellStart"/>
+            <w:r>
+              <w:t>bắt</w:t>
+            </w:r>
+            <w:proofErr w:type="spellEnd"/>
+            <w:r>
+              <w:t xml:space="preserve"> </w:t>
+            </w:r>
+            <w:proofErr w:type="spellStart"/>
+            <w:r>
+              <w:t>đầu</w:t>
+            </w:r>
+            <w:proofErr w:type="spellEnd"/>
+            <w:r>
+              <w:t xml:space="preserve"> </w:t>
+            </w:r>
+            <w:proofErr w:type="spellStart"/>
+            <w:r>
+              <w:t>lưu</w:t>
+            </w:r>
+            <w:proofErr w:type="spellEnd"/>
+            <w:r>
+              <w:t xml:space="preserve"> </w:t>
+            </w:r>
+            <w:proofErr w:type="spellStart"/>
+            <w:r>
+              <w:t>trú</w:t>
+            </w:r>
+            <w:proofErr w:type="spellEnd"/>
+            <w:r>
+              <w:t xml:space="preserve"> </w:t>
+            </w:r>
+            <w:proofErr w:type="spellStart"/>
+            <w:r>
+              <w:t>thực</w:t>
+            </w:r>
+            <w:proofErr w:type="spellEnd"/>
+            <w:r>
+              <w:t xml:space="preserve"> </w:t>
+            </w:r>
+            <w:proofErr w:type="spellStart"/>
+            <w:r>
+              <w:t>tế</w:t>
+            </w:r>
+            <w:proofErr w:type="spellEnd"/>
+            <w:r>
+              <w:t>.</w:t>
+            </w:r>
+          </w:p>
+        </w:tc>
+      </w:tr>
+      <w:tr>
+        <w:trPr>
+          <w:trHeight w:val="749"/>
+        </w:trPr>
+        <w:tc>
+          <w:tcPr>
+            <w:tcW w:w="0" w:type="auto"/>
+            <w:tcBorders>
+              <w:top w:val="single" w:sz="8" w:space="0" w:color="000000"/>
+              <w:left w:val="single" w:sz="8" w:space="0" w:color="000000"/>
+              <w:bottom w:val="single" w:sz="8" w:space="0" w:color="000000"/>
+              <w:right w:val="single" w:sz="8" w:space="0" w:color="000000"/>
+            </w:tcBorders>
+            <w:tcMar>
+              <w:top w:w="100" w:type="dxa"/>
+              <w:left w:w="100" w:type="dxa"/>
+              <w:bottom w:w="100" w:type="dxa"/>
+              <w:right w:w="100" w:type="dxa"/>
+            </w:tcMar>
+            <w:hideMark/>
+          </w:tcPr>
+          <w:p>
+            <w:proofErr w:type="spellStart"/>
+            <w:r>
+              <w:rPr>
+                <w:b/>
+                <w:bCs/>
+              </w:rPr>
+              <w:t>Tác</w:t>
+            </w:r>
+            <w:proofErr w:type="spellEnd"/>
+            <w:r>
+              <w:rPr>
+                <w:b/>
+                <w:bCs/>
+              </w:rPr>
+              <w:t xml:space="preserve"> </w:t>
+            </w:r>
+            <w:proofErr w:type="spellStart"/>
+            <w:r>
+              <w:rPr>
+                <w:b/>
+                <w:bCs/>
+              </w:rPr>
+              <w:t>nhân</w:t>
+            </w:r>
+            <w:proofErr w:type="spellEnd"/>
+          </w:p>
+        </w:tc>
+        <w:tc>
+          <w:tcPr>
+            <w:tcW w:w="0" w:type="auto"/>
+            <w:tcBorders>
+              <w:top w:val="single" w:sz="8" w:space="0" w:color="000000"/>
+              <w:left w:val="single" w:sz="8" w:space="0" w:color="000000"/>
+              <w:bottom w:val="single" w:sz="8" w:space="0" w:color="000000"/>
+              <w:right w:val="single" w:sz="8" w:space="0" w:color="000000"/>
+            </w:tcBorders>
+            <w:tcMar>
+              <w:top w:w="100" w:type="dxa"/>
+              <w:left w:w="100" w:type="dxa"/>
+              <w:bottom w:w="100" w:type="dxa"/>
+              <w:right w:w="100" w:type="dxa"/>
+            </w:tcMar>
+            <w:hideMark/>
+          </w:tcPr>
+          <w:p/>
+          <w:p>
+            <w:proofErr w:type="spellStart"/>
+            <w:r>
+              <w:t>Lễ</w:t>
+            </w:r>
+            <w:proofErr w:type="spellEnd"/>
+            <w:r>
+              <w:t xml:space="preserve"> </w:t>
+            </w:r>
+            <w:proofErr w:type="spellStart"/>
+            <w:r>
+              <w:t>tân</w:t>
+            </w:r>
+            <w:proofErr w:type="spellEnd"/>
+          </w:p>
+        </w:tc>
+      </w:tr>
+      <w:tr>
+        <w:tc>
+          <w:tcPr>
+            <w:tcW w:w="0" w:type="auto"/>
+            <w:tcBorders>
+              <w:top w:val="single" w:sz="8" w:space="0" w:color="000000"/>
+              <w:left w:val="single" w:sz="8" w:space="0" w:color="000000"/>
+              <w:bottom w:val="single" w:sz="8" w:space="0" w:color="000000"/>
+              <w:right w:val="single" w:sz="8" w:space="0" w:color="000000"/>
+            </w:tcBorders>
+            <w:tcMar>
+              <w:top w:w="100" w:type="dxa"/>
+              <w:left w:w="100" w:type="dxa"/>
+              <w:bottom w:w="100" w:type="dxa"/>
+              <w:right w:w="100" w:type="dxa"/>
+            </w:tcMar>
+            <w:hideMark/>
+          </w:tcPr>
+          <w:p>
+            <w:proofErr w:type="spellStart"/>
+            <w:r>
+              <w:rPr>
+                <w:b/>
+                <w:bCs/>
+              </w:rPr>
+              <w:t>Tiền</w:t>
+            </w:r>
+            <w:proofErr w:type="spellEnd"/>
+            <w:r>
+              <w:rPr>
+                <w:b/>
+                <w:bCs/>
+              </w:rPr>
+              <w:t xml:space="preserve"> </w:t>
+            </w:r>
+            <w:proofErr w:type="spellStart"/>
+            <w:r>
+              <w:rPr>
+                <w:b/>
+                <w:bCs/>
+              </w:rPr>
+              <w:t>điều</w:t>
+            </w:r>
+            <w:proofErr w:type="spellEnd"/>
+            <w:r>
+              <w:rPr>
+                <w:b/>
+                <w:bCs/>
+              </w:rPr>
+              <w:t xml:space="preserve"> </w:t>
+            </w:r>
+            <w:proofErr w:type="spellStart"/>
+            <w:r>
+              <w:rPr>
+                <w:b/>
+                <w:bCs/>
+              </w:rPr>
+              <w:t>kiện</w:t>
+            </w:r>
+            <w:proofErr w:type="spellEnd"/>
+          </w:p>
+        </w:tc>
+        <w:tc>
+          <w:tcPr>
+            <w:tcW w:w="0" w:type="auto"/>
+            <w:tcBorders>
+              <w:top w:val="single" w:sz="8" w:space="0" w:color="000000"/>
+              <w:left w:val="single" w:sz="8" w:space="0" w:color="000000"/>
+              <w:bottom w:val="single" w:sz="8" w:space="0" w:color="000000"/>
+              <w:right w:val="single" w:sz="8" w:space="0" w:color="000000"/>
+            </w:tcBorders>
+            <w:tcMar>
+              <w:top w:w="100" w:type="dxa"/>
+              <w:left w:w="100" w:type="dxa"/>
+              <w:bottom w:w="100" w:type="dxa"/>
+              <w:right w:w="100" w:type="dxa"/>
+            </w:tcMar>
+            <w:hideMark/>
+          </w:tcPr>
+          <w:p>
+            <w:r>
+              <w:t xml:space="preserve">• </w:t>
+            </w:r>
+            <w:proofErr w:type="spellStart"/>
+            <w:r>
+              <w:t>Tác</w:t>
+            </w:r>
+            <w:proofErr w:type="spellEnd"/>
+            <w:r>
+              <w:t xml:space="preserve"> </w:t>
+            </w:r>
+            <w:proofErr w:type="spellStart"/>
+            <w:r>
+              <w:t>nhân</w:t>
+            </w:r>
+            <w:proofErr w:type="spellEnd"/>
+            <w:r>
+              <w:t xml:space="preserve"> </w:t>
+            </w:r>
+            <w:proofErr w:type="spellStart"/>
+            <w:r>
+              <w:t>đã</w:t>
+            </w:r>
+            <w:proofErr w:type="spellEnd"/>
+            <w:r>
+              <w:t xml:space="preserve"> </w:t>
+            </w:r>
+            <w:proofErr w:type="spellStart"/>
+            <w:r>
+              <w:t>đăng</w:t>
+            </w:r>
+            <w:proofErr w:type="spellEnd"/>
+            <w:r>
+              <w:t xml:space="preserve"> </w:t>
+            </w:r>
+            <w:proofErr w:type="spellStart"/>
+            <w:r>
+              <w:t>nhập</w:t>
+            </w:r>
+            <w:proofErr w:type="spellEnd"/>
+            <w:r>
+              <w:t xml:space="preserve"> </w:t>
+            </w:r>
+            <w:proofErr w:type="spellStart"/>
+            <w:r>
+              <w:t>vào</w:t>
+            </w:r>
+            <w:proofErr w:type="spellEnd"/>
+            <w:r>
+              <w:t xml:space="preserve"> </w:t>
+            </w:r>
+            <w:proofErr w:type="spellStart"/>
+            <w:r>
+              <w:t>hệ</w:t>
+            </w:r>
+            <w:proofErr w:type="spellEnd"/>
+            <w:r>
+              <w:t xml:space="preserve"> </w:t>
+            </w:r>
+            <w:proofErr w:type="spellStart"/>
+            <w:r>
+              <w:t>thống</w:t>
+            </w:r>
+            <w:proofErr w:type="spellEnd"/>
+            <w:r>
+              <w:t>.</w:t>
+            </w:r>
+          </w:p>
+          <w:p>
+            <w:r>
+              <w:t xml:space="preserve">• </w:t>
+            </w:r>
+            <w:proofErr w:type="spellStart"/>
+            <w:r>
+              <w:t>Hệ</w:t>
+            </w:r>
+            <w:proofErr w:type="spellEnd"/>
+            <w:r>
+              <w:t xml:space="preserve"> </w:t>
+            </w:r>
+            <w:proofErr w:type="spellStart"/>
+            <w:r>
+              <w:t>thống</w:t>
+            </w:r>
+            <w:proofErr w:type="spellEnd"/>
+            <w:r>
+              <w:t xml:space="preserve"> </w:t>
+            </w:r>
+            <w:proofErr w:type="spellStart"/>
+            <w:r>
+              <w:t>đang</w:t>
+            </w:r>
+            <w:proofErr w:type="spellEnd"/>
+            <w:r>
+              <w:t xml:space="preserve"> </w:t>
+            </w:r>
+            <w:proofErr w:type="spellStart"/>
+            <w:r>
+              <w:t>hoạt</w:t>
+            </w:r>
+            <w:proofErr w:type="spellEnd"/>
+            <w:r>
+              <w:t xml:space="preserve"> </w:t>
+            </w:r>
+            <w:proofErr w:type="spellStart"/>
+            <w:r>
+              <w:t>động</w:t>
+            </w:r>
+            <w:proofErr w:type="spellEnd"/>
+            <w:r>
+              <w:t xml:space="preserve"> </w:t>
+            </w:r>
+            <w:proofErr w:type="spellStart"/>
+            <w:r>
+              <w:t>bình</w:t>
+            </w:r>
+            <w:proofErr w:type="spellEnd"/>
+            <w:r>
+              <w:t xml:space="preserve"> </w:t>
+            </w:r>
+            <w:proofErr w:type="spellStart"/>
+            <w:r>
+              <w:t>thường</w:t>
+            </w:r>
+            <w:proofErr w:type="spellEnd"/>
+            <w:r>
+              <w:t xml:space="preserve"> </w:t>
+            </w:r>
+            <w:proofErr w:type="spellStart"/>
+            <w:r>
+              <w:t>và</w:t>
+            </w:r>
+            <w:proofErr w:type="spellEnd"/>
+            <w:r>
+              <w:t xml:space="preserve"> </w:t>
+            </w:r>
+            <w:proofErr w:type="spellStart"/>
+            <w:r>
+              <w:t>kết</w:t>
+            </w:r>
+            <w:proofErr w:type="spellEnd"/>
+            <w:r>
+              <w:t xml:space="preserve"> </w:t>
+            </w:r>
+            <w:proofErr w:type="spellStart"/>
+            <w:r>
+              <w:t>nối</w:t>
+            </w:r>
+            <w:proofErr w:type="spellEnd"/>
+            <w:r>
+              <w:t xml:space="preserve"> </w:t>
+            </w:r>
+            <w:proofErr w:type="spellStart"/>
+            <w:r>
+              <w:t>được</w:t>
+            </w:r>
+            <w:proofErr w:type="spellEnd"/>
+            <w:r>
+              <w:t xml:space="preserve"> </w:t>
+            </w:r>
+            <w:proofErr w:type="spellStart"/>
+            <w:r>
+              <w:t>với</w:t>
+            </w:r>
+            <w:proofErr w:type="spellEnd"/>
+            <w:r>
+              <w:t xml:space="preserve"> </w:t>
+            </w:r>
+            <w:proofErr w:type="spellStart"/>
+            <w:r>
+              <w:t>cơ</w:t>
+            </w:r>
+            <w:proofErr w:type="spellEnd"/>
+            <w:r>
+              <w:t xml:space="preserve"> </w:t>
+            </w:r>
+            <w:proofErr w:type="spellStart"/>
+            <w:r>
+              <w:t>sở</w:t>
+            </w:r>
+            <w:proofErr w:type="spellEnd"/>
+            <w:r>
+              <w:t xml:space="preserve"> </w:t>
+            </w:r>
+            <w:proofErr w:type="spellStart"/>
+            <w:r>
+              <w:t>dữ</w:t>
+            </w:r>
+            <w:proofErr w:type="spellEnd"/>
+            <w:r>
+              <w:t xml:space="preserve"> </w:t>
+            </w:r>
+            <w:proofErr w:type="spellStart"/>
+            <w:r>
+              <w:t>liệu</w:t>
+            </w:r>
+            <w:proofErr w:type="spellEnd"/>
+            <w:r>
+              <w:t>.</w:t>
+            </w:r>
+          </w:p>
+          <w:p>
+            <w:r>
+              <w:t xml:space="preserve">• </w:t>
+            </w:r>
+            <w:proofErr w:type="spellStart"/>
+            <w:r>
+              <w:t>Phòng</w:t>
+            </w:r>
+            <w:proofErr w:type="spellEnd"/>
+            <w:r>
+              <w:t xml:space="preserve"> </w:t>
+            </w:r>
+            <w:proofErr w:type="spellStart"/>
+            <w:r>
+              <w:t>được</w:t>
+            </w:r>
+            <w:proofErr w:type="spellEnd"/>
+            <w:r>
+              <w:t xml:space="preserve"> </w:t>
+            </w:r>
+            <w:proofErr w:type="spellStart"/>
+            <w:r>
+              <w:t>chọn</w:t>
+            </w:r>
+            <w:proofErr w:type="spellEnd"/>
+            <w:r>
+              <w:t xml:space="preserve"> </w:t>
+            </w:r>
+            <w:proofErr w:type="spellStart"/>
+            <w:r>
+              <w:t>phải</w:t>
+            </w:r>
+            <w:proofErr w:type="spellEnd"/>
+            <w:r>
+              <w:t xml:space="preserve"> </w:t>
+            </w:r>
+            <w:proofErr w:type="spellStart"/>
+            <w:r>
+              <w:t>đang</w:t>
+            </w:r>
+            <w:proofErr w:type="spellEnd"/>
+            <w:r>
+              <w:t xml:space="preserve"> ở </w:t>
+            </w:r>
+            <w:proofErr w:type="spellStart"/>
+            <w:r>
+              <w:t>trạng</w:t>
+            </w:r>
+            <w:proofErr w:type="spellEnd"/>
+            <w:r>
+              <w:t xml:space="preserve"> </w:t>
+            </w:r>
+            <w:proofErr w:type="spellStart"/>
+            <w:r>
+              <w:t>thái</w:t>
+            </w:r>
+            <w:proofErr w:type="spellEnd"/>
+            <w:r>
+              <w:t xml:space="preserve"> </w:t>
+            </w:r>
+            <w:proofErr w:type="spellStart"/>
+            <w:r>
+              <w:t>sẵn</w:t>
+            </w:r>
+            <w:proofErr w:type="spellEnd"/>
+            <w:r>
+              <w:t xml:space="preserve"> </w:t>
+            </w:r>
+            <w:proofErr w:type="spellStart"/>
+            <w:r>
+              <w:t>sàng</w:t>
+            </w:r>
+            <w:proofErr w:type="spellEnd"/>
+            <w:r>
+              <w:t xml:space="preserve"> </w:t>
+            </w:r>
+            <w:proofErr w:type="spellStart"/>
+            <w:r>
+              <w:t>phục</w:t>
+            </w:r>
+            <w:proofErr w:type="spellEnd"/>
+            <w:r>
+              <w:t xml:space="preserve"> </w:t>
+            </w:r>
+            <w:proofErr w:type="spellStart"/>
+            <w:r>
+              <w:t>vụ</w:t>
+            </w:r>
+            <w:proofErr w:type="spellEnd"/>
+            <w:r>
+              <w:t xml:space="preserve"> (</w:t>
+            </w:r>
+            <w:proofErr w:type="spellStart"/>
+            <w:r>
+              <w:t>đã</w:t>
+            </w:r>
+            <w:proofErr w:type="spellEnd"/>
+            <w:r>
+              <w:t xml:space="preserve"> </w:t>
+            </w:r>
+            <w:proofErr w:type="spellStart"/>
+            <w:r>
+              <w:t>dọn</w:t>
+            </w:r>
+            <w:proofErr w:type="spellEnd"/>
+            <w:r>
+              <w:t xml:space="preserve"> </w:t>
+            </w:r>
+            <w:proofErr w:type="spellStart"/>
+            <w:r>
+              <w:t>dẹp</w:t>
+            </w:r>
+            <w:proofErr w:type="spellEnd"/>
+            <w:r>
+              <w:t>).</w:t>
+            </w:r>
+          </w:p>
+          <w:p/>
+        </w:tc>
+      </w:tr>
+      <w:tr>
+        <w:tc>
+          <w:tcPr>
+            <w:tcW w:w="0" w:type="auto"/>
+            <w:tcBorders>
+              <w:top w:val="single" w:sz="8" w:space="0" w:color="000000"/>
+              <w:left w:val="single" w:sz="8" w:space="0" w:color="000000"/>
+              <w:bottom w:val="single" w:sz="8" w:space="0" w:color="000000"/>
+              <w:right w:val="single" w:sz="8" w:space="0" w:color="000000"/>
+            </w:tcBorders>
+            <w:tcMar>
+              <w:top w:w="100" w:type="dxa"/>
+              <w:left w:w="100" w:type="dxa"/>
+              <w:bottom w:w="100" w:type="dxa"/>
+              <w:right w:w="100" w:type="dxa"/>
+            </w:tcMar>
+            <w:hideMark/>
+          </w:tcPr>
+          <w:p>
+            <w:proofErr w:type="spellStart"/>
+            <w:r>
+              <w:rPr>
+                <w:b/>
+                <w:bCs/>
+              </w:rPr>
+              <w:t>Luồng</w:t>
+            </w:r>
+            <w:proofErr w:type="spellEnd"/>
+            <w:r>
+              <w:rPr>
+                <w:b/>
+                <w:bCs/>
+              </w:rPr>
+              <w:t xml:space="preserve"> </w:t>
+            </w:r>
+            <w:proofErr w:type="spellStart"/>
+            <w:r>
+              <w:rPr>
+                <w:b/>
+                <w:bCs/>
+              </w:rPr>
+              <w:t>sự</w:t>
+            </w:r>
+            <w:proofErr w:type="spellEnd"/>
+            <w:r>
+              <w:rPr>
+                <w:b/>
+                <w:bCs/>
+              </w:rPr>
+              <w:t xml:space="preserve"> </w:t>
+            </w:r>
+            <w:proofErr w:type="spellStart"/>
+            <w:r>
+              <w:rPr>
+                <w:b/>
+                <w:bCs/>
+              </w:rPr>
+              <w:t>kiện</w:t>
+            </w:r>
+            <w:proofErr w:type="spellEnd"/>
+          </w:p>
+        </w:tc>
+        <w:tc>
+          <w:tcPr>
+            <w:tcW w:w="0" w:type="auto"/>
+            <w:tcBorders>
+              <w:top w:val="single" w:sz="8" w:space="0" w:color="000000"/>
+              <w:left w:val="single" w:sz="8" w:space="0" w:color="000000"/>
+              <w:bottom w:val="single" w:sz="8" w:space="0" w:color="000000"/>
+              <w:right w:val="single" w:sz="8" w:space="0" w:color="000000"/>
+            </w:tcBorders>
+            <w:tcMar>
+              <w:top w:w="100" w:type="dxa"/>
+              <w:left w:w="100" w:type="dxa"/>
+              <w:bottom w:w="100" w:type="dxa"/>
+              <w:right w:w="100" w:type="dxa"/>
+            </w:tcMar>
+            <w:hideMark/>
+          </w:tcPr>
+          <w:p>
+            <w:proofErr w:type="spellStart"/>
+            <w:r>
+              <w:rPr>
+                <w:b/>
+                <w:bCs/>
+              </w:rPr>
+              <w:t>Luồng</w:t>
+            </w:r>
+            <w:proofErr w:type="spellEnd"/>
+            <w:r>
+              <w:rPr>
+                <w:b/>
+                <w:bCs/>
+              </w:rPr>
+              <w:t xml:space="preserve"> </w:t>
+            </w:r>
+            <w:proofErr w:type="spellStart"/>
+            <w:r>
+              <w:rPr>
+                <w:b/>
+                <w:bCs/>
+              </w:rPr>
+              <w:t>sự</w:t>
+            </w:r>
+            <w:proofErr w:type="spellEnd"/>
+            <w:r>
+              <w:rPr>
+                <w:b/>
+                <w:bCs/>
+              </w:rPr>
+              <w:t xml:space="preserve"> </w:t>
+            </w:r>
+            <w:proofErr w:type="spellStart"/>
+            <w:r>
+              <w:rPr>
+                <w:b/>
+                <w:bCs/>
+              </w:rPr>
+              <w:t>kiện</w:t>
+            </w:r>
+            <w:proofErr w:type="spellEnd"/>
+            <w:r>
+              <w:rPr>
+                <w:b/>
+                <w:bCs/>
+              </w:rPr>
+              <w:t xml:space="preserve"> </w:t>
+            </w:r>
+            <w:proofErr w:type="spellStart"/>
+            <w:r>
+              <w:rPr>
+                <w:b/>
+                <w:bCs/>
+              </w:rPr>
+              <w:t>chính</w:t>
+            </w:r>
+            <w:proofErr w:type="spellEnd"/>
+            <w:r>
+              <w:rPr>
+                <w:b/>
+                <w:bCs/>
+              </w:rPr>
+              <w:t>:</w:t>
+            </w:r>
+            <w:r>
+              <w:t> </w:t>
+            </w:r>
+          </w:p>
+          <w:p>
+            <w:r>
+              <w:t xml:space="preserve">1. </w:t>
+            </w:r>
+            <w:proofErr w:type="spellStart"/>
+            <w:r>
+              <w:t>Tác</w:t>
+            </w:r>
+            <w:proofErr w:type="spellEnd"/>
+            <w:r>
+              <w:t xml:space="preserve"> </w:t>
+            </w:r>
+            <w:proofErr w:type="spellStart"/>
+            <w:r>
+              <w:t>nhân</w:t>
+            </w:r>
+            <w:proofErr w:type="spellEnd"/>
+            <w:r>
+              <w:t xml:space="preserve"> </w:t>
+            </w:r>
+            <w:proofErr w:type="spellStart"/>
+            <w:r>
+              <w:t>chọn</w:t>
+            </w:r>
+            <w:proofErr w:type="spellEnd"/>
+            <w:r>
+              <w:t xml:space="preserve"> </w:t>
+            </w:r>
+            <w:proofErr w:type="spellStart"/>
+            <w:r>
+              <w:t>chức</w:t>
+            </w:r>
+            <w:proofErr w:type="spellEnd"/>
+            <w:r>
+              <w:t xml:space="preserve"> </w:t>
+            </w:r>
+            <w:proofErr w:type="spellStart"/>
+            <w:r>
+              <w:t>năng</w:t>
+            </w:r>
+            <w:proofErr w:type="spellEnd"/>
+            <w:r>
+              <w:t xml:space="preserve"> </w:t>
+            </w:r>
+            <w:r>
+              <w:rPr>
+                <w:b/>
+                <w:bCs/>
+              </w:rPr>
+              <w:t>"</w:t>
+            </w:r>
+            <w:proofErr w:type="spellStart"/>
+            <w:r>
+              <w:rPr>
+                <w:b/>
+                <w:bCs/>
+              </w:rPr>
+              <w:t>Nhận</w:t>
+            </w:r>
+            <w:proofErr w:type="spellEnd"/>
+            <w:r>
+              <w:rPr>
+                <w:b/>
+                <w:bCs/>
+              </w:rPr>
+              <w:t xml:space="preserve"> </w:t>
+            </w:r>
+            <w:proofErr w:type="spellStart"/>
+            <w:r>
+              <w:rPr>
+                <w:b/>
+                <w:bCs/>
+              </w:rPr>
+              <w:t>phòng</w:t>
+            </w:r>
+            <w:proofErr w:type="spellEnd"/>
+            <w:r>
+              <w:rPr>
+                <w:b/>
+                <w:bCs/>
+              </w:rPr>
+              <w:t>"</w:t>
+            </w:r>
+            <w:r>
+              <w:t xml:space="preserve"> </w:t>
+            </w:r>
+            <w:proofErr w:type="spellStart"/>
+            <w:r>
+              <w:t>trên</w:t>
+            </w:r>
+            <w:proofErr w:type="spellEnd"/>
+            <w:r>
+              <w:t xml:space="preserve"> </w:t>
+            </w:r>
+            <w:proofErr w:type="spellStart"/>
+            <w:r>
+              <w:t>màn</w:t>
+            </w:r>
+            <w:proofErr w:type="spellEnd"/>
+            <w:r>
+              <w:t xml:space="preserve"> </w:t>
+            </w:r>
+            <w:proofErr w:type="spellStart"/>
+            <w:r>
+              <w:t>hình</w:t>
+            </w:r>
+            <w:proofErr w:type="spellEnd"/>
+            <w:r>
+              <w:t xml:space="preserve"> </w:t>
+            </w:r>
+            <w:proofErr w:type="spellStart"/>
+            <w:r>
+              <w:t>hệ</w:t>
+            </w:r>
+            <w:proofErr w:type="spellEnd"/>
+            <w:r>
+              <w:t xml:space="preserve"> </w:t>
+            </w:r>
+            <w:proofErr w:type="spellStart"/>
+            <w:r>
+              <w:t>thống</w:t>
+            </w:r>
+            <w:proofErr w:type="spellEnd"/>
+            <w:r>
+              <w:t>.</w:t>
+            </w:r>
+          </w:p>
+          <w:p>
+            <w:r>
+              <w:t xml:space="preserve">2. </w:t>
+            </w:r>
+            <w:proofErr w:type="spellStart"/>
+            <w:r>
+              <w:t>Tác</w:t>
+            </w:r>
+            <w:proofErr w:type="spellEnd"/>
+            <w:r>
+              <w:t xml:space="preserve"> </w:t>
+            </w:r>
+            <w:proofErr w:type="spellStart"/>
+            <w:r>
+              <w:t>nhân</w:t>
+            </w:r>
+            <w:proofErr w:type="spellEnd"/>
+            <w:r>
+              <w:t xml:space="preserve"> </w:t>
+            </w:r>
+            <w:proofErr w:type="spellStart"/>
+            <w:r>
+              <w:t>nhập</w:t>
+            </w:r>
+            <w:proofErr w:type="spellEnd"/>
+            <w:r>
+              <w:t xml:space="preserve"> </w:t>
+            </w:r>
+            <w:proofErr w:type="spellStart"/>
+            <w:r>
+              <w:t>thông</w:t>
+            </w:r>
+            <w:proofErr w:type="spellEnd"/>
+            <w:r>
+              <w:t xml:space="preserve"> tin </w:t>
+            </w:r>
+            <w:proofErr w:type="spellStart"/>
+            <w:r>
+              <w:t>tìm</w:t>
+            </w:r>
+            <w:proofErr w:type="spellEnd"/>
+            <w:r>
+              <w:t xml:space="preserve"> </w:t>
+            </w:r>
+            <w:proofErr w:type="spellStart"/>
+            <w:r>
+              <w:t>kiếm</w:t>
+            </w:r>
+            <w:proofErr w:type="spellEnd"/>
+            <w:r>
+              <w:t xml:space="preserve"> (</w:t>
+            </w:r>
+            <w:proofErr w:type="spellStart"/>
+            <w:r>
+              <w:t>Mã</w:t>
+            </w:r>
+            <w:proofErr w:type="spellEnd"/>
+            <w:r>
+              <w:t xml:space="preserve"> </w:t>
+            </w:r>
+            <w:proofErr w:type="spellStart"/>
+            <w:r>
+              <w:t>phiếu</w:t>
+            </w:r>
+            <w:proofErr w:type="spellEnd"/>
+            <w:r>
+              <w:t xml:space="preserve"> </w:t>
+            </w:r>
+            <w:proofErr w:type="spellStart"/>
+            <w:r>
+              <w:t>đặt</w:t>
+            </w:r>
+            <w:proofErr w:type="spellEnd"/>
+            <w:r>
+              <w:t xml:space="preserve"> </w:t>
+            </w:r>
+            <w:proofErr w:type="spellStart"/>
+            <w:r>
+              <w:t>hoặc</w:t>
+            </w:r>
+            <w:proofErr w:type="spellEnd"/>
+            <w:r>
+              <w:t xml:space="preserve"> CMND/CCCD </w:t>
+            </w:r>
+            <w:proofErr w:type="spellStart"/>
+            <w:r>
+              <w:t>của</w:t>
+            </w:r>
+            <w:proofErr w:type="spellEnd"/>
+            <w:r>
+              <w:t xml:space="preserve"> </w:t>
+            </w:r>
+            <w:proofErr w:type="spellStart"/>
+            <w:r>
+              <w:t>khách</w:t>
+            </w:r>
+            <w:proofErr w:type="spellEnd"/>
+            <w:r>
+              <w:t>).</w:t>
+            </w:r>
+          </w:p>
+          <w:p>
+            <w:r>
+              <w:t xml:space="preserve">3. </w:t>
+            </w:r>
+            <w:proofErr w:type="spellStart"/>
+            <w:r>
+              <w:t>Hệ</w:t>
+            </w:r>
+            <w:proofErr w:type="spellEnd"/>
+            <w:r>
+              <w:t xml:space="preserve"> </w:t>
+            </w:r>
+            <w:proofErr w:type="spellStart"/>
+            <w:r>
+              <w:t>thống</w:t>
+            </w:r>
+            <w:proofErr w:type="spellEnd"/>
+            <w:r>
+              <w:t xml:space="preserve"> </w:t>
+            </w:r>
+            <w:proofErr w:type="spellStart"/>
+            <w:r>
+              <w:t>hiển</w:t>
+            </w:r>
+            <w:proofErr w:type="spellEnd"/>
+            <w:r>
+              <w:t xml:space="preserve"> </w:t>
+            </w:r>
+            <w:proofErr w:type="spellStart"/>
+            <w:r>
+              <w:t>thị</w:t>
+            </w:r>
+            <w:proofErr w:type="spellEnd"/>
+            <w:r>
+              <w:t xml:space="preserve"> </w:t>
+            </w:r>
+            <w:proofErr w:type="spellStart"/>
+            <w:r>
+              <w:t>thông</w:t>
+            </w:r>
+            <w:proofErr w:type="spellEnd"/>
+            <w:r>
+              <w:t xml:space="preserve"> tin chi </w:t>
+            </w:r>
+            <w:proofErr w:type="spellStart"/>
+            <w:r>
+              <w:t>tiết</w:t>
+            </w:r>
+            <w:proofErr w:type="spellEnd"/>
+            <w:r>
+              <w:t xml:space="preserve"> </w:t>
+            </w:r>
+            <w:proofErr w:type="spellStart"/>
+            <w:r>
+              <w:t>phiếu</w:t>
+            </w:r>
+            <w:proofErr w:type="spellEnd"/>
+            <w:r>
+              <w:t xml:space="preserve"> </w:t>
+            </w:r>
+            <w:proofErr w:type="spellStart"/>
+            <w:r>
+              <w:t>đặt</w:t>
+            </w:r>
+            <w:proofErr w:type="spellEnd"/>
+            <w:r>
+              <w:t xml:space="preserve"> </w:t>
+            </w:r>
+            <w:proofErr w:type="spellStart"/>
+            <w:r>
+              <w:t>và</w:t>
+            </w:r>
+            <w:proofErr w:type="spellEnd"/>
+            <w:r>
+              <w:t xml:space="preserve"> </w:t>
+            </w:r>
+            <w:proofErr w:type="spellStart"/>
+            <w:r>
+              <w:t>danh</w:t>
+            </w:r>
+            <w:proofErr w:type="spellEnd"/>
+            <w:r>
+              <w:t xml:space="preserve"> </w:t>
+            </w:r>
+            <w:proofErr w:type="spellStart"/>
+            <w:r>
+              <w:t>sách</w:t>
+            </w:r>
+            <w:proofErr w:type="spellEnd"/>
+            <w:r>
+              <w:t xml:space="preserve"> </w:t>
+            </w:r>
+            <w:proofErr w:type="spellStart"/>
+            <w:r>
+              <w:t>phòng</w:t>
+            </w:r>
+            <w:proofErr w:type="spellEnd"/>
+            <w:r>
+              <w:t xml:space="preserve"> </w:t>
+            </w:r>
+            <w:proofErr w:type="spellStart"/>
+            <w:r>
+              <w:t>tương</w:t>
+            </w:r>
+            <w:proofErr w:type="spellEnd"/>
+            <w:r>
+              <w:t xml:space="preserve"> </w:t>
+            </w:r>
+            <w:proofErr w:type="spellStart"/>
+            <w:r>
+              <w:t>ứng</w:t>
+            </w:r>
+            <w:proofErr w:type="spellEnd"/>
+            <w:r>
+              <w:t>.</w:t>
+            </w:r>
+          </w:p>
+          <w:p>
+            <w:r>
+              <w:t xml:space="preserve">4. </w:t>
+            </w:r>
+            <w:proofErr w:type="spellStart"/>
+            <w:r>
+              <w:t>Tác</w:t>
+            </w:r>
+            <w:proofErr w:type="spellEnd"/>
+            <w:r>
+              <w:t xml:space="preserve"> </w:t>
+            </w:r>
+            <w:proofErr w:type="spellStart"/>
+            <w:r>
+              <w:t>nhân</w:t>
+            </w:r>
+            <w:proofErr w:type="spellEnd"/>
+            <w:r>
+              <w:t xml:space="preserve"> </w:t>
+            </w:r>
+            <w:proofErr w:type="spellStart"/>
+            <w:r>
+              <w:t>kiểm</w:t>
+            </w:r>
+            <w:proofErr w:type="spellEnd"/>
+            <w:r>
+              <w:t xml:space="preserve"> </w:t>
+            </w:r>
+            <w:proofErr w:type="spellStart"/>
+            <w:r>
+              <w:t>tra</w:t>
+            </w:r>
+            <w:proofErr w:type="spellEnd"/>
+            <w:r>
+              <w:t xml:space="preserve"> </w:t>
+            </w:r>
+            <w:proofErr w:type="spellStart"/>
+            <w:r>
+              <w:t>thông</w:t>
+            </w:r>
+            <w:proofErr w:type="spellEnd"/>
+            <w:r>
+              <w:t xml:space="preserve"> tin, </w:t>
+            </w:r>
+            <w:proofErr w:type="spellStart"/>
+            <w:r>
+              <w:t>thực</w:t>
+            </w:r>
+            <w:proofErr w:type="spellEnd"/>
+            <w:r>
+              <w:t xml:space="preserve"> </w:t>
+            </w:r>
+            <w:proofErr w:type="spellStart"/>
+            <w:r>
+              <w:t>hiện</w:t>
+            </w:r>
+            <w:proofErr w:type="spellEnd"/>
+            <w:r>
+              <w:t xml:space="preserve"> </w:t>
+            </w:r>
+            <w:proofErr w:type="spellStart"/>
+            <w:r>
+              <w:t>đối</w:t>
+            </w:r>
+            <w:proofErr w:type="spellEnd"/>
+            <w:r>
+              <w:t xml:space="preserve"> </w:t>
+            </w:r>
+            <w:proofErr w:type="spellStart"/>
+            <w:r>
+              <w:t>chiếu</w:t>
+            </w:r>
+            <w:proofErr w:type="spellEnd"/>
+            <w:r>
+              <w:t xml:space="preserve"> </w:t>
+            </w:r>
+            <w:proofErr w:type="spellStart"/>
+            <w:r>
+              <w:t>giấy</w:t>
+            </w:r>
+            <w:proofErr w:type="spellEnd"/>
+            <w:r>
+              <w:t xml:space="preserve"> </w:t>
+            </w:r>
+            <w:proofErr w:type="spellStart"/>
+            <w:r>
+              <w:t>tờ</w:t>
+            </w:r>
+            <w:proofErr w:type="spellEnd"/>
+            <w:r>
+              <w:t xml:space="preserve"> </w:t>
+            </w:r>
+            <w:proofErr w:type="spellStart"/>
+            <w:r>
+              <w:t>tùy</w:t>
+            </w:r>
+            <w:proofErr w:type="spellEnd"/>
+            <w:r>
+              <w:t xml:space="preserve"> </w:t>
+            </w:r>
+            <w:proofErr w:type="spellStart"/>
+            <w:r>
+              <w:t>thân</w:t>
+            </w:r>
+            <w:proofErr w:type="spellEnd"/>
+            <w:r>
+              <w:t xml:space="preserve"> </w:t>
+            </w:r>
+            <w:proofErr w:type="spellStart"/>
+            <w:r>
+              <w:t>của</w:t>
+            </w:r>
+            <w:proofErr w:type="spellEnd"/>
+            <w:r>
+              <w:t xml:space="preserve"> </w:t>
+            </w:r>
+            <w:proofErr w:type="spellStart"/>
+            <w:r>
+              <w:t>khách</w:t>
+            </w:r>
+            <w:proofErr w:type="spellEnd"/>
+            <w:r>
+              <w:t xml:space="preserve"> </w:t>
+            </w:r>
+            <w:proofErr w:type="spellStart"/>
+            <w:r>
+              <w:t>ngoài</w:t>
+            </w:r>
+            <w:proofErr w:type="spellEnd"/>
+            <w:r>
+              <w:t xml:space="preserve"> </w:t>
+            </w:r>
+            <w:proofErr w:type="spellStart"/>
+            <w:r>
+              <w:t>thực</w:t>
+            </w:r>
+            <w:proofErr w:type="spellEnd"/>
+            <w:r>
+              <w:t xml:space="preserve"> </w:t>
+            </w:r>
+            <w:proofErr w:type="spellStart"/>
+            <w:r>
+              <w:t>tế</w:t>
+            </w:r>
+            <w:proofErr w:type="spellEnd"/>
+            <w:r>
+              <w:t>.</w:t>
+            </w:r>
+          </w:p>
+          <w:p>
+            <w:r>
+              <w:t xml:space="preserve">5. </w:t>
+            </w:r>
+            <w:proofErr w:type="spellStart"/>
+            <w:r>
+              <w:t>Tác</w:t>
+            </w:r>
+            <w:proofErr w:type="spellEnd"/>
+            <w:r>
+              <w:t xml:space="preserve"> </w:t>
+            </w:r>
+            <w:proofErr w:type="spellStart"/>
+            <w:r>
+              <w:t>nhân</w:t>
+            </w:r>
+            <w:proofErr w:type="spellEnd"/>
+            <w:r>
+              <w:t xml:space="preserve"> </w:t>
+            </w:r>
+            <w:proofErr w:type="spellStart"/>
+            <w:r>
+              <w:t>nhấn</w:t>
+            </w:r>
+            <w:proofErr w:type="spellEnd"/>
+            <w:r>
+              <w:t xml:space="preserve"> </w:t>
+            </w:r>
+            <w:proofErr w:type="spellStart"/>
+            <w:r>
+              <w:t>nút</w:t>
+            </w:r>
+            <w:proofErr w:type="spellEnd"/>
+            <w:r>
+              <w:t xml:space="preserve"> </w:t>
+            </w:r>
+            <w:r>
+              <w:rPr>
+                <w:b/>
+                <w:bCs/>
+              </w:rPr>
+              <w:t>"</w:t>
+            </w:r>
+            <w:proofErr w:type="spellStart"/>
+            <w:r>
+              <w:rPr>
+                <w:b/>
+                <w:bCs/>
+              </w:rPr>
+              <w:t>Xác</w:t>
+            </w:r>
+            <w:proofErr w:type="spellEnd"/>
+            <w:r>
+              <w:rPr>
+                <w:b/>
+                <w:bCs/>
+              </w:rPr>
+              <w:t xml:space="preserve"> </w:t>
+            </w:r>
+            <w:proofErr w:type="spellStart"/>
+            <w:r>
+              <w:rPr>
+                <w:b/>
+                <w:bCs/>
+              </w:rPr>
+              <w:t>nhận</w:t>
+            </w:r>
+            <w:proofErr w:type="spellEnd"/>
+            <w:r>
+              <w:rPr>
+                <w:b/>
+                <w:bCs/>
+              </w:rPr>
+              <w:t xml:space="preserve"> </w:t>
+            </w:r>
+            <w:proofErr w:type="spellStart"/>
+            <w:r>
+              <w:rPr>
+                <w:b/>
+                <w:bCs/>
+              </w:rPr>
+              <w:t>nhận</w:t>
+            </w:r>
+            <w:proofErr w:type="spellEnd"/>
+            <w:r>
+              <w:rPr>
+                <w:b/>
+                <w:bCs/>
+              </w:rPr>
+              <w:t xml:space="preserve"> </w:t>
+            </w:r>
+            <w:proofErr w:type="spellStart"/>
+            <w:r>
+              <w:rPr>
+                <w:b/>
+                <w:bCs/>
+              </w:rPr>
+              <w:t>phòng</w:t>
+            </w:r>
+            <w:proofErr w:type="spellEnd"/>
+            <w:r>
+              <w:rPr>
+                <w:b/>
+                <w:bCs/>
+              </w:rPr>
+              <w:t>"</w:t>
+            </w:r>
+            <w:r>
+              <w:t>.</w:t>
+            </w:r>
+          </w:p>
+          <w:p>
+            <w:r>
+              <w:t xml:space="preserve">6. </w:t>
+            </w:r>
+            <w:proofErr w:type="spellStart"/>
+            <w:r>
+              <w:t>Hệ</w:t>
+            </w:r>
+            <w:proofErr w:type="spellEnd"/>
+            <w:r>
+              <w:t xml:space="preserve"> </w:t>
+            </w:r>
+            <w:proofErr w:type="spellStart"/>
+            <w:r>
+              <w:t>thống</w:t>
+            </w:r>
+            <w:proofErr w:type="spellEnd"/>
+            <w:r>
+              <w:t xml:space="preserve"> </w:t>
+            </w:r>
+            <w:proofErr w:type="spellStart"/>
+            <w:r>
+              <w:t>cập</w:t>
+            </w:r>
+            <w:proofErr w:type="spellEnd"/>
+            <w:r>
+              <w:t xml:space="preserve"> </w:t>
+            </w:r>
+            <w:proofErr w:type="spellStart"/>
+            <w:r>
+              <w:t>nhật</w:t>
+            </w:r>
+            <w:proofErr w:type="spellEnd"/>
+            <w:r>
+              <w:t xml:space="preserve"> </w:t>
+            </w:r>
+            <w:proofErr w:type="spellStart"/>
+            <w:r>
+              <w:t>thời</w:t>
+            </w:r>
+            <w:proofErr w:type="spellEnd"/>
+            <w:r>
+              <w:t xml:space="preserve"> </w:t>
+            </w:r>
+            <w:proofErr w:type="spellStart"/>
+            <w:r>
+              <w:t>gian</w:t>
+            </w:r>
+            <w:proofErr w:type="spellEnd"/>
+            <w:r>
+              <w:t xml:space="preserve"> Check-in </w:t>
+            </w:r>
+            <w:proofErr w:type="spellStart"/>
+            <w:r>
+              <w:t>thực</w:t>
+            </w:r>
+            <w:proofErr w:type="spellEnd"/>
+            <w:r>
+              <w:t xml:space="preserve"> </w:t>
+            </w:r>
+            <w:proofErr w:type="spellStart"/>
+            <w:r>
+              <w:t>tế</w:t>
+            </w:r>
+            <w:proofErr w:type="spellEnd"/>
+            <w:r>
+              <w:t xml:space="preserve"> </w:t>
+            </w:r>
+            <w:proofErr w:type="spellStart"/>
+            <w:r>
+              <w:t>vào</w:t>
+            </w:r>
+            <w:proofErr w:type="spellEnd"/>
+            <w:r>
+              <w:t xml:space="preserve"> </w:t>
+            </w:r>
+            <w:proofErr w:type="spellStart"/>
+            <w:r>
+              <w:t>phiếu</w:t>
+            </w:r>
+            <w:proofErr w:type="spellEnd"/>
+            <w:r>
+              <w:t xml:space="preserve"> </w:t>
+            </w:r>
+            <w:proofErr w:type="spellStart"/>
+            <w:r>
+              <w:t>đặt</w:t>
+            </w:r>
+            <w:proofErr w:type="spellEnd"/>
+            <w:r>
+              <w:t xml:space="preserve">, </w:t>
+            </w:r>
+            <w:proofErr w:type="spellStart"/>
+            <w:r>
+              <w:t>đổi</w:t>
+            </w:r>
+            <w:proofErr w:type="spellEnd"/>
+            <w:r>
+              <w:t xml:space="preserve"> </w:t>
+            </w:r>
+            <w:proofErr w:type="spellStart"/>
+            <w:r>
+              <w:t>trạng</w:t>
+            </w:r>
+            <w:proofErr w:type="spellEnd"/>
+            <w:r>
+              <w:t xml:space="preserve"> </w:t>
+            </w:r>
+            <w:proofErr w:type="spellStart"/>
+            <w:r>
+              <w:t>thái</w:t>
+            </w:r>
+            <w:proofErr w:type="spellEnd"/>
+            <w:r>
+              <w:t xml:space="preserve"> </w:t>
+            </w:r>
+            <w:proofErr w:type="spellStart"/>
+            <w:r>
+              <w:t>phòng</w:t>
+            </w:r>
+            <w:proofErr w:type="spellEnd"/>
+            <w:r>
+              <w:t xml:space="preserve"> </w:t>
+            </w:r>
+            <w:proofErr w:type="spellStart"/>
+            <w:r>
+              <w:t>thành</w:t>
+            </w:r>
+            <w:proofErr w:type="spellEnd"/>
+            <w:r>
+              <w:t xml:space="preserve"> </w:t>
+            </w:r>
+            <w:r>
+              <w:rPr>
+                <w:b/>
+                <w:bCs/>
+              </w:rPr>
+              <w:t>"</w:t>
+            </w:r>
+            <w:proofErr w:type="spellStart"/>
+            <w:r>
+              <w:rPr>
+                <w:b/>
+                <w:bCs/>
+              </w:rPr>
+              <w:t>Có</w:t>
+            </w:r>
+            <w:proofErr w:type="spellEnd"/>
+            <w:r>
+              <w:rPr>
+                <w:b/>
+                <w:bCs/>
+              </w:rPr>
+              <w:t xml:space="preserve"> </w:t>
+            </w:r>
+            <w:proofErr w:type="spellStart"/>
+            <w:r>
+              <w:rPr>
+                <w:b/>
+                <w:bCs/>
+              </w:rPr>
+              <w:t>khách</w:t>
+            </w:r>
+            <w:proofErr w:type="spellEnd"/>
+            <w:r>
+              <w:rPr>
+                <w:b/>
+                <w:bCs/>
+              </w:rPr>
+              <w:t>"</w:t>
+            </w:r>
+            <w:r>
+              <w:t xml:space="preserve"> </w:t>
+            </w:r>
+            <w:proofErr w:type="spellStart"/>
+            <w:r>
+              <w:t>và</w:t>
+            </w:r>
+            <w:proofErr w:type="spellEnd"/>
+            <w:r>
+              <w:t xml:space="preserve"> </w:t>
+            </w:r>
+            <w:proofErr w:type="spellStart"/>
+            <w:r>
+              <w:t>thông</w:t>
+            </w:r>
+            <w:proofErr w:type="spellEnd"/>
+            <w:r>
+              <w:t xml:space="preserve"> </w:t>
+            </w:r>
+            <w:proofErr w:type="spellStart"/>
+            <w:r>
+              <w:t>báo</w:t>
+            </w:r>
+            <w:proofErr w:type="spellEnd"/>
+            <w:r>
+              <w:t xml:space="preserve"> "</w:t>
+            </w:r>
+            <w:proofErr w:type="spellStart"/>
+            <w:r>
+              <w:t>Nhận</w:t>
+            </w:r>
+            <w:proofErr w:type="spellEnd"/>
+            <w:r>
+              <w:t xml:space="preserve"> </w:t>
+            </w:r>
+            <w:proofErr w:type="spellStart"/>
+            <w:r>
+              <w:t>phòng</w:t>
+            </w:r>
+            <w:proofErr w:type="spellEnd"/>
+            <w:r>
+              <w:t xml:space="preserve"> </w:t>
+            </w:r>
+            <w:proofErr w:type="spellStart"/>
+            <w:r>
+              <w:t>thành</w:t>
+            </w:r>
+            <w:proofErr w:type="spellEnd"/>
+            <w:r>
+              <w:t xml:space="preserve"> </w:t>
+            </w:r>
+            <w:proofErr w:type="spellStart"/>
+            <w:r>
+              <w:t>công</w:t>
+            </w:r>
+            <w:proofErr w:type="spellEnd"/>
+            <w:r>
+              <w:t>".</w:t>
+            </w:r>
+          </w:p>
+          <w:p/>
+          <w:p>
+            <w:proofErr w:type="spellStart"/>
+            <w:r>
+              <w:rPr>
+                <w:b/>
+                <w:bCs/>
+              </w:rPr>
+              <w:lastRenderedPageBreak/>
+              <w:t>Luồng</w:t>
+            </w:r>
+            <w:proofErr w:type="spellEnd"/>
+            <w:r>
+              <w:rPr>
+                <w:b/>
+                <w:bCs/>
+              </w:rPr>
+              <w:t xml:space="preserve"> </w:t>
+            </w:r>
+            <w:proofErr w:type="spellStart"/>
+            <w:r>
+              <w:rPr>
+                <w:b/>
+                <w:bCs/>
+              </w:rPr>
+              <w:t>sự</w:t>
+            </w:r>
+            <w:proofErr w:type="spellEnd"/>
+            <w:r>
+              <w:rPr>
+                <w:b/>
+                <w:bCs/>
+              </w:rPr>
+              <w:t xml:space="preserve"> </w:t>
+            </w:r>
+            <w:proofErr w:type="spellStart"/>
+            <w:r>
+              <w:rPr>
+                <w:b/>
+                <w:bCs/>
+              </w:rPr>
+              <w:t>kiện</w:t>
+            </w:r>
+            <w:proofErr w:type="spellEnd"/>
+            <w:r>
+              <w:rPr>
+                <w:b/>
+                <w:bCs/>
+              </w:rPr>
+              <w:t xml:space="preserve"> </w:t>
+            </w:r>
+            <w:proofErr w:type="spellStart"/>
+            <w:r>
+              <w:rPr>
+                <w:b/>
+                <w:bCs/>
+              </w:rPr>
+              <w:t>phụ</w:t>
+            </w:r>
+            <w:proofErr w:type="spellEnd"/>
+            <w:r>
+              <w:rPr>
+                <w:b/>
+                <w:bCs/>
+              </w:rPr>
+              <w:t>:</w:t>
+            </w:r>
+          </w:p>
+          <w:p>
+            <w:proofErr w:type="spellStart"/>
+            <w:r>
+              <w:rPr>
+                <w:b/>
+                <w:bCs/>
+              </w:rPr>
+              <w:t>Kịch</w:t>
+            </w:r>
+            <w:proofErr w:type="spellEnd"/>
+            <w:r>
+              <w:rPr>
+                <w:b/>
+                <w:bCs/>
+              </w:rPr>
+              <w:t xml:space="preserve"> </w:t>
+            </w:r>
+            <w:proofErr w:type="spellStart"/>
+            <w:r>
+              <w:rPr>
+                <w:b/>
+                <w:bCs/>
+              </w:rPr>
+              <w:t>bản</w:t>
+            </w:r>
+            <w:proofErr w:type="spellEnd"/>
+            <w:r>
+              <w:rPr>
+                <w:b/>
+                <w:bCs/>
+              </w:rPr>
+              <w:t xml:space="preserve"> 1: </w:t>
+            </w:r>
+            <w:proofErr w:type="spellStart"/>
+            <w:r>
+              <w:rPr>
+                <w:b/>
+                <w:bCs/>
+              </w:rPr>
+              <w:t>Khách</w:t>
+            </w:r>
+            <w:proofErr w:type="spellEnd"/>
+            <w:r>
+              <w:rPr>
+                <w:b/>
+                <w:bCs/>
+              </w:rPr>
+              <w:t xml:space="preserve"> </w:t>
+            </w:r>
+            <w:proofErr w:type="spellStart"/>
+            <w:r>
+              <w:rPr>
+                <w:b/>
+                <w:bCs/>
+              </w:rPr>
+              <w:t>vãng</w:t>
+            </w:r>
+            <w:proofErr w:type="spellEnd"/>
+            <w:r>
+              <w:rPr>
+                <w:b/>
+                <w:bCs/>
+              </w:rPr>
+              <w:t xml:space="preserve"> lai (</w:t>
+            </w:r>
+            <w:proofErr w:type="spellStart"/>
+            <w:r>
+              <w:rPr>
+                <w:b/>
+                <w:bCs/>
+              </w:rPr>
+              <w:t>không</w:t>
+            </w:r>
+            <w:proofErr w:type="spellEnd"/>
+            <w:r>
+              <w:rPr>
+                <w:b/>
+                <w:bCs/>
+              </w:rPr>
+              <w:t xml:space="preserve"> </w:t>
+            </w:r>
+            <w:proofErr w:type="spellStart"/>
+            <w:r>
+              <w:rPr>
+                <w:b/>
+                <w:bCs/>
+              </w:rPr>
+              <w:t>đặt</w:t>
+            </w:r>
+            <w:proofErr w:type="spellEnd"/>
+            <w:r>
+              <w:rPr>
+                <w:b/>
+                <w:bCs/>
+              </w:rPr>
+              <w:t xml:space="preserve"> </w:t>
+            </w:r>
+            <w:proofErr w:type="spellStart"/>
+            <w:r>
+              <w:rPr>
+                <w:b/>
+                <w:bCs/>
+              </w:rPr>
+              <w:t>trước</w:t>
+            </w:r>
+            <w:proofErr w:type="spellEnd"/>
+            <w:r>
+              <w:rPr>
+                <w:b/>
+                <w:bCs/>
+              </w:rPr>
+              <w:t>).</w:t>
+            </w:r>
+          </w:p>
+          <w:p/>
+          <w:p>
+            <w:r>
+              <w:t xml:space="preserve">• </w:t>
+            </w:r>
+            <w:proofErr w:type="spellStart"/>
+            <w:r>
+              <w:t>Tại</w:t>
+            </w:r>
+            <w:proofErr w:type="spellEnd"/>
+            <w:r>
+              <w:t xml:space="preserve"> </w:t>
+            </w:r>
+            <w:proofErr w:type="spellStart"/>
+            <w:r>
+              <w:t>bước</w:t>
+            </w:r>
+            <w:proofErr w:type="spellEnd"/>
+            <w:r>
+              <w:t xml:space="preserve"> 2, </w:t>
+            </w:r>
+            <w:proofErr w:type="spellStart"/>
+            <w:r>
+              <w:t>nếu</w:t>
+            </w:r>
+            <w:proofErr w:type="spellEnd"/>
+            <w:r>
+              <w:t xml:space="preserve"> </w:t>
+            </w:r>
+            <w:proofErr w:type="spellStart"/>
+            <w:r>
+              <w:t>không</w:t>
+            </w:r>
+            <w:proofErr w:type="spellEnd"/>
+            <w:r>
+              <w:t xml:space="preserve"> </w:t>
+            </w:r>
+            <w:proofErr w:type="spellStart"/>
+            <w:r>
+              <w:t>tìm</w:t>
+            </w:r>
+            <w:proofErr w:type="spellEnd"/>
+            <w:r>
+              <w:t xml:space="preserve"> </w:t>
+            </w:r>
+            <w:proofErr w:type="spellStart"/>
+            <w:r>
+              <w:t>thấy</w:t>
+            </w:r>
+            <w:proofErr w:type="spellEnd"/>
+            <w:r>
+              <w:t xml:space="preserve"> </w:t>
+            </w:r>
+            <w:proofErr w:type="spellStart"/>
+            <w:r>
+              <w:t>phiếu</w:t>
+            </w:r>
+            <w:proofErr w:type="spellEnd"/>
+            <w:r>
+              <w:t xml:space="preserve"> </w:t>
+            </w:r>
+            <w:proofErr w:type="spellStart"/>
+            <w:r>
+              <w:t>đặt</w:t>
+            </w:r>
+            <w:proofErr w:type="spellEnd"/>
+            <w:r>
+              <w:t xml:space="preserve">, </w:t>
+            </w:r>
+            <w:proofErr w:type="spellStart"/>
+            <w:r>
+              <w:t>hệ</w:t>
+            </w:r>
+            <w:proofErr w:type="spellEnd"/>
+            <w:r>
+              <w:t xml:space="preserve"> </w:t>
+            </w:r>
+            <w:proofErr w:type="spellStart"/>
+            <w:r>
+              <w:t>thống</w:t>
+            </w:r>
+            <w:proofErr w:type="spellEnd"/>
+            <w:r>
+              <w:t xml:space="preserve"> </w:t>
+            </w:r>
+            <w:proofErr w:type="spellStart"/>
+            <w:r>
+              <w:t>cho</w:t>
+            </w:r>
+            <w:proofErr w:type="spellEnd"/>
+            <w:r>
+              <w:t xml:space="preserve"> </w:t>
+            </w:r>
+            <w:proofErr w:type="spellStart"/>
+            <w:r>
+              <w:t>phép</w:t>
+            </w:r>
+            <w:proofErr w:type="spellEnd"/>
+            <w:r>
+              <w:t xml:space="preserve"> </w:t>
+            </w:r>
+            <w:proofErr w:type="spellStart"/>
+            <w:r>
+              <w:t>lễ</w:t>
+            </w:r>
+            <w:proofErr w:type="spellEnd"/>
+            <w:r>
+              <w:t xml:space="preserve"> </w:t>
+            </w:r>
+            <w:proofErr w:type="spellStart"/>
+            <w:r>
+              <w:t>tân</w:t>
+            </w:r>
+            <w:proofErr w:type="spellEnd"/>
+            <w:r>
+              <w:t xml:space="preserve"> </w:t>
+            </w:r>
+            <w:proofErr w:type="spellStart"/>
+            <w:r>
+              <w:t>tạo</w:t>
+            </w:r>
+            <w:proofErr w:type="spellEnd"/>
+            <w:r>
+              <w:t xml:space="preserve"> </w:t>
+            </w:r>
+            <w:proofErr w:type="spellStart"/>
+            <w:r>
+              <w:t>nhanh</w:t>
+            </w:r>
+            <w:proofErr w:type="spellEnd"/>
+            <w:r>
+              <w:t xml:space="preserve"> </w:t>
+            </w:r>
+            <w:proofErr w:type="spellStart"/>
+            <w:r>
+              <w:t>phiếu</w:t>
+            </w:r>
+            <w:proofErr w:type="spellEnd"/>
+            <w:r>
+              <w:t xml:space="preserve"> </w:t>
+            </w:r>
+            <w:proofErr w:type="spellStart"/>
+            <w:r>
+              <w:t>đặt</w:t>
+            </w:r>
+            <w:proofErr w:type="spellEnd"/>
+            <w:r>
+              <w:t xml:space="preserve"> </w:t>
+            </w:r>
+            <w:proofErr w:type="spellStart"/>
+            <w:r>
+              <w:t>mới</w:t>
+            </w:r>
+            <w:proofErr w:type="spellEnd"/>
+            <w:r>
+              <w:t>.</w:t>
+            </w:r>
+          </w:p>
+          <w:p>
+            <w:r>
+              <w:t xml:space="preserve">• Sau </w:t>
+            </w:r>
+            <w:proofErr w:type="spellStart"/>
+            <w:r>
+              <w:t>khi</w:t>
+            </w:r>
+            <w:proofErr w:type="spellEnd"/>
+            <w:r>
+              <w:t xml:space="preserve"> </w:t>
+            </w:r>
+            <w:proofErr w:type="spellStart"/>
+            <w:r>
+              <w:t>hoàn</w:t>
+            </w:r>
+            <w:proofErr w:type="spellEnd"/>
+            <w:r>
+              <w:t xml:space="preserve"> </w:t>
+            </w:r>
+            <w:proofErr w:type="spellStart"/>
+            <w:r>
+              <w:t>tất</w:t>
+            </w:r>
+            <w:proofErr w:type="spellEnd"/>
+            <w:r>
+              <w:t xml:space="preserve"> </w:t>
+            </w:r>
+            <w:proofErr w:type="spellStart"/>
+            <w:r>
+              <w:t>tạo</w:t>
+            </w:r>
+            <w:proofErr w:type="spellEnd"/>
+            <w:r>
+              <w:t xml:space="preserve"> </w:t>
+            </w:r>
+            <w:proofErr w:type="spellStart"/>
+            <w:r>
+              <w:t>phiếu</w:t>
+            </w:r>
+            <w:proofErr w:type="spellEnd"/>
+            <w:r>
+              <w:t xml:space="preserve">, </w:t>
+            </w:r>
+            <w:proofErr w:type="spellStart"/>
+            <w:r>
+              <w:t>tiếp</w:t>
+            </w:r>
+            <w:proofErr w:type="spellEnd"/>
+            <w:r>
+              <w:t xml:space="preserve"> </w:t>
+            </w:r>
+            <w:proofErr w:type="spellStart"/>
+            <w:r>
+              <w:t>tục</w:t>
+            </w:r>
+            <w:proofErr w:type="spellEnd"/>
+            <w:r>
+              <w:t xml:space="preserve"> </w:t>
+            </w:r>
+            <w:proofErr w:type="spellStart"/>
+            <w:r>
+              <w:t>thực</w:t>
+            </w:r>
+            <w:proofErr w:type="spellEnd"/>
+            <w:r>
+              <w:t xml:space="preserve"> </w:t>
+            </w:r>
+            <w:proofErr w:type="spellStart"/>
+            <w:r>
+              <w:t>hiện</w:t>
+            </w:r>
+            <w:proofErr w:type="spellEnd"/>
+            <w:r>
+              <w:t xml:space="preserve"> </w:t>
+            </w:r>
+            <w:proofErr w:type="spellStart"/>
+            <w:r>
+              <w:t>từ</w:t>
+            </w:r>
+            <w:proofErr w:type="spellEnd"/>
+            <w:r>
+              <w:t xml:space="preserve"> </w:t>
+            </w:r>
+            <w:proofErr w:type="spellStart"/>
+            <w:r>
+              <w:t>bước</w:t>
+            </w:r>
+            <w:proofErr w:type="spellEnd"/>
+            <w:r>
+              <w:t xml:space="preserve"> 4.</w:t>
+            </w:r>
+          </w:p>
+          <w:p>
+            <w:proofErr w:type="spellStart"/>
+            <w:r>
+              <w:rPr>
+                <w:b/>
+                <w:bCs/>
+              </w:rPr>
+              <w:t>Kịch</w:t>
+            </w:r>
+            <w:proofErr w:type="spellEnd"/>
+            <w:r>
+              <w:rPr>
+                <w:b/>
+                <w:bCs/>
+              </w:rPr>
+              <w:t xml:space="preserve"> </w:t>
+            </w:r>
+            <w:proofErr w:type="spellStart"/>
+            <w:r>
+              <w:rPr>
+                <w:b/>
+                <w:bCs/>
+              </w:rPr>
+              <w:t>bản</w:t>
+            </w:r>
+            <w:proofErr w:type="spellEnd"/>
+            <w:r>
+              <w:rPr>
+                <w:b/>
+                <w:bCs/>
+              </w:rPr>
+              <w:t xml:space="preserve"> 2: </w:t>
+            </w:r>
+            <w:proofErr w:type="spellStart"/>
+            <w:r>
+              <w:rPr>
+                <w:b/>
+                <w:bCs/>
+              </w:rPr>
+              <w:t>Phòng</w:t>
+            </w:r>
+            <w:proofErr w:type="spellEnd"/>
+            <w:r>
+              <w:rPr>
+                <w:b/>
+                <w:bCs/>
+              </w:rPr>
+              <w:t xml:space="preserve"> </w:t>
+            </w:r>
+            <w:proofErr w:type="spellStart"/>
+            <w:r>
+              <w:rPr>
+                <w:b/>
+                <w:bCs/>
+              </w:rPr>
+              <w:t>chưa</w:t>
+            </w:r>
+            <w:proofErr w:type="spellEnd"/>
+            <w:r>
+              <w:rPr>
+                <w:b/>
+                <w:bCs/>
+              </w:rPr>
+              <w:t xml:space="preserve"> </w:t>
+            </w:r>
+            <w:proofErr w:type="spellStart"/>
+            <w:r>
+              <w:rPr>
+                <w:b/>
+                <w:bCs/>
+              </w:rPr>
+              <w:t>sẵn</w:t>
+            </w:r>
+            <w:proofErr w:type="spellEnd"/>
+            <w:r>
+              <w:rPr>
+                <w:b/>
+                <w:bCs/>
+              </w:rPr>
+              <w:t xml:space="preserve"> </w:t>
+            </w:r>
+            <w:proofErr w:type="spellStart"/>
+            <w:r>
+              <w:rPr>
+                <w:b/>
+                <w:bCs/>
+              </w:rPr>
+              <w:t>sàng</w:t>
+            </w:r>
+            <w:proofErr w:type="spellEnd"/>
+            <w:r>
+              <w:rPr>
+                <w:b/>
+                <w:bCs/>
+              </w:rPr>
+              <w:t xml:space="preserve"> (</w:t>
+            </w:r>
+            <w:proofErr w:type="spellStart"/>
+            <w:r>
+              <w:rPr>
+                <w:b/>
+                <w:bCs/>
+              </w:rPr>
+              <w:t>Chưa</w:t>
+            </w:r>
+            <w:proofErr w:type="spellEnd"/>
+            <w:r>
+              <w:rPr>
+                <w:b/>
+                <w:bCs/>
+              </w:rPr>
+              <w:t xml:space="preserve"> </w:t>
+            </w:r>
+            <w:proofErr w:type="spellStart"/>
+            <w:r>
+              <w:rPr>
+                <w:b/>
+                <w:bCs/>
+              </w:rPr>
+              <w:t>dọn</w:t>
+            </w:r>
+            <w:proofErr w:type="spellEnd"/>
+            <w:r>
+              <w:rPr>
+                <w:b/>
+                <w:bCs/>
+              </w:rPr>
+              <w:t xml:space="preserve"> </w:t>
+            </w:r>
+            <w:proofErr w:type="spellStart"/>
+            <w:r>
+              <w:rPr>
+                <w:b/>
+                <w:bCs/>
+              </w:rPr>
+              <w:t>xong</w:t>
+            </w:r>
+            <w:proofErr w:type="spellEnd"/>
+            <w:r>
+              <w:rPr>
+                <w:b/>
+                <w:bCs/>
+              </w:rPr>
+              <w:t>).</w:t>
+            </w:r>
+          </w:p>
+          <w:p>
+            <w:r>
+              <w:t xml:space="preserve">• </w:t>
+            </w:r>
+            <w:proofErr w:type="spellStart"/>
+            <w:r>
+              <w:t>Tại</w:t>
+            </w:r>
+            <w:proofErr w:type="spellEnd"/>
+            <w:r>
+              <w:t xml:space="preserve"> </w:t>
+            </w:r>
+            <w:proofErr w:type="spellStart"/>
+            <w:r>
+              <w:t>bước</w:t>
+            </w:r>
+            <w:proofErr w:type="spellEnd"/>
+            <w:r>
+              <w:t xml:space="preserve"> 3, </w:t>
+            </w:r>
+            <w:proofErr w:type="spellStart"/>
+            <w:r>
+              <w:t>nếu</w:t>
+            </w:r>
+            <w:proofErr w:type="spellEnd"/>
+            <w:r>
+              <w:t xml:space="preserve"> </w:t>
+            </w:r>
+            <w:proofErr w:type="spellStart"/>
+            <w:r>
+              <w:t>trạng</w:t>
+            </w:r>
+            <w:proofErr w:type="spellEnd"/>
+            <w:r>
+              <w:t xml:space="preserve"> </w:t>
+            </w:r>
+            <w:proofErr w:type="spellStart"/>
+            <w:r>
+              <w:t>thái</w:t>
+            </w:r>
+            <w:proofErr w:type="spellEnd"/>
+            <w:r>
+              <w:t xml:space="preserve"> </w:t>
+            </w:r>
+            <w:proofErr w:type="spellStart"/>
+            <w:r>
+              <w:t>phòng</w:t>
+            </w:r>
+            <w:proofErr w:type="spellEnd"/>
+            <w:r>
+              <w:t xml:space="preserve"> </w:t>
+            </w:r>
+            <w:proofErr w:type="spellStart"/>
+            <w:r>
+              <w:t>vẫn</w:t>
+            </w:r>
+            <w:proofErr w:type="spellEnd"/>
+            <w:r>
+              <w:t xml:space="preserve"> </w:t>
+            </w:r>
+            <w:proofErr w:type="spellStart"/>
+            <w:r>
+              <w:t>là</w:t>
+            </w:r>
+            <w:proofErr w:type="spellEnd"/>
+            <w:r>
+              <w:t xml:space="preserve"> "</w:t>
+            </w:r>
+            <w:proofErr w:type="spellStart"/>
+            <w:r>
+              <w:t>Chưa</w:t>
+            </w:r>
+            <w:proofErr w:type="spellEnd"/>
+            <w:r>
+              <w:t xml:space="preserve"> </w:t>
+            </w:r>
+            <w:proofErr w:type="spellStart"/>
+            <w:r>
+              <w:t>dọn</w:t>
+            </w:r>
+            <w:proofErr w:type="spellEnd"/>
+            <w:r>
+              <w:t xml:space="preserve">", </w:t>
+            </w:r>
+            <w:proofErr w:type="spellStart"/>
+            <w:r>
+              <w:t>hệ</w:t>
+            </w:r>
+            <w:proofErr w:type="spellEnd"/>
+            <w:r>
+              <w:t xml:space="preserve"> </w:t>
+            </w:r>
+            <w:proofErr w:type="spellStart"/>
+            <w:r>
+              <w:t>thống</w:t>
+            </w:r>
+            <w:proofErr w:type="spellEnd"/>
+            <w:r>
+              <w:t xml:space="preserve"> </w:t>
+            </w:r>
+            <w:proofErr w:type="spellStart"/>
+            <w:r>
+              <w:t>sẽ</w:t>
+            </w:r>
+            <w:proofErr w:type="spellEnd"/>
+            <w:r>
+              <w:t xml:space="preserve"> </w:t>
+            </w:r>
+            <w:proofErr w:type="spellStart"/>
+            <w:r>
+              <w:t>đưa</w:t>
+            </w:r>
+            <w:proofErr w:type="spellEnd"/>
+            <w:r>
+              <w:t xml:space="preserve"> </w:t>
+            </w:r>
+            <w:proofErr w:type="spellStart"/>
+            <w:r>
+              <w:t>ra</w:t>
+            </w:r>
+            <w:proofErr w:type="spellEnd"/>
+            <w:r>
+              <w:t xml:space="preserve"> </w:t>
+            </w:r>
+            <w:proofErr w:type="spellStart"/>
+            <w:r>
+              <w:t>cảnh</w:t>
+            </w:r>
+            <w:proofErr w:type="spellEnd"/>
+            <w:r>
+              <w:t xml:space="preserve"> </w:t>
+            </w:r>
+            <w:proofErr w:type="spellStart"/>
+            <w:r>
+              <w:t>báo</w:t>
+            </w:r>
+            <w:proofErr w:type="spellEnd"/>
+            <w:r>
+              <w:t>.</w:t>
+            </w:r>
+          </w:p>
+          <w:p>
+            <w:r>
+              <w:t xml:space="preserve">• </w:t>
+            </w:r>
+            <w:proofErr w:type="spellStart"/>
+            <w:r>
+              <w:t>Tác</w:t>
+            </w:r>
+            <w:proofErr w:type="spellEnd"/>
+            <w:r>
+              <w:t xml:space="preserve"> </w:t>
+            </w:r>
+            <w:proofErr w:type="spellStart"/>
+            <w:r>
+              <w:t>nhân</w:t>
+            </w:r>
+            <w:proofErr w:type="spellEnd"/>
+            <w:r>
+              <w:t xml:space="preserve"> </w:t>
+            </w:r>
+            <w:proofErr w:type="spellStart"/>
+            <w:r>
+              <w:t>có</w:t>
+            </w:r>
+            <w:proofErr w:type="spellEnd"/>
+            <w:r>
+              <w:t xml:space="preserve"> </w:t>
+            </w:r>
+            <w:proofErr w:type="spellStart"/>
+            <w:r>
+              <w:t>thể</w:t>
+            </w:r>
+            <w:proofErr w:type="spellEnd"/>
+            <w:r>
+              <w:t xml:space="preserve"> </w:t>
+            </w:r>
+            <w:proofErr w:type="spellStart"/>
+            <w:r>
+              <w:t>chọn</w:t>
+            </w:r>
+            <w:proofErr w:type="spellEnd"/>
+            <w:r>
+              <w:t xml:space="preserve"> </w:t>
+            </w:r>
+            <w:proofErr w:type="spellStart"/>
+            <w:r>
+              <w:t>đổi</w:t>
+            </w:r>
+            <w:proofErr w:type="spellEnd"/>
+            <w:r>
+              <w:t xml:space="preserve"> sang </w:t>
+            </w:r>
+            <w:proofErr w:type="spellStart"/>
+            <w:r>
+              <w:t>phòng</w:t>
+            </w:r>
+            <w:proofErr w:type="spellEnd"/>
+            <w:r>
+              <w:t xml:space="preserve"> </w:t>
+            </w:r>
+            <w:proofErr w:type="spellStart"/>
+            <w:r>
+              <w:t>khác</w:t>
+            </w:r>
+            <w:proofErr w:type="spellEnd"/>
+            <w:r>
+              <w:t xml:space="preserve"> </w:t>
+            </w:r>
+            <w:proofErr w:type="spellStart"/>
+            <w:r>
+              <w:t>cùng</w:t>
+            </w:r>
+            <w:proofErr w:type="spellEnd"/>
+            <w:r>
+              <w:t xml:space="preserve"> </w:t>
+            </w:r>
+            <w:proofErr w:type="spellStart"/>
+            <w:r>
+              <w:t>loại</w:t>
+            </w:r>
+            <w:proofErr w:type="spellEnd"/>
+            <w:r>
+              <w:t xml:space="preserve"> </w:t>
+            </w:r>
+            <w:proofErr w:type="spellStart"/>
+            <w:r>
+              <w:t>còn</w:t>
+            </w:r>
+            <w:proofErr w:type="spellEnd"/>
+            <w:r>
+              <w:t xml:space="preserve"> </w:t>
+            </w:r>
+            <w:proofErr w:type="spellStart"/>
+            <w:r>
+              <w:t>trống</w:t>
+            </w:r>
+            <w:proofErr w:type="spellEnd"/>
+            <w:r>
+              <w:t xml:space="preserve"> </w:t>
+            </w:r>
+            <w:proofErr w:type="spellStart"/>
+            <w:r>
+              <w:t>hoặc</w:t>
+            </w:r>
+            <w:proofErr w:type="spellEnd"/>
+            <w:r>
+              <w:t xml:space="preserve"> </w:t>
+            </w:r>
+            <w:proofErr w:type="spellStart"/>
+            <w:r>
+              <w:t>chờ</w:t>
+            </w:r>
+            <w:proofErr w:type="spellEnd"/>
+            <w:r>
+              <w:t xml:space="preserve"> </w:t>
+            </w:r>
+            <w:proofErr w:type="spellStart"/>
+            <w:r>
+              <w:t>bộ</w:t>
+            </w:r>
+            <w:proofErr w:type="spellEnd"/>
+            <w:r>
+              <w:t xml:space="preserve"> </w:t>
+            </w:r>
+            <w:proofErr w:type="spellStart"/>
+            <w:r>
+              <w:t>phận</w:t>
+            </w:r>
+            <w:proofErr w:type="spellEnd"/>
+            <w:r>
+              <w:t xml:space="preserve"> </w:t>
+            </w:r>
+            <w:proofErr w:type="spellStart"/>
+            <w:r>
+              <w:t>buồng</w:t>
+            </w:r>
+            <w:proofErr w:type="spellEnd"/>
+            <w:r>
+              <w:t xml:space="preserve"> </w:t>
+            </w:r>
+            <w:proofErr w:type="spellStart"/>
+            <w:r>
+              <w:t>phòng</w:t>
+            </w:r>
+            <w:proofErr w:type="spellEnd"/>
+            <w:r>
+              <w:t xml:space="preserve"> </w:t>
+            </w:r>
+            <w:proofErr w:type="spellStart"/>
+            <w:r>
+              <w:t>cập</w:t>
+            </w:r>
+            <w:proofErr w:type="spellEnd"/>
+            <w:r>
+              <w:t xml:space="preserve"> </w:t>
+            </w:r>
+            <w:proofErr w:type="spellStart"/>
+            <w:r>
+              <w:t>nhật</w:t>
+            </w:r>
+            <w:proofErr w:type="spellEnd"/>
+            <w:r>
+              <w:t xml:space="preserve"> </w:t>
+            </w:r>
+            <w:proofErr w:type="spellStart"/>
+            <w:r>
+              <w:t>trạng</w:t>
+            </w:r>
+            <w:proofErr w:type="spellEnd"/>
+            <w:r>
+              <w:t xml:space="preserve"> </w:t>
+            </w:r>
+            <w:proofErr w:type="spellStart"/>
+            <w:r>
+              <w:t>thái</w:t>
+            </w:r>
+            <w:proofErr w:type="spellEnd"/>
+            <w:r>
+              <w:t xml:space="preserve"> </w:t>
+            </w:r>
+            <w:proofErr w:type="spellStart"/>
+            <w:r>
+              <w:t>mới</w:t>
+            </w:r>
+            <w:proofErr w:type="spellEnd"/>
+            <w:r>
+              <w:t xml:space="preserve"> </w:t>
+            </w:r>
+            <w:proofErr w:type="spellStart"/>
+            <w:r>
+              <w:t>có</w:t>
+            </w:r>
+            <w:proofErr w:type="spellEnd"/>
+            <w:r>
+              <w:t xml:space="preserve"> </w:t>
+            </w:r>
+            <w:proofErr w:type="spellStart"/>
+            <w:r>
+              <w:t>thể</w:t>
+            </w:r>
+            <w:proofErr w:type="spellEnd"/>
+            <w:r>
+              <w:t xml:space="preserve"> </w:t>
+            </w:r>
+            <w:proofErr w:type="spellStart"/>
+            <w:r>
+              <w:t>nhận</w:t>
+            </w:r>
+            <w:proofErr w:type="spellEnd"/>
+            <w:r>
+              <w:t xml:space="preserve"> </w:t>
+            </w:r>
+            <w:proofErr w:type="spellStart"/>
+            <w:r>
+              <w:t>phòng</w:t>
+            </w:r>
+            <w:proofErr w:type="spellEnd"/>
+            <w:r>
+              <w:t>.</w:t>
+            </w:r>
+          </w:p>
+          <w:p/>
+        </w:tc>
+      </w:tr>
+      <w:tr>
+        <w:tc>
+          <w:tcPr>
+            <w:tcW w:w="0" w:type="auto"/>
+            <w:tcBorders>
+              <w:top w:val="single" w:sz="8" w:space="0" w:color="000000"/>
+              <w:left w:val="single" w:sz="8" w:space="0" w:color="000000"/>
+              <w:bottom w:val="single" w:sz="8" w:space="0" w:color="000000"/>
+              <w:right w:val="single" w:sz="8" w:space="0" w:color="000000"/>
+            </w:tcBorders>
+            <w:tcMar>
+              <w:top w:w="100" w:type="dxa"/>
+              <w:left w:w="100" w:type="dxa"/>
+              <w:bottom w:w="100" w:type="dxa"/>
+              <w:right w:w="100" w:type="dxa"/>
+            </w:tcMar>
+            <w:hideMark/>
+          </w:tcPr>
+          <w:p>
+            <w:r>
+              <w:rPr>
+                <w:b/>
+                <w:bCs/>
+              </w:rPr>
+              <w:lastRenderedPageBreak/>
+              <w:t xml:space="preserve">Tham </w:t>
+            </w:r>
+            <w:proofErr w:type="spellStart"/>
+            <w:r>
+              <w:rPr>
+                <w:b/>
+                <w:bCs/>
+              </w:rPr>
+              <w:t>chiếu</w:t>
+            </w:r>
+            <w:proofErr w:type="spellEnd"/>
+            <w:r>
+              <w:rPr>
+                <w:b/>
+                <w:bCs/>
+              </w:rPr>
+              <w:t xml:space="preserve"> </w:t>
+            </w:r>
+            <w:proofErr w:type="spellStart"/>
+            <w:r>
+              <w:rPr>
+                <w:b/>
+                <w:bCs/>
+              </w:rPr>
+              <w:t>tới</w:t>
+            </w:r>
+            <w:proofErr w:type="spellEnd"/>
+          </w:p>
+        </w:tc>
+        <w:tc>
+          <w:tcPr>
+            <w:tcW w:w="0" w:type="auto"/>
+            <w:tcBorders>
+              <w:top w:val="single" w:sz="8" w:space="0" w:color="000000"/>
+              <w:left w:val="single" w:sz="8" w:space="0" w:color="000000"/>
+              <w:bottom w:val="single" w:sz="8" w:space="0" w:color="000000"/>
+              <w:right w:val="single" w:sz="8" w:space="0" w:color="000000"/>
+            </w:tcBorders>
+            <w:tcMar>
+              <w:top w:w="100" w:type="dxa"/>
+              <w:left w:w="100" w:type="dxa"/>
+              <w:bottom w:w="100" w:type="dxa"/>
+              <w:right w:w="100" w:type="dxa"/>
+            </w:tcMar>
+            <w:hideMark/>
+          </w:tcPr>
+          <w:p>
+            <w:r>
+              <w:rPr>
+                <w:i/>
+                <w:iCs/>
+              </w:rPr>
+              <w:t xml:space="preserve">• </w:t>
+            </w:r>
+            <w:r>
+              <w:rPr>
+                <w:b/>
+                <w:bCs/>
+                <w:i/>
+                <w:iCs/>
+              </w:rPr>
+              <w:t>&lt;&lt;include&gt;&gt;</w:t>
+            </w:r>
+            <w:r>
+              <w:rPr>
+                <w:i/>
+                <w:iCs/>
+              </w:rPr>
+              <w:t xml:space="preserve"> Use Case: </w:t>
+            </w:r>
+            <w:proofErr w:type="spellStart"/>
+            <w:r>
+              <w:rPr>
+                <w:i/>
+                <w:iCs/>
+              </w:rPr>
+              <w:t>Tìm</w:t>
+            </w:r>
+            <w:proofErr w:type="spellEnd"/>
+            <w:r>
+              <w:rPr>
+                <w:i/>
+                <w:iCs/>
+              </w:rPr>
+              <w:t xml:space="preserve"> </w:t>
+            </w:r>
+            <w:proofErr w:type="spellStart"/>
+            <w:r>
+              <w:rPr>
+                <w:i/>
+                <w:iCs/>
+              </w:rPr>
+              <w:t>kiếm</w:t>
+            </w:r>
+            <w:proofErr w:type="spellEnd"/>
+            <w:r>
+              <w:rPr>
+                <w:i/>
+                <w:iCs/>
+              </w:rPr>
+              <w:t xml:space="preserve"> </w:t>
+            </w:r>
+            <w:proofErr w:type="spellStart"/>
+            <w:r>
+              <w:rPr>
+                <w:i/>
+                <w:iCs/>
+              </w:rPr>
+              <w:t>phòng</w:t>
+            </w:r>
+            <w:proofErr w:type="spellEnd"/>
+          </w:p>
+          <w:p>
+            <w:r>
+              <w:rPr>
+                <w:i/>
+                <w:iCs/>
+              </w:rPr>
+              <w:t xml:space="preserve">• </w:t>
+            </w:r>
+            <w:r>
+              <w:rPr>
+                <w:b/>
+                <w:bCs/>
+                <w:i/>
+                <w:iCs/>
+              </w:rPr>
+              <w:t>&lt;&lt;include&gt;&gt;</w:t>
+            </w:r>
+            <w:r>
+              <w:rPr>
+                <w:i/>
+                <w:iCs/>
+              </w:rPr>
+              <w:t xml:space="preserve"> Use Case: </w:t>
+            </w:r>
+            <w:proofErr w:type="spellStart"/>
+            <w:r>
+              <w:rPr>
+                <w:i/>
+                <w:iCs/>
+              </w:rPr>
+              <w:t>Cập</w:t>
+            </w:r>
+            <w:proofErr w:type="spellEnd"/>
+            <w:r>
+              <w:rPr>
+                <w:i/>
+                <w:iCs/>
+              </w:rPr>
+              <w:t xml:space="preserve"> </w:t>
+            </w:r>
+            <w:proofErr w:type="spellStart"/>
+            <w:r>
+              <w:rPr>
+                <w:i/>
+                <w:iCs/>
+              </w:rPr>
+              <w:t>nhật</w:t>
+            </w:r>
+            <w:proofErr w:type="spellEnd"/>
+            <w:r>
+              <w:rPr>
+                <w:i/>
+                <w:iCs/>
+              </w:rPr>
+              <w:t xml:space="preserve"> </w:t>
+            </w:r>
+            <w:proofErr w:type="spellStart"/>
+            <w:r>
+              <w:rPr>
+                <w:i/>
+                <w:iCs/>
+              </w:rPr>
+              <w:t>trạng</w:t>
+            </w:r>
+            <w:proofErr w:type="spellEnd"/>
+            <w:r>
+              <w:rPr>
+                <w:i/>
+                <w:iCs/>
+              </w:rPr>
+              <w:t xml:space="preserve"> </w:t>
+            </w:r>
+            <w:proofErr w:type="spellStart"/>
+            <w:r>
+              <w:rPr>
+                <w:i/>
+                <w:iCs/>
+              </w:rPr>
+              <w:t>thái</w:t>
+            </w:r>
+            <w:proofErr w:type="spellEnd"/>
+            <w:r>
+              <w:rPr>
+                <w:i/>
+                <w:iCs/>
+              </w:rPr>
+              <w:t xml:space="preserve"> </w:t>
+            </w:r>
+            <w:proofErr w:type="spellStart"/>
+            <w:r>
+              <w:rPr>
+                <w:i/>
+                <w:iCs/>
+              </w:rPr>
+              <w:t>phòng</w:t>
+            </w:r>
+            <w:proofErr w:type="spellEnd"/>
+          </w:p>
+        </w:tc>
+      </w:tr>
+    </w:tbl>
+    <w:p>
+      <w:pPr>
+        <w:rPr>
+          <w:lang w:val="vi-VN"/>
+        </w:rPr>
+      </w:pPr>
+    </w:p>
     <w:sectPr>
       <w:pgSz w:w="12240" w:h="15840"/>
       <w:pgMar w:top="1440" w:right="1440" w:bottom="1440" w:left="1440" w:header="708" w:footer="708" w:gutter="0"/>
@@ -24399,6 +31496,304 @@
     </w:lvl>
   </w:abstractNum>
   <w:abstractNum w:abstractNumId="2" w15:restartNumberingAfterBreak="0">
+    <w:nsid w:val="47543136"/>
+    <w:multiLevelType w:val="multilevel"/>
+    <w:tmpl w:val="294CBC76"/>
+    <w:lvl w:ilvl="0">
+      <w:start w:val="1"/>
+      <w:numFmt w:val="bullet"/>
+      <w:lvlText w:val=""/>
+      <w:lvlJc w:val="left"/>
+      <w:pPr>
+        <w:tabs>
+          <w:tab w:val="num" w:pos="720"/>
+        </w:tabs>
+        <w:ind w:left="720" w:hanging="360"/>
+      </w:pPr>
+      <w:rPr>
+        <w:rFonts w:ascii="Symbol" w:hAnsi="Symbol" w:hint="default"/>
+        <w:sz w:val="20"/>
+      </w:rPr>
+    </w:lvl>
+    <w:lvl w:ilvl="1">
+      <w:start w:val="1"/>
+      <w:numFmt w:val="bullet"/>
+      <w:lvlText w:val="o"/>
+      <w:lvlJc w:val="left"/>
+      <w:pPr>
+        <w:tabs>
+          <w:tab w:val="num" w:pos="1440"/>
+        </w:tabs>
+        <w:ind w:left="1440" w:hanging="360"/>
+      </w:pPr>
+      <w:rPr>
+        <w:rFonts w:ascii="Courier New" w:hAnsi="Courier New" w:hint="default"/>
+        <w:sz w:val="20"/>
+      </w:rPr>
+    </w:lvl>
+    <w:lvl w:ilvl="2" w:tentative="1">
+      <w:start w:val="1"/>
+      <w:numFmt w:val="bullet"/>
+      <w:lvlText w:val=""/>
+      <w:lvlJc w:val="left"/>
+      <w:pPr>
+        <w:tabs>
+          <w:tab w:val="num" w:pos="2160"/>
+        </w:tabs>
+        <w:ind w:left="2160" w:hanging="360"/>
+      </w:pPr>
+      <w:rPr>
+        <w:rFonts w:ascii="Wingdings" w:hAnsi="Wingdings" w:hint="default"/>
+        <w:sz w:val="20"/>
+      </w:rPr>
+    </w:lvl>
+    <w:lvl w:ilvl="3" w:tentative="1">
+      <w:start w:val="1"/>
+      <w:numFmt w:val="bullet"/>
+      <w:lvlText w:val=""/>
+      <w:lvlJc w:val="left"/>
+      <w:pPr>
+        <w:tabs>
+          <w:tab w:val="num" w:pos="2880"/>
+        </w:tabs>
+        <w:ind w:left="2880" w:hanging="360"/>
+      </w:pPr>
+      <w:rPr>
+        <w:rFonts w:ascii="Wingdings" w:hAnsi="Wingdings" w:hint="default"/>
+        <w:sz w:val="20"/>
+      </w:rPr>
+    </w:lvl>
+    <w:lvl w:ilvl="4" w:tentative="1">
+      <w:start w:val="1"/>
+      <w:numFmt w:val="bullet"/>
+      <w:lvlText w:val=""/>
+      <w:lvlJc w:val="left"/>
+      <w:pPr>
+        <w:tabs>
+          <w:tab w:val="num" w:pos="3600"/>
+        </w:tabs>
+        <w:ind w:left="3600" w:hanging="360"/>
+      </w:pPr>
+      <w:rPr>
+        <w:rFonts w:ascii="Wingdings" w:hAnsi="Wingdings" w:hint="default"/>
+        <w:sz w:val="20"/>
+      </w:rPr>
+    </w:lvl>
+    <w:lvl w:ilvl="5" w:tentative="1">
+      <w:start w:val="1"/>
+      <w:numFmt w:val="bullet"/>
+      <w:lvlText w:val=""/>
+      <w:lvlJc w:val="left"/>
+      <w:pPr>
+        <w:tabs>
+          <w:tab w:val="num" w:pos="4320"/>
+        </w:tabs>
+        <w:ind w:left="4320" w:hanging="360"/>
+      </w:pPr>
+      <w:rPr>
+        <w:rFonts w:ascii="Wingdings" w:hAnsi="Wingdings" w:hint="default"/>
+        <w:sz w:val="20"/>
+      </w:rPr>
+    </w:lvl>
+    <w:lvl w:ilvl="6" w:tentative="1">
+      <w:start w:val="1"/>
+      <w:numFmt w:val="bullet"/>
+      <w:lvlText w:val=""/>
+      <w:lvlJc w:val="left"/>
+      <w:pPr>
+        <w:tabs>
+          <w:tab w:val="num" w:pos="5040"/>
+        </w:tabs>
+        <w:ind w:left="5040" w:hanging="360"/>
+      </w:pPr>
+      <w:rPr>
+        <w:rFonts w:ascii="Wingdings" w:hAnsi="Wingdings" w:hint="default"/>
+        <w:sz w:val="20"/>
+      </w:rPr>
+    </w:lvl>
+    <w:lvl w:ilvl="7" w:tentative="1">
+      <w:start w:val="1"/>
+      <w:numFmt w:val="bullet"/>
+      <w:lvlText w:val=""/>
+      <w:lvlJc w:val="left"/>
+      <w:pPr>
+        <w:tabs>
+          <w:tab w:val="num" w:pos="5760"/>
+        </w:tabs>
+        <w:ind w:left="5760" w:hanging="360"/>
+      </w:pPr>
+      <w:rPr>
+        <w:rFonts w:ascii="Wingdings" w:hAnsi="Wingdings" w:hint="default"/>
+        <w:sz w:val="20"/>
+      </w:rPr>
+    </w:lvl>
+    <w:lvl w:ilvl="8" w:tentative="1">
+      <w:start w:val="1"/>
+      <w:numFmt w:val="bullet"/>
+      <w:lvlText w:val=""/>
+      <w:lvlJc w:val="left"/>
+      <w:pPr>
+        <w:tabs>
+          <w:tab w:val="num" w:pos="6480"/>
+        </w:tabs>
+        <w:ind w:left="6480" w:hanging="360"/>
+      </w:pPr>
+      <w:rPr>
+        <w:rFonts w:ascii="Wingdings" w:hAnsi="Wingdings" w:hint="default"/>
+        <w:sz w:val="20"/>
+      </w:rPr>
+    </w:lvl>
+  </w:abstractNum>
+  <w:abstractNum w:abstractNumId="3" w15:restartNumberingAfterBreak="0">
+    <w:nsid w:val="4BF1116A"/>
+    <w:multiLevelType w:val="multilevel"/>
+    <w:tmpl w:val="8734444E"/>
+    <w:lvl w:ilvl="0">
+      <w:start w:val="1"/>
+      <w:numFmt w:val="bullet"/>
+      <w:lvlText w:val=""/>
+      <w:lvlJc w:val="left"/>
+      <w:pPr>
+        <w:tabs>
+          <w:tab w:val="num" w:pos="720"/>
+        </w:tabs>
+        <w:ind w:left="720" w:hanging="360"/>
+      </w:pPr>
+      <w:rPr>
+        <w:rFonts w:ascii="Symbol" w:hAnsi="Symbol" w:hint="default"/>
+        <w:sz w:val="20"/>
+      </w:rPr>
+    </w:lvl>
+    <w:lvl w:ilvl="1" w:tentative="1">
+      <w:start w:val="1"/>
+      <w:numFmt w:val="bullet"/>
+      <w:lvlText w:val="o"/>
+      <w:lvlJc w:val="left"/>
+      <w:pPr>
+        <w:tabs>
+          <w:tab w:val="num" w:pos="1440"/>
+        </w:tabs>
+        <w:ind w:left="1440" w:hanging="360"/>
+      </w:pPr>
+      <w:rPr>
+        <w:rFonts w:ascii="Courier New" w:hAnsi="Courier New" w:hint="default"/>
+        <w:sz w:val="20"/>
+      </w:rPr>
+    </w:lvl>
+    <w:lvl w:ilvl="2" w:tentative="1">
+      <w:start w:val="1"/>
+      <w:numFmt w:val="bullet"/>
+      <w:lvlText w:val=""/>
+      <w:lvlJc w:val="left"/>
+      <w:pPr>
+        <w:tabs>
+          <w:tab w:val="num" w:pos="2160"/>
+        </w:tabs>
+        <w:ind w:left="2160" w:hanging="360"/>
+      </w:pPr>
+      <w:rPr>
+        <w:rFonts w:ascii="Wingdings" w:hAnsi="Wingdings" w:hint="default"/>
+        <w:sz w:val="20"/>
+      </w:rPr>
+    </w:lvl>
+    <w:lvl w:ilvl="3" w:tentative="1">
+      <w:start w:val="1"/>
+      <w:numFmt w:val="bullet"/>
+      <w:lvlText w:val=""/>
+      <w:lvlJc w:val="left"/>
+      <w:pPr>
+        <w:tabs>
+          <w:tab w:val="num" w:pos="2880"/>
+        </w:tabs>
+        <w:ind w:left="2880" w:hanging="360"/>
+      </w:pPr>
+      <w:rPr>
+        <w:rFonts w:ascii="Wingdings" w:hAnsi="Wingdings" w:hint="default"/>
+        <w:sz w:val="20"/>
+      </w:rPr>
+    </w:lvl>
+    <w:lvl w:ilvl="4" w:tentative="1">
+      <w:start w:val="1"/>
+      <w:numFmt w:val="bullet"/>
+      <w:lvlText w:val=""/>
+      <w:lvlJc w:val="left"/>
+      <w:pPr>
+        <w:tabs>
+          <w:tab w:val="num" w:pos="3600"/>
+        </w:tabs>
+        <w:ind w:left="3600" w:hanging="360"/>
+      </w:pPr>
+      <w:rPr>
+        <w:rFonts w:ascii="Wingdings" w:hAnsi="Wingdings" w:hint="default"/>
+        <w:sz w:val="20"/>
+      </w:rPr>
+    </w:lvl>
+    <w:lvl w:ilvl="5" w:tentative="1">
+      <w:start w:val="1"/>
+      <w:numFmt w:val="bullet"/>
+      <w:lvlText w:val=""/>
+      <w:lvlJc w:val="left"/>
+      <w:pPr>
+        <w:tabs>
+          <w:tab w:val="num" w:pos="4320"/>
+        </w:tabs>
+        <w:ind w:left="4320" w:hanging="360"/>
+      </w:pPr>
+      <w:rPr>
+        <w:rFonts w:ascii="Wingdings" w:hAnsi="Wingdings" w:hint="default"/>
+        <w:sz w:val="20"/>
+      </w:rPr>
+    </w:lvl>
+    <w:lvl w:ilvl="6" w:tentative="1">
+      <w:start w:val="1"/>
+      <w:numFmt w:val="bullet"/>
+      <w:lvlText w:val=""/>
+      <w:lvlJc w:val="left"/>
+      <w:pPr>
+        <w:tabs>
+          <w:tab w:val="num" w:pos="5040"/>
+        </w:tabs>
+        <w:ind w:left="5040" w:hanging="360"/>
+      </w:pPr>
+      <w:rPr>
+        <w:rFonts w:ascii="Wingdings" w:hAnsi="Wingdings" w:hint="default"/>
+        <w:sz w:val="20"/>
+      </w:rPr>
+    </w:lvl>
+    <w:lvl w:ilvl="7" w:tentative="1">
+      <w:start w:val="1"/>
+      <w:numFmt w:val="bullet"/>
+      <w:lvlText w:val=""/>
+      <w:lvlJc w:val="left"/>
+      <w:pPr>
+        <w:tabs>
+          <w:tab w:val="num" w:pos="5760"/>
+        </w:tabs>
+        <w:ind w:left="5760" w:hanging="360"/>
+      </w:pPr>
+      <w:rPr>
+        <w:rFonts w:ascii="Wingdings" w:hAnsi="Wingdings" w:hint="default"/>
+        <w:sz w:val="20"/>
+      </w:rPr>
+    </w:lvl>
+    <w:lvl w:ilvl="8" w:tentative="1">
+      <w:start w:val="1"/>
+      <w:numFmt w:val="bullet"/>
+      <w:lvlText w:val=""/>
+      <w:lvlJc w:val="left"/>
+      <w:pPr>
+        <w:tabs>
+          <w:tab w:val="num" w:pos="6480"/>
+        </w:tabs>
+        <w:ind w:left="6480" w:hanging="360"/>
+      </w:pPr>
+      <w:rPr>
+        <w:rFonts w:ascii="Wingdings" w:hAnsi="Wingdings" w:hint="default"/>
+        <w:sz w:val="20"/>
+      </w:rPr>
+    </w:lvl>
+  </w:abstractNum>
+  <w:abstractNum w:abstractNumId="4" w15:restartNumberingAfterBreak="0">
     <w:nsid w:val="590A21B2"/>
     <w:multiLevelType w:val="multilevel"/>
     <w:tmpl w:val="C0728E7A"/>
@@ -24511,41 +31906,172 @@
       </w:rPr>
     </w:lvl>
   </w:abstractNum>
+  <w:abstractNum w:abstractNumId="5" w15:restartNumberingAfterBreak="0">
+    <w:nsid w:val="59FF62AB"/>
+    <w:multiLevelType w:val="multilevel"/>
+    <w:tmpl w:val="21FAC7BA"/>
+    <w:lvl w:ilvl="0">
+      <w:start w:val="1"/>
+      <w:numFmt w:val="bullet"/>
+      <w:lvlText w:val=""/>
+      <w:lvlJc w:val="left"/>
+      <w:pPr>
+        <w:tabs>
+          <w:tab w:val="num" w:pos="720"/>
+        </w:tabs>
+        <w:ind w:left="720" w:hanging="360"/>
+      </w:pPr>
+      <w:rPr>
+        <w:rFonts w:ascii="Symbol" w:hAnsi="Symbol" w:hint="default"/>
+        <w:sz w:val="20"/>
+      </w:rPr>
+    </w:lvl>
+    <w:lvl w:ilvl="1" w:tentative="1">
+      <w:start w:val="1"/>
+      <w:numFmt w:val="bullet"/>
+      <w:lvlText w:val="o"/>
+      <w:lvlJc w:val="left"/>
+      <w:pPr>
+        <w:tabs>
+          <w:tab w:val="num" w:pos="1440"/>
+        </w:tabs>
+        <w:ind w:left="1440" w:hanging="360"/>
+      </w:pPr>
+      <w:rPr>
+        <w:rFonts w:ascii="Courier New" w:hAnsi="Courier New" w:hint="default"/>
+        <w:sz w:val="20"/>
+      </w:rPr>
+    </w:lvl>
+    <w:lvl w:ilvl="2" w:tentative="1">
+      <w:start w:val="1"/>
+      <w:numFmt w:val="bullet"/>
+      <w:lvlText w:val=""/>
+      <w:lvlJc w:val="left"/>
+      <w:pPr>
+        <w:tabs>
+          <w:tab w:val="num" w:pos="2160"/>
+        </w:tabs>
+        <w:ind w:left="2160" w:hanging="360"/>
+      </w:pPr>
+      <w:rPr>
+        <w:rFonts w:ascii="Wingdings" w:hAnsi="Wingdings" w:hint="default"/>
+        <w:sz w:val="20"/>
+      </w:rPr>
+    </w:lvl>
+    <w:lvl w:ilvl="3" w:tentative="1">
+      <w:start w:val="1"/>
+      <w:numFmt w:val="bullet"/>
+      <w:lvlText w:val=""/>
+      <w:lvlJc w:val="left"/>
+      <w:pPr>
+        <w:tabs>
+          <w:tab w:val="num" w:pos="2880"/>
+        </w:tabs>
+        <w:ind w:left="2880" w:hanging="360"/>
+      </w:pPr>
+      <w:rPr>
+        <w:rFonts w:ascii="Wingdings" w:hAnsi="Wingdings" w:hint="default"/>
+        <w:sz w:val="20"/>
+      </w:rPr>
+    </w:lvl>
+    <w:lvl w:ilvl="4" w:tentative="1">
+      <w:start w:val="1"/>
+      <w:numFmt w:val="bullet"/>
+      <w:lvlText w:val=""/>
+      <w:lvlJc w:val="left"/>
+      <w:pPr>
+        <w:tabs>
+          <w:tab w:val="num" w:pos="3600"/>
+        </w:tabs>
+        <w:ind w:left="3600" w:hanging="360"/>
+      </w:pPr>
+      <w:rPr>
+        <w:rFonts w:ascii="Wingdings" w:hAnsi="Wingdings" w:hint="default"/>
+        <w:sz w:val="20"/>
+      </w:rPr>
+    </w:lvl>
+    <w:lvl w:ilvl="5" w:tentative="1">
+      <w:start w:val="1"/>
+      <w:numFmt w:val="bullet"/>
+      <w:lvlText w:val=""/>
+      <w:lvlJc w:val="left"/>
+      <w:pPr>
+        <w:tabs>
+          <w:tab w:val="num" w:pos="4320"/>
+        </w:tabs>
+        <w:ind w:left="4320" w:hanging="360"/>
+      </w:pPr>
+      <w:rPr>
+        <w:rFonts w:ascii="Wingdings" w:hAnsi="Wingdings" w:hint="default"/>
+        <w:sz w:val="20"/>
+      </w:rPr>
+    </w:lvl>
+    <w:lvl w:ilvl="6" w:tentative="1">
+      <w:start w:val="1"/>
+      <w:numFmt w:val="bullet"/>
+      <w:lvlText w:val=""/>
+      <w:lvlJc w:val="left"/>
+      <w:pPr>
+        <w:tabs>
+          <w:tab w:val="num" w:pos="5040"/>
+        </w:tabs>
+        <w:ind w:left="5040" w:hanging="360"/>
+      </w:pPr>
+      <w:rPr>
+        <w:rFonts w:ascii="Wingdings" w:hAnsi="Wingdings" w:hint="default"/>
+        <w:sz w:val="20"/>
+      </w:rPr>
+    </w:lvl>
+    <w:lvl w:ilvl="7" w:tentative="1">
+      <w:start w:val="1"/>
+      <w:numFmt w:val="bullet"/>
+      <w:lvlText w:val=""/>
+      <w:lvlJc w:val="left"/>
+      <w:pPr>
+        <w:tabs>
+          <w:tab w:val="num" w:pos="5760"/>
+        </w:tabs>
+        <w:ind w:left="5760" w:hanging="360"/>
+      </w:pPr>
+      <w:rPr>
+        <w:rFonts w:ascii="Wingdings" w:hAnsi="Wingdings" w:hint="default"/>
+        <w:sz w:val="20"/>
+      </w:rPr>
+    </w:lvl>
+    <w:lvl w:ilvl="8" w:tentative="1">
+      <w:start w:val="1"/>
+      <w:numFmt w:val="bullet"/>
+      <w:lvlText w:val=""/>
+      <w:lvlJc w:val="left"/>
+      <w:pPr>
+        <w:tabs>
+          <w:tab w:val="num" w:pos="6480"/>
+        </w:tabs>
+        <w:ind w:left="6480" w:hanging="360"/>
+      </w:pPr>
+      <w:rPr>
+        <w:rFonts w:ascii="Wingdings" w:hAnsi="Wingdings" w:hint="default"/>
+        <w:sz w:val="20"/>
+      </w:rPr>
+    </w:lvl>
+  </w:abstractNum>
   <w:num w:numId="1" w16cid:durableId="1522743359">
-    <w:abstractNumId w:val="2"/>
-    <w:lvlOverride w:ilvl="0"/>
-    <w:lvlOverride w:ilvl="1"/>
-    <w:lvlOverride w:ilvl="2"/>
-    <w:lvlOverride w:ilvl="3"/>
-    <w:lvlOverride w:ilvl="4"/>
-    <w:lvlOverride w:ilvl="5"/>
-    <w:lvlOverride w:ilvl="6"/>
-    <w:lvlOverride w:ilvl="7"/>
-    <w:lvlOverride w:ilvl="8"/>
+    <w:abstractNumId w:val="4"/>
   </w:num>
   <w:num w:numId="2" w16cid:durableId="851994055">
     <w:abstractNumId w:val="0"/>
-    <w:lvlOverride w:ilvl="0"/>
-    <w:lvlOverride w:ilvl="1"/>
-    <w:lvlOverride w:ilvl="2"/>
-    <w:lvlOverride w:ilvl="3"/>
-    <w:lvlOverride w:ilvl="4"/>
-    <w:lvlOverride w:ilvl="5"/>
-    <w:lvlOverride w:ilvl="6"/>
-    <w:lvlOverride w:ilvl="7"/>
-    <w:lvlOverride w:ilvl="8"/>
   </w:num>
   <w:num w:numId="3" w16cid:durableId="1077215417">
     <w:abstractNumId w:val="1"/>
-    <w:lvlOverride w:ilvl="0"/>
-    <w:lvlOverride w:ilvl="1"/>
-    <w:lvlOverride w:ilvl="2"/>
-    <w:lvlOverride w:ilvl="3"/>
-    <w:lvlOverride w:ilvl="4"/>
-    <w:lvlOverride w:ilvl="5"/>
-    <w:lvlOverride w:ilvl="6"/>
-    <w:lvlOverride w:ilvl="7"/>
-    <w:lvlOverride w:ilvl="8"/>
+  </w:num>
+  <w:num w:numId="4" w16cid:durableId="1471243375">
+    <w:abstractNumId w:val="5"/>
+  </w:num>
+  <w:num w:numId="5" w16cid:durableId="1313560209">
+    <w:abstractNumId w:val="2"/>
+  </w:num>
+  <w:num w:numId="6" w16cid:durableId="1771706011">
+    <w:abstractNumId w:val="3"/>
   </w:num>
 </w:numbering>
 </file>
@@ -25001,7 +32527,6 @@
     <w:next w:val="Normal"/>
     <w:link w:val="Heading3Char"/>
     <w:uiPriority w:val="9"/>
-    <w:semiHidden/>
     <w:unhideWhenUsed/>
     <w:qFormat/>
     <w:rsid w:val="00713B42"/>
@@ -25208,7 +32733,6 @@
     <w:basedOn w:val="DefaultParagraphFont"/>
     <w:link w:val="Heading3"/>
     <w:uiPriority w:val="9"/>
-    <w:semiHidden/>
     <w:rsid w:val="00713B42"/>
     <w:rPr>
       <w:rFonts w:eastAsiaTheme="majorEastAsia" w:cstheme="majorBidi"/>
